--- a/TFG_Kubernetes.docx
+++ b/TFG_Kubernetes.docx
@@ -691,134 +691,188 @@
           <w:lang w:val="es-ES"/>
         </w:rPr>
         <w:lastRenderedPageBreak/>
-        <w:t>Configuración de reglas de entrada</w:t>
-      </w:r>
+        <w:t xml:space="preserve">Configuración de </w:t>
+      </w:r>
+      <w:proofErr w:type="spellStart"/>
+      <w:r>
+        <w:rPr>
+          <w:lang w:val="es-ES"/>
+        </w:rPr>
+        <w:t>redis</w:t>
+      </w:r>
+      <w:proofErr w:type="spellEnd"/>
     </w:p>
     <w:p>
-      <w:r>
-        <w:rPr>
-          <w:lang w:val="es-ES"/>
-        </w:rPr>
-        <w:t xml:space="preserve">Se creó un recurso </w:t>
-      </w:r>
-      <w:proofErr w:type="spellStart"/>
-      <w:r>
-        <w:rPr>
-          <w:lang w:val="es-ES"/>
-        </w:rPr>
-        <w:t>Ingress</w:t>
-      </w:r>
-      <w:proofErr w:type="spellEnd"/>
-      <w:r>
-        <w:rPr>
-          <w:lang w:val="es-ES"/>
-        </w:rPr>
-        <w:t xml:space="preserve"> encargado de redirigir las peticiones hacia el servicio Apache.</w:t>
-      </w:r>
-      <w:r>
-        <w:rPr>
-          <w:lang w:val="es-ES"/>
-        </w:rPr>
-        <w:br/>
-      </w:r>
-      <w:r>
-        <w:rPr>
-          <w:lang w:val="es-ES"/>
-        </w:rPr>
-        <w:br/>
-      </w:r>
-      <w:proofErr w:type="spellStart"/>
-      <w:r>
-        <w:t>Archivo</w:t>
-      </w:r>
-      <w:proofErr w:type="spellEnd"/>
-      <w:r>
-        <w:t xml:space="preserve"> </w:t>
-      </w:r>
-      <w:proofErr w:type="spellStart"/>
-      <w:r>
-        <w:t>ingress.yaml</w:t>
-      </w:r>
-      <w:proofErr w:type="spellEnd"/>
-      <w:r>
-        <w:br/>
-      </w:r>
-      <w:r>
-        <w:br/>
-      </w:r>
-      <w:proofErr w:type="spellStart"/>
-      <w:r>
-        <w:t>apiVersion</w:t>
-      </w:r>
-      <w:proofErr w:type="spellEnd"/>
-      <w:r>
-        <w:t>: networking.k8s.io/v1</w:t>
-      </w:r>
-      <w:r>
-        <w:br/>
-        <w:t>kind: Ingress</w:t>
-      </w:r>
-      <w:r>
-        <w:br/>
-        <w:t>metadata:</w:t>
-      </w:r>
-      <w:r>
-        <w:br/>
-        <w:t xml:space="preserve">  name: apache-ingress</w:t>
-      </w:r>
-      <w:r>
-        <w:br/>
-        <w:t>spec:</w:t>
-      </w:r>
-      <w:r>
-        <w:br/>
-        <w:t xml:space="preserve">  ingressClassName: nginx</w:t>
-      </w:r>
-      <w:r>
-        <w:br/>
-        <w:t xml:space="preserve">  rules:</w:t>
-      </w:r>
-      <w:r>
-        <w:br/>
-        <w:t xml:space="preserve">    - http:</w:t>
-      </w:r>
-      <w:r>
-        <w:br/>
-        <w:t xml:space="preserve">        paths:</w:t>
-      </w:r>
-      <w:r>
-        <w:br/>
-        <w:t xml:space="preserve">          - path: /</w:t>
-      </w:r>
-      <w:r>
-        <w:br/>
-        <w:t xml:space="preserve">            pathType: Prefix</w:t>
-      </w:r>
-      <w:r>
-        <w:br/>
-        <w:t xml:space="preserve">            backend:</w:t>
-      </w:r>
-      <w:r>
-        <w:br/>
-        <w:t xml:space="preserve">              service:</w:t>
-      </w:r>
-      <w:r>
-        <w:br/>
-        <w:t xml:space="preserve">                name: apache-service</w:t>
-      </w:r>
-      <w:r>
-        <w:br/>
-        <w:t xml:space="preserve">                port:</w:t>
-      </w:r>
-      <w:r>
-        <w:br/>
-        <w:t xml:space="preserve">                  number: 80</w:t>
-      </w:r>
-      <w:r>
-        <w:br/>
+      <w:pPr>
+        <w:rPr>
+          <w:lang w:val="es-ES"/>
+        </w:rPr>
+      </w:pPr>
+      <w:r>
+        <w:rPr>
+          <w:lang w:val="es-ES"/>
+        </w:rPr>
+        <w:t xml:space="preserve">Este es un servicio que permite el uso de </w:t>
+      </w:r>
+      <w:proofErr w:type="spellStart"/>
+      <w:r>
+        <w:rPr>
+          <w:lang w:val="es-ES"/>
+        </w:rPr>
+        <w:t>sessions</w:t>
+      </w:r>
+      <w:proofErr w:type="spellEnd"/>
+      <w:r>
+        <w:rPr>
+          <w:lang w:val="es-ES"/>
+        </w:rPr>
+        <w:t xml:space="preserve"> de </w:t>
+      </w:r>
+      <w:proofErr w:type="spellStart"/>
+      <w:r>
+        <w:rPr>
+          <w:lang w:val="es-ES"/>
+        </w:rPr>
+        <w:t>php</w:t>
+      </w:r>
+      <w:proofErr w:type="spellEnd"/>
+      <w:r>
+        <w:rPr>
+          <w:lang w:val="es-ES"/>
+        </w:rPr>
+        <w:t xml:space="preserve"> de </w:t>
+      </w:r>
+      <w:proofErr w:type="spellStart"/>
+      <w:r>
+        <w:rPr>
+          <w:lang w:val="es-ES"/>
+        </w:rPr>
+        <w:t>foma</w:t>
+      </w:r>
+      <w:proofErr w:type="spellEnd"/>
+      <w:r>
+        <w:rPr>
+          <w:lang w:val="es-ES"/>
+        </w:rPr>
+        <w:t xml:space="preserve"> local, permitiendo </w:t>
+      </w:r>
+      <w:r>
+        <w:rPr>
+          <w:lang w:val="es-ES"/>
+        </w:rPr>
+        <w:t>así</w:t>
+      </w:r>
+      <w:r>
+        <w:rPr>
+          <w:lang w:val="es-ES"/>
+        </w:rPr>
+        <w:t xml:space="preserve"> una carga de datos más </w:t>
+      </w:r>
+      <w:r>
+        <w:rPr>
+          <w:lang w:val="es-ES"/>
+        </w:rPr>
+        <w:t>rápida</w:t>
+      </w:r>
+      <w:r>
+        <w:rPr>
+          <w:lang w:val="es-ES"/>
+        </w:rPr>
+        <w:t xml:space="preserve"> y </w:t>
+      </w:r>
+      <w:r>
+        <w:rPr>
+          <w:lang w:val="es-ES"/>
+        </w:rPr>
+        <w:t>así</w:t>
+      </w:r>
+      <w:r>
+        <w:rPr>
+          <w:lang w:val="es-ES"/>
+        </w:rPr>
+        <w:t xml:space="preserve"> no guardándolas en el NFS, además permite la eliminación automática de </w:t>
+      </w:r>
+      <w:proofErr w:type="spellStart"/>
+      <w:r>
+        <w:rPr>
+          <w:lang w:val="es-ES"/>
+        </w:rPr>
+        <w:t>sessions</w:t>
+      </w:r>
+      <w:proofErr w:type="spellEnd"/>
+      <w:r>
+        <w:rPr>
+          <w:lang w:val="es-ES"/>
+        </w:rPr>
+        <w:t>.</w:t>
       </w:r>
     </w:p>
     <w:p>
+      <w:r>
+        <w:t xml:space="preserve">helm install </w:t>
+      </w:r>
+      <w:proofErr w:type="spellStart"/>
+      <w:r>
+        <w:t>redis</w:t>
+      </w:r>
+      <w:proofErr w:type="spellEnd"/>
+      <w:r>
+        <w:t xml:space="preserve"> </w:t>
+      </w:r>
+      <w:proofErr w:type="spellStart"/>
+      <w:r>
+        <w:t>bitnami</w:t>
+      </w:r>
+      <w:proofErr w:type="spellEnd"/>
+      <w:r>
+        <w:t>/</w:t>
+      </w:r>
+      <w:proofErr w:type="spellStart"/>
+      <w:r>
+        <w:t>redis</w:t>
+      </w:r>
+      <w:proofErr w:type="spellEnd"/>
+      <w:r>
+        <w:t xml:space="preserve"> \</w:t>
+      </w:r>
+    </w:p>
+    <w:p>
+      <w:r>
+        <w:t xml:space="preserve">  --set architecture=standalone \</w:t>
+      </w:r>
+    </w:p>
+    <w:p>
+      <w:r>
+        <w:t xml:space="preserve">  --set </w:t>
+      </w:r>
+      <w:proofErr w:type="spellStart"/>
+      <w:proofErr w:type="gramStart"/>
+      <w:r>
+        <w:t>auth.enabled</w:t>
+      </w:r>
+      <w:proofErr w:type="spellEnd"/>
+      <w:proofErr w:type="gramEnd"/>
+      <w:r>
+        <w:t>=false \</w:t>
+      </w:r>
+    </w:p>
+    <w:p>
+      <w:r>
+        <w:t xml:space="preserve">  --set </w:t>
+      </w:r>
+      <w:proofErr w:type="spellStart"/>
+      <w:proofErr w:type="gramStart"/>
+      <w:r>
+        <w:t>master.persistence</w:t>
+      </w:r>
+      <w:proofErr w:type="gramEnd"/>
+      <w:r>
+        <w:t>.enabled</w:t>
+      </w:r>
+      <w:proofErr w:type="spellEnd"/>
+      <w:r>
+        <w:t>=false</w:t>
+      </w:r>
       <w:r>
         <w:br w:type="page"/>
       </w:r>
@@ -835,7 +889,7 @@
           <w:lang w:val="es-ES"/>
         </w:rPr>
         <w:lastRenderedPageBreak/>
-        <w:t>Configuración del almacenamiento persistente</w:t>
+        <w:t>Configuración de reglas de entrada</w:t>
       </w:r>
     </w:p>
     <w:p>
@@ -843,39 +897,6 @@
         <w:rPr>
           <w:lang w:val="es-ES"/>
         </w:rPr>
-        <w:t>Con el objetivo de mantener persistencia de datos entre reinicios de contenedores se utilizó un servidor NFS compartido.</w:t>
-      </w:r>
-      <w:r>
-        <w:rPr>
-          <w:lang w:val="es-ES"/>
-        </w:rPr>
-        <w:br/>
-      </w:r>
-      <w:r>
-        <w:rPr>
-          <w:lang w:val="es-ES"/>
-        </w:rPr>
-        <w:br/>
-      </w:r>
-      <w:proofErr w:type="spellStart"/>
-      <w:r>
-        <w:rPr>
-          <w:lang w:val="es-ES"/>
-        </w:rPr>
-        <w:t>PersistentVolume</w:t>
-      </w:r>
-      <w:proofErr w:type="spellEnd"/>
-      <w:r>
-        <w:rPr>
-          <w:lang w:val="es-ES"/>
-        </w:rPr>
-        <w:br/>
-      </w:r>
-      <w:r>
-        <w:rPr>
-          <w:lang w:val="es-ES"/>
-        </w:rPr>
-        <w:br/>
         <w:t xml:space="preserve">Se creó un recurso </w:t>
       </w:r>
       <w:proofErr w:type="spellStart"/>
@@ -883,14 +904,14 @@
         <w:rPr>
           <w:lang w:val="es-ES"/>
         </w:rPr>
-        <w:t>PersistentVolume</w:t>
-      </w:r>
-      <w:proofErr w:type="spellEnd"/>
-      <w:r>
-        <w:rPr>
-          <w:lang w:val="es-ES"/>
-        </w:rPr>
-        <w:t xml:space="preserve"> asociado al servidor NFS.</w:t>
+        <w:t>Ingress</w:t>
+      </w:r>
+      <w:proofErr w:type="spellEnd"/>
+      <w:r>
+        <w:rPr>
+          <w:lang w:val="es-ES"/>
+        </w:rPr>
+        <w:t xml:space="preserve"> encargado de redirigir las peticiones hacia el servicio Apache.</w:t>
       </w:r>
       <w:r>
         <w:rPr>
@@ -913,10 +934,12 @@
         <w:t xml:space="preserve"> </w:t>
       </w:r>
       <w:proofErr w:type="spellStart"/>
-      <w:r>
-        <w:t>pv-nfs.yaml</w:t>
-      </w:r>
-      <w:proofErr w:type="spellEnd"/>
+      <w:proofErr w:type="gramStart"/>
+      <w:r>
+        <w:t>ingress.yaml</w:t>
+      </w:r>
+      <w:proofErr w:type="spellEnd"/>
+      <w:proofErr w:type="gramEnd"/>
       <w:r>
         <w:br/>
       </w:r>
@@ -929,11 +952,11 @@
       </w:r>
       <w:proofErr w:type="spellEnd"/>
       <w:r>
-        <w:t>: v1</w:t>
-      </w:r>
-      <w:r>
-        <w:br/>
-        <w:t>kind: PersistentVolume</w:t>
+        <w:t>: networking.k8s.io/v1</w:t>
+      </w:r>
+      <w:r>
+        <w:br/>
+        <w:t>kind: Ingress</w:t>
       </w:r>
       <w:r>
         <w:br/>
@@ -941,7 +964,7 @@
       </w:r>
       <w:r>
         <w:br/>
-        <w:t xml:space="preserve">  name: apache-nfs-pv</w:t>
+        <w:t xml:space="preserve">  name: apache-ingress</w:t>
       </w:r>
       <w:r>
         <w:br/>
@@ -949,39 +972,47 @@
       </w:r>
       <w:r>
         <w:br/>
-        <w:t xml:space="preserve">  capacity:</w:t>
-      </w:r>
-      <w:r>
-        <w:br/>
-        <w:t xml:space="preserve">    storage: 20Gi</w:t>
-      </w:r>
-      <w:r>
-        <w:br/>
-        <w:t xml:space="preserve">  volumeMode: Filesystem</w:t>
-      </w:r>
-      <w:r>
-        <w:br/>
-        <w:t xml:space="preserve">  accessModes:</w:t>
-      </w:r>
-      <w:r>
-        <w:br/>
-        <w:t xml:space="preserve">    - ReadWriteMany</w:t>
-      </w:r>
-      <w:r>
-        <w:br/>
-        <w:t xml:space="preserve">  persistentVolumeReclaimPolicy: Retain</w:t>
-      </w:r>
-      <w:r>
-        <w:br/>
-        <w:t xml:space="preserve">  nfs:</w:t>
-      </w:r>
-      <w:r>
-        <w:br/>
-        <w:t xml:space="preserve">    server: &lt;NFS_SERVER_IP&gt;</w:t>
-      </w:r>
-      <w:r>
-        <w:br/>
-        <w:t xml:space="preserve">    path: /srv/nfs/data-kubernetes/apache/hospital</w:t>
+        <w:t xml:space="preserve">  ingressClassName: nginx</w:t>
+      </w:r>
+      <w:r>
+        <w:br/>
+        <w:t xml:space="preserve">  rules:</w:t>
+      </w:r>
+      <w:r>
+        <w:br/>
+        <w:t xml:space="preserve">    - http:</w:t>
+      </w:r>
+      <w:r>
+        <w:br/>
+        <w:t xml:space="preserve">        paths:</w:t>
+      </w:r>
+      <w:r>
+        <w:br/>
+        <w:t xml:space="preserve">          - path: /</w:t>
+      </w:r>
+      <w:r>
+        <w:br/>
+        <w:t xml:space="preserve">            pathType: Prefix</w:t>
+      </w:r>
+      <w:r>
+        <w:br/>
+        <w:t xml:space="preserve">            backend:</w:t>
+      </w:r>
+      <w:r>
+        <w:br/>
+        <w:t xml:space="preserve">              service:</w:t>
+      </w:r>
+      <w:r>
+        <w:br/>
+        <w:t xml:space="preserve">                name: apache-service</w:t>
+      </w:r>
+      <w:r>
+        <w:br/>
+        <w:t xml:space="preserve">                port:</w:t>
+      </w:r>
+      <w:r>
+        <w:br/>
+        <w:t xml:space="preserve">                  number: 80</w:t>
       </w:r>
       <w:r>
         <w:br/>
@@ -999,497 +1030,165 @@
           <w:lang w:val="es-ES"/>
         </w:rPr>
       </w:pPr>
-      <w:proofErr w:type="spellStart"/>
       <w:r>
         <w:rPr>
           <w:lang w:val="es-ES"/>
         </w:rPr>
         <w:lastRenderedPageBreak/>
-        <w:t>PersistentVolumeClaim</w:t>
-      </w:r>
-      <w:proofErr w:type="spellEnd"/>
+        <w:t>Configuración del almacenamiento persistente</w:t>
+      </w:r>
     </w:p>
     <w:p>
-      <w:pPr>
-        <w:rPr>
-          <w:lang w:val="es-ES"/>
-        </w:rPr>
-      </w:pPr>
-      <w:r>
-        <w:rPr>
-          <w:lang w:val="es-ES"/>
-        </w:rPr>
-        <w:t xml:space="preserve">El recurso </w:t>
-      </w:r>
-      <w:proofErr w:type="spellStart"/>
-      <w:r>
-        <w:rPr>
-          <w:lang w:val="es-ES"/>
-        </w:rPr>
-        <w:t>PersistentVolumeClaim</w:t>
-      </w:r>
-      <w:proofErr w:type="spellEnd"/>
-      <w:r>
-        <w:rPr>
-          <w:lang w:val="es-ES"/>
-        </w:rPr>
-        <w:t xml:space="preserve"> permite a los </w:t>
-      </w:r>
-      <w:proofErr w:type="spellStart"/>
-      <w:r>
-        <w:rPr>
-          <w:lang w:val="es-ES"/>
-        </w:rPr>
-        <w:t>pods</w:t>
-      </w:r>
-      <w:proofErr w:type="spellEnd"/>
-      <w:r>
-        <w:rPr>
-          <w:lang w:val="es-ES"/>
-        </w:rPr>
-        <w:t xml:space="preserve"> solicitar almacenamiento persistente.</w:t>
-      </w:r>
-      <w:r>
-        <w:rPr>
-          <w:lang w:val="es-ES"/>
-        </w:rPr>
-        <w:br/>
-      </w:r>
-      <w:r>
-        <w:rPr>
-          <w:lang w:val="es-ES"/>
-        </w:rPr>
-        <w:br/>
-        <w:t xml:space="preserve">Archivo </w:t>
-      </w:r>
-      <w:proofErr w:type="spellStart"/>
-      <w:r>
-        <w:rPr>
-          <w:lang w:val="es-ES"/>
-        </w:rPr>
-        <w:t>pvc-nfs.yaml</w:t>
-      </w:r>
-      <w:proofErr w:type="spellEnd"/>
-      <w:r>
-        <w:rPr>
-          <w:lang w:val="es-ES"/>
-        </w:rPr>
-        <w:br/>
-      </w:r>
-      <w:r>
-        <w:rPr>
-          <w:lang w:val="es-ES"/>
-        </w:rPr>
-        <w:br/>
-      </w:r>
-      <w:proofErr w:type="spellStart"/>
-      <w:r>
-        <w:rPr>
-          <w:lang w:val="es-ES"/>
-        </w:rPr>
+      <w:r>
+        <w:rPr>
+          <w:lang w:val="es-ES"/>
+        </w:rPr>
+        <w:t>Con el objetivo de mantener persistencia de datos entre reinicios de contenedores se utilizó un servidor NFS compartido.</w:t>
+      </w:r>
+      <w:r>
+        <w:rPr>
+          <w:lang w:val="es-ES"/>
+        </w:rPr>
+        <w:br/>
+      </w:r>
+      <w:r>
+        <w:rPr>
+          <w:lang w:val="es-ES"/>
+        </w:rPr>
+        <w:br/>
+      </w:r>
+      <w:proofErr w:type="spellStart"/>
+      <w:r>
+        <w:rPr>
+          <w:lang w:val="es-ES"/>
+        </w:rPr>
+        <w:t>PersistentVolume</w:t>
+      </w:r>
+      <w:proofErr w:type="spellEnd"/>
+      <w:r>
+        <w:rPr>
+          <w:lang w:val="es-ES"/>
+        </w:rPr>
+        <w:br/>
+      </w:r>
+      <w:r>
+        <w:rPr>
+          <w:lang w:val="es-ES"/>
+        </w:rPr>
+        <w:br/>
+        <w:t xml:space="preserve">Se creó un recurso </w:t>
+      </w:r>
+      <w:proofErr w:type="spellStart"/>
+      <w:r>
+        <w:rPr>
+          <w:lang w:val="es-ES"/>
+        </w:rPr>
+        <w:t>PersistentVolume</w:t>
+      </w:r>
+      <w:proofErr w:type="spellEnd"/>
+      <w:r>
+        <w:rPr>
+          <w:lang w:val="es-ES"/>
+        </w:rPr>
+        <w:t xml:space="preserve"> asociado al servidor NFS.</w:t>
+      </w:r>
+      <w:r>
+        <w:rPr>
+          <w:lang w:val="es-ES"/>
+        </w:rPr>
+        <w:br/>
+      </w:r>
+      <w:r>
+        <w:rPr>
+          <w:lang w:val="es-ES"/>
+        </w:rPr>
+        <w:br/>
+      </w:r>
+      <w:proofErr w:type="spellStart"/>
+      <w:r>
+        <w:t>Archivo</w:t>
+      </w:r>
+      <w:proofErr w:type="spellEnd"/>
+      <w:r>
+        <w:t xml:space="preserve"> </w:t>
+      </w:r>
+      <w:proofErr w:type="spellStart"/>
+      <w:r>
+        <w:t>pv-nfs.yaml</w:t>
+      </w:r>
+      <w:proofErr w:type="spellEnd"/>
+      <w:r>
+        <w:br/>
+      </w:r>
+      <w:r>
+        <w:br/>
+      </w:r>
+      <w:proofErr w:type="spellStart"/>
+      <w:r>
         <w:t>apiVersion</w:t>
       </w:r>
       <w:proofErr w:type="spellEnd"/>
       <w:r>
-        <w:rPr>
-          <w:lang w:val="es-ES"/>
-        </w:rPr>
         <w:t>: v1</w:t>
       </w:r>
       <w:r>
-        <w:rPr>
-          <w:lang w:val="es-ES"/>
-        </w:rPr>
-        <w:br/>
-      </w:r>
-      <w:proofErr w:type="spellStart"/>
-      <w:r>
-        <w:rPr>
-          <w:lang w:val="es-ES"/>
-        </w:rPr>
-        <w:t>kind</w:t>
-      </w:r>
-      <w:proofErr w:type="spellEnd"/>
-      <w:r>
-        <w:rPr>
-          <w:lang w:val="es-ES"/>
-        </w:rPr>
-        <w:t xml:space="preserve">: </w:t>
-      </w:r>
-      <w:proofErr w:type="spellStart"/>
-      <w:r>
-        <w:rPr>
-          <w:lang w:val="es-ES"/>
-        </w:rPr>
-        <w:t>PersistentVolumeClaim</w:t>
-      </w:r>
-      <w:proofErr w:type="spellEnd"/>
-      <w:r>
-        <w:rPr>
-          <w:lang w:val="es-ES"/>
-        </w:rPr>
-        <w:br/>
-      </w:r>
-      <w:proofErr w:type="spellStart"/>
-      <w:r>
-        <w:rPr>
-          <w:lang w:val="es-ES"/>
-        </w:rPr>
-        <w:t>metadata</w:t>
-      </w:r>
-      <w:proofErr w:type="spellEnd"/>
-      <w:r>
-        <w:rPr>
-          <w:lang w:val="es-ES"/>
-        </w:rPr>
-        <w:t>:</w:t>
-      </w:r>
-      <w:r>
-        <w:rPr>
-          <w:lang w:val="es-ES"/>
-        </w:rPr>
-        <w:br/>
-        <w:t xml:space="preserve">  </w:t>
-      </w:r>
-      <w:proofErr w:type="spellStart"/>
-      <w:r>
-        <w:rPr>
-          <w:lang w:val="es-ES"/>
-        </w:rPr>
-        <w:t>name</w:t>
-      </w:r>
-      <w:proofErr w:type="spellEnd"/>
-      <w:r>
-        <w:rPr>
-          <w:lang w:val="es-ES"/>
-        </w:rPr>
-        <w:t>: apache-</w:t>
-      </w:r>
-      <w:proofErr w:type="spellStart"/>
-      <w:r>
-        <w:rPr>
-          <w:lang w:val="es-ES"/>
-        </w:rPr>
-        <w:t>nfs</w:t>
-      </w:r>
-      <w:proofErr w:type="spellEnd"/>
-      <w:r>
-        <w:rPr>
-          <w:lang w:val="es-ES"/>
-        </w:rPr>
-        <w:t>-</w:t>
-      </w:r>
-      <w:proofErr w:type="spellStart"/>
-      <w:r>
-        <w:rPr>
-          <w:lang w:val="es-ES"/>
-        </w:rPr>
-        <w:t>pvc</w:t>
-      </w:r>
-      <w:proofErr w:type="spellEnd"/>
-      <w:r>
-        <w:rPr>
-          <w:lang w:val="es-ES"/>
-        </w:rPr>
-        <w:br/>
-      </w:r>
-      <w:proofErr w:type="spellStart"/>
-      <w:r>
-        <w:rPr>
-          <w:lang w:val="es-ES"/>
-        </w:rPr>
-        <w:t>spec</w:t>
-      </w:r>
-      <w:proofErr w:type="spellEnd"/>
-      <w:r>
-        <w:rPr>
-          <w:lang w:val="es-ES"/>
-        </w:rPr>
-        <w:t>:</w:t>
-      </w:r>
-      <w:r>
-        <w:rPr>
-          <w:lang w:val="es-ES"/>
-        </w:rPr>
-        <w:br/>
-        <w:t xml:space="preserve">  </w:t>
-      </w:r>
-      <w:proofErr w:type="spellStart"/>
-      <w:r>
-        <w:rPr>
-          <w:lang w:val="es-ES"/>
-        </w:rPr>
-        <w:t>storageClassName</w:t>
-      </w:r>
-      <w:proofErr w:type="spellEnd"/>
-      <w:r>
-        <w:rPr>
-          <w:lang w:val="es-ES"/>
-        </w:rPr>
-        <w:t>: ""</w:t>
-      </w:r>
-      <w:r>
-        <w:rPr>
-          <w:lang w:val="es-ES"/>
-        </w:rPr>
-        <w:br/>
-        <w:t xml:space="preserve">  </w:t>
-      </w:r>
-      <w:proofErr w:type="spellStart"/>
-      <w:r>
-        <w:rPr>
-          <w:lang w:val="es-ES"/>
-        </w:rPr>
-        <w:t>volumeName</w:t>
-      </w:r>
-      <w:proofErr w:type="spellEnd"/>
-      <w:r>
-        <w:rPr>
-          <w:lang w:val="es-ES"/>
-        </w:rPr>
-        <w:t>: apache-</w:t>
-      </w:r>
-      <w:proofErr w:type="spellStart"/>
-      <w:r>
-        <w:rPr>
-          <w:lang w:val="es-ES"/>
-        </w:rPr>
-        <w:t>nfs</w:t>
-      </w:r>
-      <w:proofErr w:type="spellEnd"/>
-      <w:r>
-        <w:rPr>
-          <w:lang w:val="es-ES"/>
-        </w:rPr>
-        <w:t>-</w:t>
-      </w:r>
-      <w:proofErr w:type="spellStart"/>
-      <w:r>
-        <w:rPr>
-          <w:lang w:val="es-ES"/>
-        </w:rPr>
-        <w:t>pv</w:t>
-      </w:r>
-      <w:proofErr w:type="spellEnd"/>
-      <w:r>
-        <w:rPr>
-          <w:lang w:val="es-ES"/>
-        </w:rPr>
-        <w:br/>
-        <w:t xml:space="preserve">  </w:t>
-      </w:r>
-      <w:proofErr w:type="spellStart"/>
-      <w:r>
-        <w:rPr>
-          <w:lang w:val="es-ES"/>
-        </w:rPr>
-        <w:t>accessModes</w:t>
-      </w:r>
-      <w:proofErr w:type="spellEnd"/>
-      <w:r>
-        <w:rPr>
-          <w:lang w:val="es-ES"/>
-        </w:rPr>
-        <w:t>:</w:t>
-      </w:r>
-      <w:r>
-        <w:rPr>
-          <w:lang w:val="es-ES"/>
-        </w:rPr>
-        <w:br/>
-        <w:t xml:space="preserve">    - </w:t>
-      </w:r>
-      <w:proofErr w:type="spellStart"/>
-      <w:r>
-        <w:rPr>
-          <w:lang w:val="es-ES"/>
-        </w:rPr>
-        <w:t>ReadWriteMany</w:t>
-      </w:r>
-      <w:proofErr w:type="spellEnd"/>
-      <w:r>
-        <w:rPr>
-          <w:lang w:val="es-ES"/>
-        </w:rPr>
-        <w:br/>
-        <w:t xml:space="preserve">  </w:t>
-      </w:r>
-      <w:proofErr w:type="spellStart"/>
-      <w:r>
-        <w:rPr>
-          <w:lang w:val="es-ES"/>
-        </w:rPr>
-        <w:t>resources</w:t>
-      </w:r>
-      <w:proofErr w:type="spellEnd"/>
-      <w:r>
-        <w:rPr>
-          <w:lang w:val="es-ES"/>
-        </w:rPr>
-        <w:t>:</w:t>
-      </w:r>
-      <w:r>
-        <w:rPr>
-          <w:lang w:val="es-ES"/>
-        </w:rPr>
-        <w:br/>
-        <w:t xml:space="preserve">    </w:t>
-      </w:r>
-      <w:proofErr w:type="spellStart"/>
-      <w:r>
-        <w:rPr>
-          <w:lang w:val="es-ES"/>
-        </w:rPr>
-        <w:t>requests</w:t>
-      </w:r>
-      <w:proofErr w:type="spellEnd"/>
-      <w:r>
-        <w:rPr>
-          <w:lang w:val="es-ES"/>
-        </w:rPr>
-        <w:t>:</w:t>
-      </w:r>
-      <w:r>
-        <w:rPr>
-          <w:lang w:val="es-ES"/>
-        </w:rPr>
-        <w:br/>
-        <w:t xml:space="preserve">      </w:t>
-      </w:r>
-      <w:proofErr w:type="spellStart"/>
-      <w:r>
-        <w:rPr>
-          <w:lang w:val="es-ES"/>
-        </w:rPr>
-        <w:t>storage</w:t>
-      </w:r>
-      <w:proofErr w:type="spellEnd"/>
-      <w:r>
-        <w:rPr>
-          <w:lang w:val="es-ES"/>
-        </w:rPr>
-        <w:t>: 20Gi</w:t>
-      </w:r>
-      <w:r>
-        <w:rPr>
-          <w:lang w:val="es-ES"/>
-        </w:rPr>
-        <w:br/>
-      </w:r>
-      <w:r>
-        <w:rPr>
-          <w:lang w:val="es-ES"/>
-        </w:rPr>
-        <w:br/>
-        <w:t>Aplicación de los recursos:</w:t>
-      </w:r>
-      <w:r>
-        <w:rPr>
-          <w:lang w:val="es-ES"/>
-        </w:rPr>
-        <w:br/>
-      </w:r>
-      <w:r>
-        <w:rPr>
-          <w:lang w:val="es-ES"/>
-        </w:rPr>
-        <w:br/>
-      </w:r>
-      <w:proofErr w:type="spellStart"/>
-      <w:r>
-        <w:rPr>
-          <w:lang w:val="es-ES"/>
-        </w:rPr>
-        <w:t>kubectl</w:t>
-      </w:r>
-      <w:proofErr w:type="spellEnd"/>
-      <w:r>
-        <w:rPr>
-          <w:lang w:val="es-ES"/>
-        </w:rPr>
-        <w:t xml:space="preserve"> </w:t>
-      </w:r>
-      <w:proofErr w:type="spellStart"/>
-      <w:r>
-        <w:rPr>
-          <w:lang w:val="es-ES"/>
-        </w:rPr>
-        <w:t>apply</w:t>
-      </w:r>
-      <w:proofErr w:type="spellEnd"/>
-      <w:r>
-        <w:rPr>
-          <w:lang w:val="es-ES"/>
-        </w:rPr>
-        <w:t xml:space="preserve"> -f </w:t>
-      </w:r>
-      <w:proofErr w:type="spellStart"/>
-      <w:r>
-        <w:rPr>
-          <w:lang w:val="es-ES"/>
-        </w:rPr>
-        <w:t>pv-nfs.yaml</w:t>
-      </w:r>
-      <w:proofErr w:type="spellEnd"/>
-      <w:r>
-        <w:rPr>
-          <w:lang w:val="es-ES"/>
-        </w:rPr>
-        <w:br/>
-      </w:r>
-      <w:proofErr w:type="spellStart"/>
-      <w:r>
-        <w:rPr>
-          <w:lang w:val="es-ES"/>
-        </w:rPr>
-        <w:t>kubectl</w:t>
-      </w:r>
-      <w:proofErr w:type="spellEnd"/>
-      <w:r>
-        <w:rPr>
-          <w:lang w:val="es-ES"/>
-        </w:rPr>
-        <w:t xml:space="preserve"> </w:t>
-      </w:r>
-      <w:proofErr w:type="spellStart"/>
-      <w:r>
-        <w:rPr>
-          <w:lang w:val="es-ES"/>
-        </w:rPr>
-        <w:t>apply</w:t>
-      </w:r>
-      <w:proofErr w:type="spellEnd"/>
-      <w:r>
-        <w:rPr>
-          <w:lang w:val="es-ES"/>
-        </w:rPr>
-        <w:t xml:space="preserve"> -f </w:t>
-      </w:r>
-      <w:proofErr w:type="spellStart"/>
-      <w:r>
-        <w:rPr>
-          <w:lang w:val="es-ES"/>
-        </w:rPr>
-        <w:t>pvc-nfs.yaml</w:t>
-      </w:r>
-      <w:proofErr w:type="spellEnd"/>
-      <w:r>
-        <w:rPr>
-          <w:lang w:val="es-ES"/>
-        </w:rPr>
+        <w:br/>
+        <w:t>kind: PersistentVolume</w:t>
+      </w:r>
+      <w:r>
+        <w:br/>
+        <w:t>metadata:</w:t>
+      </w:r>
+      <w:r>
+        <w:br/>
+        <w:t xml:space="preserve">  name: apache-nfs-pv</w:t>
+      </w:r>
+      <w:r>
+        <w:br/>
+        <w:t>spec:</w:t>
+      </w:r>
+      <w:r>
+        <w:br/>
+        <w:t xml:space="preserve">  capacity:</w:t>
+      </w:r>
+      <w:r>
+        <w:br/>
+        <w:t xml:space="preserve">    storage: 20Gi</w:t>
+      </w:r>
+      <w:r>
+        <w:br/>
+        <w:t xml:space="preserve">  volumeMode: Filesystem</w:t>
+      </w:r>
+      <w:r>
+        <w:br/>
+        <w:t xml:space="preserve">  accessModes:</w:t>
+      </w:r>
+      <w:r>
+        <w:br/>
+        <w:t xml:space="preserve">    - ReadWriteMany</w:t>
+      </w:r>
+      <w:r>
+        <w:br/>
+        <w:t xml:space="preserve">  persistentVolumeReclaimPolicy: Retain</w:t>
+      </w:r>
+      <w:r>
+        <w:br/>
+        <w:t xml:space="preserve">  nfs:</w:t>
+      </w:r>
+      <w:r>
+        <w:br/>
+        <w:t xml:space="preserve">    server: &lt;NFS_SERVER_IP&gt;</w:t>
+      </w:r>
+      <w:r>
+        <w:br/>
+        <w:t xml:space="preserve">    path: /srv/nfs/data-kubernetes/apache/hospital</w:t>
+      </w:r>
+      <w:r>
         <w:br/>
       </w:r>
     </w:p>
     <w:p>
-      <w:pPr>
-        <w:rPr>
-          <w:lang w:val="es-ES"/>
-        </w:rPr>
-      </w:pPr>
-      <w:r>
-        <w:rPr>
-          <w:lang w:val="es-ES"/>
-        </w:rPr>
+      <w:r>
         <w:br w:type="page"/>
       </w:r>
     </w:p>
@@ -1500,42 +1199,41 @@
           <w:lang w:val="es-ES"/>
         </w:rPr>
       </w:pPr>
+      <w:proofErr w:type="spellStart"/>
       <w:r>
         <w:rPr>
           <w:lang w:val="es-ES"/>
         </w:rPr>
         <w:lastRenderedPageBreak/>
-        <w:t xml:space="preserve">Configuración del servicio </w:t>
-      </w:r>
-      <w:proofErr w:type="spellStart"/>
-      <w:r>
-        <w:rPr>
-          <w:lang w:val="es-ES"/>
-        </w:rPr>
-        <w:t>ClusterIP</w:t>
+        <w:t>PersistentVolumeClaim</w:t>
       </w:r>
       <w:proofErr w:type="spellEnd"/>
     </w:p>
     <w:p>
-      <w:r>
-        <w:rPr>
-          <w:lang w:val="es-ES"/>
-        </w:rPr>
-        <w:t xml:space="preserve">Se creó un servicio de tipo </w:t>
-      </w:r>
-      <w:proofErr w:type="spellStart"/>
-      <w:r>
-        <w:rPr>
-          <w:lang w:val="es-ES"/>
-        </w:rPr>
-        <w:t>ClusterIP</w:t>
-      </w:r>
-      <w:proofErr w:type="spellEnd"/>
-      <w:r>
-        <w:rPr>
-          <w:lang w:val="es-ES"/>
-        </w:rPr>
-        <w:t xml:space="preserve"> para exponer internamente los </w:t>
+      <w:pPr>
+        <w:rPr>
+          <w:lang w:val="es-ES"/>
+        </w:rPr>
+      </w:pPr>
+      <w:r>
+        <w:rPr>
+          <w:lang w:val="es-ES"/>
+        </w:rPr>
+        <w:t xml:space="preserve">El recurso </w:t>
+      </w:r>
+      <w:proofErr w:type="spellStart"/>
+      <w:r>
+        <w:rPr>
+          <w:lang w:val="es-ES"/>
+        </w:rPr>
+        <w:t>PersistentVolumeClaim</w:t>
+      </w:r>
+      <w:proofErr w:type="spellEnd"/>
+      <w:r>
+        <w:rPr>
+          <w:lang w:val="es-ES"/>
+        </w:rPr>
+        <w:t xml:space="preserve"> permite a los </w:t>
       </w:r>
       <w:proofErr w:type="spellStart"/>
       <w:r>
@@ -1549,14 +1247,368 @@
         <w:rPr>
           <w:lang w:val="es-ES"/>
         </w:rPr>
-        <w:t xml:space="preserve"> Apache al </w:t>
-      </w:r>
-      <w:proofErr w:type="spellStart"/>
-      <w:r>
-        <w:rPr>
-          <w:lang w:val="es-ES"/>
-        </w:rPr>
-        <w:t>Ingress</w:t>
+        <w:t xml:space="preserve"> solicitar almacenamiento persistente.</w:t>
+      </w:r>
+      <w:r>
+        <w:rPr>
+          <w:lang w:val="es-ES"/>
+        </w:rPr>
+        <w:br/>
+      </w:r>
+      <w:r>
+        <w:rPr>
+          <w:lang w:val="es-ES"/>
+        </w:rPr>
+        <w:br/>
+        <w:t xml:space="preserve">Archivo </w:t>
+      </w:r>
+      <w:proofErr w:type="spellStart"/>
+      <w:r>
+        <w:rPr>
+          <w:lang w:val="es-ES"/>
+        </w:rPr>
+        <w:t>pvc-</w:t>
+      </w:r>
+      <w:proofErr w:type="gramStart"/>
+      <w:r>
+        <w:rPr>
+          <w:lang w:val="es-ES"/>
+        </w:rPr>
+        <w:t>nfs.yaml</w:t>
+      </w:r>
+      <w:proofErr w:type="spellEnd"/>
+      <w:proofErr w:type="gramEnd"/>
+      <w:r>
+        <w:rPr>
+          <w:lang w:val="es-ES"/>
+        </w:rPr>
+        <w:br/>
+      </w:r>
+      <w:r>
+        <w:rPr>
+          <w:lang w:val="es-ES"/>
+        </w:rPr>
+        <w:br/>
+      </w:r>
+      <w:proofErr w:type="spellStart"/>
+      <w:r>
+        <w:rPr>
+          <w:lang w:val="es-ES"/>
+        </w:rPr>
+        <w:t>apiVersion</w:t>
+      </w:r>
+      <w:proofErr w:type="spellEnd"/>
+      <w:r>
+        <w:rPr>
+          <w:lang w:val="es-ES"/>
+        </w:rPr>
+        <w:t>: v1</w:t>
+      </w:r>
+      <w:r>
+        <w:rPr>
+          <w:lang w:val="es-ES"/>
+        </w:rPr>
+        <w:br/>
+      </w:r>
+      <w:proofErr w:type="spellStart"/>
+      <w:r>
+        <w:rPr>
+          <w:lang w:val="es-ES"/>
+        </w:rPr>
+        <w:t>kind</w:t>
+      </w:r>
+      <w:proofErr w:type="spellEnd"/>
+      <w:r>
+        <w:rPr>
+          <w:lang w:val="es-ES"/>
+        </w:rPr>
+        <w:t xml:space="preserve">: </w:t>
+      </w:r>
+      <w:proofErr w:type="spellStart"/>
+      <w:r>
+        <w:rPr>
+          <w:lang w:val="es-ES"/>
+        </w:rPr>
+        <w:t>PersistentVolumeClaim</w:t>
+      </w:r>
+      <w:proofErr w:type="spellEnd"/>
+      <w:r>
+        <w:rPr>
+          <w:lang w:val="es-ES"/>
+        </w:rPr>
+        <w:br/>
+      </w:r>
+      <w:proofErr w:type="spellStart"/>
+      <w:r>
+        <w:rPr>
+          <w:lang w:val="es-ES"/>
+        </w:rPr>
+        <w:t>metadata</w:t>
+      </w:r>
+      <w:proofErr w:type="spellEnd"/>
+      <w:r>
+        <w:rPr>
+          <w:lang w:val="es-ES"/>
+        </w:rPr>
+        <w:t>:</w:t>
+      </w:r>
+      <w:r>
+        <w:rPr>
+          <w:lang w:val="es-ES"/>
+        </w:rPr>
+        <w:br/>
+        <w:t xml:space="preserve">  </w:t>
+      </w:r>
+      <w:proofErr w:type="spellStart"/>
+      <w:r>
+        <w:rPr>
+          <w:lang w:val="es-ES"/>
+        </w:rPr>
+        <w:t>name</w:t>
+      </w:r>
+      <w:proofErr w:type="spellEnd"/>
+      <w:r>
+        <w:rPr>
+          <w:lang w:val="es-ES"/>
+        </w:rPr>
+        <w:t>: apache-</w:t>
+      </w:r>
+      <w:proofErr w:type="spellStart"/>
+      <w:r>
+        <w:rPr>
+          <w:lang w:val="es-ES"/>
+        </w:rPr>
+        <w:t>nfs</w:t>
+      </w:r>
+      <w:proofErr w:type="spellEnd"/>
+      <w:r>
+        <w:rPr>
+          <w:lang w:val="es-ES"/>
+        </w:rPr>
+        <w:t>-</w:t>
+      </w:r>
+      <w:proofErr w:type="spellStart"/>
+      <w:r>
+        <w:rPr>
+          <w:lang w:val="es-ES"/>
+        </w:rPr>
+        <w:t>pvc</w:t>
+      </w:r>
+      <w:proofErr w:type="spellEnd"/>
+      <w:r>
+        <w:rPr>
+          <w:lang w:val="es-ES"/>
+        </w:rPr>
+        <w:br/>
+      </w:r>
+      <w:proofErr w:type="spellStart"/>
+      <w:r>
+        <w:rPr>
+          <w:lang w:val="es-ES"/>
+        </w:rPr>
+        <w:t>spec</w:t>
+      </w:r>
+      <w:proofErr w:type="spellEnd"/>
+      <w:r>
+        <w:rPr>
+          <w:lang w:val="es-ES"/>
+        </w:rPr>
+        <w:t>:</w:t>
+      </w:r>
+      <w:r>
+        <w:rPr>
+          <w:lang w:val="es-ES"/>
+        </w:rPr>
+        <w:br/>
+        <w:t xml:space="preserve">  </w:t>
+      </w:r>
+      <w:proofErr w:type="spellStart"/>
+      <w:r>
+        <w:rPr>
+          <w:lang w:val="es-ES"/>
+        </w:rPr>
+        <w:t>storageClassName</w:t>
+      </w:r>
+      <w:proofErr w:type="spellEnd"/>
+      <w:r>
+        <w:rPr>
+          <w:lang w:val="es-ES"/>
+        </w:rPr>
+        <w:t>: ""</w:t>
+      </w:r>
+      <w:r>
+        <w:rPr>
+          <w:lang w:val="es-ES"/>
+        </w:rPr>
+        <w:br/>
+        <w:t xml:space="preserve">  </w:t>
+      </w:r>
+      <w:proofErr w:type="spellStart"/>
+      <w:r>
+        <w:rPr>
+          <w:lang w:val="es-ES"/>
+        </w:rPr>
+        <w:t>volumeName</w:t>
+      </w:r>
+      <w:proofErr w:type="spellEnd"/>
+      <w:r>
+        <w:rPr>
+          <w:lang w:val="es-ES"/>
+        </w:rPr>
+        <w:t>: apache-</w:t>
+      </w:r>
+      <w:proofErr w:type="spellStart"/>
+      <w:r>
+        <w:rPr>
+          <w:lang w:val="es-ES"/>
+        </w:rPr>
+        <w:t>nfs</w:t>
+      </w:r>
+      <w:proofErr w:type="spellEnd"/>
+      <w:r>
+        <w:rPr>
+          <w:lang w:val="es-ES"/>
+        </w:rPr>
+        <w:t>-</w:t>
+      </w:r>
+      <w:proofErr w:type="spellStart"/>
+      <w:r>
+        <w:rPr>
+          <w:lang w:val="es-ES"/>
+        </w:rPr>
+        <w:t>pv</w:t>
+      </w:r>
+      <w:proofErr w:type="spellEnd"/>
+      <w:r>
+        <w:rPr>
+          <w:lang w:val="es-ES"/>
+        </w:rPr>
+        <w:br/>
+        <w:t xml:space="preserve">  </w:t>
+      </w:r>
+      <w:proofErr w:type="spellStart"/>
+      <w:r>
+        <w:rPr>
+          <w:lang w:val="es-ES"/>
+        </w:rPr>
+        <w:t>accessModes</w:t>
+      </w:r>
+      <w:proofErr w:type="spellEnd"/>
+      <w:r>
+        <w:rPr>
+          <w:lang w:val="es-ES"/>
+        </w:rPr>
+        <w:t>:</w:t>
+      </w:r>
+      <w:r>
+        <w:rPr>
+          <w:lang w:val="es-ES"/>
+        </w:rPr>
+        <w:br/>
+        <w:t xml:space="preserve">    - </w:t>
+      </w:r>
+      <w:proofErr w:type="spellStart"/>
+      <w:r>
+        <w:rPr>
+          <w:lang w:val="es-ES"/>
+        </w:rPr>
+        <w:t>ReadWriteMany</w:t>
+      </w:r>
+      <w:proofErr w:type="spellEnd"/>
+      <w:r>
+        <w:rPr>
+          <w:lang w:val="es-ES"/>
+        </w:rPr>
+        <w:br/>
+        <w:t xml:space="preserve">  </w:t>
+      </w:r>
+      <w:proofErr w:type="spellStart"/>
+      <w:r>
+        <w:rPr>
+          <w:lang w:val="es-ES"/>
+        </w:rPr>
+        <w:t>resources</w:t>
+      </w:r>
+      <w:proofErr w:type="spellEnd"/>
+      <w:r>
+        <w:rPr>
+          <w:lang w:val="es-ES"/>
+        </w:rPr>
+        <w:t>:</w:t>
+      </w:r>
+      <w:r>
+        <w:rPr>
+          <w:lang w:val="es-ES"/>
+        </w:rPr>
+        <w:br/>
+        <w:t xml:space="preserve">    </w:t>
+      </w:r>
+      <w:proofErr w:type="spellStart"/>
+      <w:r>
+        <w:rPr>
+          <w:lang w:val="es-ES"/>
+        </w:rPr>
+        <w:t>requests</w:t>
+      </w:r>
+      <w:proofErr w:type="spellEnd"/>
+      <w:r>
+        <w:rPr>
+          <w:lang w:val="es-ES"/>
+        </w:rPr>
+        <w:t>:</w:t>
+      </w:r>
+      <w:r>
+        <w:rPr>
+          <w:lang w:val="es-ES"/>
+        </w:rPr>
+        <w:br/>
+        <w:t xml:space="preserve">      </w:t>
+      </w:r>
+      <w:proofErr w:type="spellStart"/>
+      <w:r>
+        <w:rPr>
+          <w:lang w:val="es-ES"/>
+        </w:rPr>
+        <w:t>storage</w:t>
+      </w:r>
+      <w:proofErr w:type="spellEnd"/>
+      <w:r>
+        <w:rPr>
+          <w:lang w:val="es-ES"/>
+        </w:rPr>
+        <w:t>: 20Gi</w:t>
+      </w:r>
+      <w:r>
+        <w:rPr>
+          <w:lang w:val="es-ES"/>
+        </w:rPr>
+        <w:br/>
+      </w:r>
+      <w:r>
+        <w:rPr>
+          <w:lang w:val="es-ES"/>
+        </w:rPr>
+        <w:br/>
+        <w:t>Aplicación de los recursos:</w:t>
+      </w:r>
+      <w:r>
+        <w:rPr>
+          <w:lang w:val="es-ES"/>
+        </w:rPr>
+        <w:br/>
+      </w:r>
+      <w:r>
+        <w:rPr>
+          <w:lang w:val="es-ES"/>
+        </w:rPr>
+        <w:br/>
+      </w:r>
+      <w:proofErr w:type="spellStart"/>
+      <w:r>
+        <w:rPr>
+          <w:lang w:val="es-ES"/>
+        </w:rPr>
+        <w:t>kubectl</w:t>
       </w:r>
       <w:proofErr w:type="spellEnd"/>
       <w:r>
@@ -1570,47 +1622,35 @@
         <w:rPr>
           <w:lang w:val="es-ES"/>
         </w:rPr>
-        <w:t>Controller</w:t>
-      </w:r>
-      <w:proofErr w:type="spellEnd"/>
-      <w:r>
-        <w:rPr>
-          <w:lang w:val="es-ES"/>
-        </w:rPr>
-        <w:t>.</w:t>
-      </w:r>
-      <w:r>
-        <w:rPr>
-          <w:lang w:val="es-ES"/>
-        </w:rPr>
-        <w:br/>
-      </w:r>
-      <w:r>
-        <w:rPr>
-          <w:lang w:val="es-ES"/>
-        </w:rPr>
-        <w:br/>
-        <w:t>El acceso externo se realiza mediante reglas DNAT e IPTABLES configuradas en el nodo master.</w:t>
-      </w:r>
-      <w:r>
-        <w:rPr>
-          <w:lang w:val="es-ES"/>
-        </w:rPr>
-        <w:br/>
-      </w:r>
-      <w:r>
-        <w:rPr>
-          <w:lang w:val="es-ES"/>
-        </w:rPr>
-        <w:br/>
-        <w:t xml:space="preserve">El </w:t>
-      </w:r>
-      <w:proofErr w:type="spellStart"/>
-      <w:r>
-        <w:rPr>
-          <w:lang w:val="es-ES"/>
-        </w:rPr>
-        <w:t>Ingress</w:t>
+        <w:t>apply</w:t>
+      </w:r>
+      <w:proofErr w:type="spellEnd"/>
+      <w:r>
+        <w:rPr>
+          <w:lang w:val="es-ES"/>
+        </w:rPr>
+        <w:t xml:space="preserve"> -f </w:t>
+      </w:r>
+      <w:proofErr w:type="spellStart"/>
+      <w:r>
+        <w:rPr>
+          <w:lang w:val="es-ES"/>
+        </w:rPr>
+        <w:t>pv-nfs.yaml</w:t>
+      </w:r>
+      <w:proofErr w:type="spellEnd"/>
+      <w:r>
+        <w:rPr>
+          <w:lang w:val="es-ES"/>
+        </w:rPr>
+        <w:br/>
+      </w:r>
+      <w:proofErr w:type="spellStart"/>
+      <w:r>
+        <w:rPr>
+          <w:lang w:val="es-ES"/>
+        </w:rPr>
+        <w:t>kubectl</w:t>
       </w:r>
       <w:proofErr w:type="spellEnd"/>
       <w:r>
@@ -1624,150 +1664,40 @@
         <w:rPr>
           <w:lang w:val="es-ES"/>
         </w:rPr>
-        <w:t>Controller</w:t>
-      </w:r>
-      <w:proofErr w:type="spellEnd"/>
-      <w:r>
-        <w:rPr>
-          <w:lang w:val="es-ES"/>
-        </w:rPr>
-        <w:t xml:space="preserve"> redirige las peticiones HTTP hacia el servicio apache-</w:t>
-      </w:r>
-      <w:proofErr w:type="spellStart"/>
-      <w:r>
-        <w:rPr>
-          <w:lang w:val="es-ES"/>
-        </w:rPr>
-        <w:t>service</w:t>
-      </w:r>
-      <w:proofErr w:type="spellEnd"/>
-      <w:r>
-        <w:rPr>
-          <w:lang w:val="es-ES"/>
-        </w:rPr>
-        <w:t xml:space="preserve">, el cual distribuye el tráfico entre los distintos </w:t>
-      </w:r>
-      <w:proofErr w:type="spellStart"/>
-      <w:r>
-        <w:rPr>
-          <w:lang w:val="es-ES"/>
-        </w:rPr>
-        <w:t>pods</w:t>
-      </w:r>
-      <w:proofErr w:type="spellEnd"/>
-      <w:r>
-        <w:rPr>
-          <w:lang w:val="es-ES"/>
-        </w:rPr>
-        <w:t xml:space="preserve"> mediante </w:t>
-      </w:r>
-      <w:proofErr w:type="spellStart"/>
-      <w:r>
-        <w:rPr>
-          <w:lang w:val="es-ES"/>
-        </w:rPr>
-        <w:t>kube</w:t>
-      </w:r>
-      <w:proofErr w:type="spellEnd"/>
-      <w:r>
-        <w:rPr>
-          <w:lang w:val="es-ES"/>
-        </w:rPr>
-        <w:t>-proxy.</w:t>
-      </w:r>
-      <w:r>
-        <w:rPr>
-          <w:lang w:val="es-ES"/>
-        </w:rPr>
-        <w:br/>
-      </w:r>
-      <w:r>
-        <w:rPr>
-          <w:lang w:val="es-ES"/>
-        </w:rPr>
-        <w:br/>
-      </w:r>
-      <w:proofErr w:type="spellStart"/>
-      <w:r>
-        <w:t>Archivo</w:t>
-      </w:r>
-      <w:proofErr w:type="spellEnd"/>
-      <w:r>
-        <w:t xml:space="preserve"> </w:t>
-      </w:r>
-      <w:proofErr w:type="spellStart"/>
-      <w:r>
-        <w:t>apache-service.yaml</w:t>
-      </w:r>
-      <w:proofErr w:type="spellEnd"/>
-      <w:r>
-        <w:br/>
-      </w:r>
-      <w:r>
-        <w:br/>
-      </w:r>
-      <w:proofErr w:type="spellStart"/>
-      <w:r>
-        <w:t>apiVersion</w:t>
-      </w:r>
-      <w:proofErr w:type="spellEnd"/>
-      <w:r>
-        <w:t>: v1</w:t>
-      </w:r>
-      <w:r>
-        <w:br/>
-        <w:t>kind: Service</w:t>
-      </w:r>
-      <w:r>
-        <w:br/>
-        <w:t>metadata:</w:t>
-      </w:r>
-      <w:r>
-        <w:br/>
-        <w:t xml:space="preserve">  name: apache-service</w:t>
-      </w:r>
-      <w:r>
-        <w:br/>
-        <w:t>spec:</w:t>
-      </w:r>
-      <w:r>
-        <w:br/>
-        <w:t xml:space="preserve">  type: ClusterIP</w:t>
-      </w:r>
-      <w:r>
-        <w:br/>
-        <w:t xml:space="preserve">  selector:</w:t>
-      </w:r>
-      <w:r>
-        <w:br/>
-        <w:t xml:space="preserve">    app: apache-php</w:t>
-      </w:r>
-      <w:r>
-        <w:br/>
-        <w:t xml:space="preserve">  ports:</w:t>
-      </w:r>
-      <w:r>
-        <w:br/>
-        <w:t xml:space="preserve">    - name: http</w:t>
-      </w:r>
-      <w:r>
-        <w:br/>
-        <w:t xml:space="preserve">      protocol: TCP</w:t>
-      </w:r>
-      <w:r>
-        <w:br/>
-        <w:t xml:space="preserve">      port: 80</w:t>
-      </w:r>
-      <w:r>
-        <w:br/>
-        <w:t xml:space="preserve">      targetPort: 80</w:t>
-      </w:r>
-      <w:r>
+        <w:t>apply</w:t>
+      </w:r>
+      <w:proofErr w:type="spellEnd"/>
+      <w:r>
+        <w:rPr>
+          <w:lang w:val="es-ES"/>
+        </w:rPr>
+        <w:t xml:space="preserve"> -f </w:t>
+      </w:r>
+      <w:proofErr w:type="spellStart"/>
+      <w:r>
+        <w:rPr>
+          <w:lang w:val="es-ES"/>
+        </w:rPr>
+        <w:t>pvc-nfs.yaml</w:t>
+      </w:r>
+      <w:proofErr w:type="spellEnd"/>
+      <w:r>
+        <w:rPr>
+          <w:lang w:val="es-ES"/>
+        </w:rPr>
         <w:br/>
       </w:r>
     </w:p>
     <w:p>
-      <w:r>
+      <w:pPr>
+        <w:rPr>
+          <w:lang w:val="es-ES"/>
+        </w:rPr>
+      </w:pPr>
+      <w:r>
+        <w:rPr>
+          <w:lang w:val="es-ES"/>
+        </w:rPr>
         <w:br w:type="page"/>
       </w:r>
     </w:p>
@@ -1783,105 +1713,270 @@
           <w:lang w:val="es-ES"/>
         </w:rPr>
         <w:lastRenderedPageBreak/>
-        <w:t>Configuración de Apache y PHP</w:t>
-      </w:r>
+        <w:t xml:space="preserve">Configuración del servicio </w:t>
+      </w:r>
+      <w:proofErr w:type="spellStart"/>
+      <w:r>
+        <w:rPr>
+          <w:lang w:val="es-ES"/>
+        </w:rPr>
+        <w:t>ClusterIP</w:t>
+      </w:r>
+      <w:proofErr w:type="spellEnd"/>
     </w:p>
     <w:p>
       <w:r>
         <w:rPr>
           <w:lang w:val="es-ES"/>
         </w:rPr>
-        <w:t xml:space="preserve">Se creó un archivo de configuración Apache para modificar el </w:t>
-      </w:r>
-      <w:proofErr w:type="spellStart"/>
-      <w:r>
-        <w:rPr>
-          <w:lang w:val="es-ES"/>
-        </w:rPr>
-        <w:t>DocumentRoot</w:t>
-      </w:r>
-      <w:proofErr w:type="spellEnd"/>
-      <w:r>
-        <w:rPr>
-          <w:lang w:val="es-ES"/>
-        </w:rPr>
-        <w:t xml:space="preserve"> de la aplicación.</w:t>
-      </w:r>
-      <w:r>
-        <w:rPr>
-          <w:lang w:val="es-ES"/>
-        </w:rPr>
-        <w:br/>
-      </w:r>
-      <w:r>
-        <w:rPr>
-          <w:lang w:val="es-ES"/>
-        </w:rPr>
-        <w:br/>
-      </w:r>
-      <w:r>
-        <w:t>&lt;</w:t>
-      </w:r>
-      <w:proofErr w:type="spellStart"/>
-      <w:r>
-        <w:t>VirtualHost</w:t>
-      </w:r>
-      <w:proofErr w:type="spellEnd"/>
-      <w:r>
-        <w:t xml:space="preserve"> *:80&gt;</w:t>
-      </w:r>
-      <w:r>
-        <w:br/>
-        <w:t xml:space="preserve">    </w:t>
-      </w:r>
-      <w:proofErr w:type="spellStart"/>
-      <w:r>
-        <w:t>DocumentRoot</w:t>
-      </w:r>
-      <w:proofErr w:type="spellEnd"/>
-      <w:r>
-        <w:t xml:space="preserve"> /var/www/html/public</w:t>
-      </w:r>
-      <w:r>
-        <w:br/>
-      </w:r>
-      <w:r>
-        <w:br/>
-        <w:t xml:space="preserve">    &lt;Directory /var/www/html/public&gt;</w:t>
-      </w:r>
-      <w:r>
-        <w:br/>
-        <w:t xml:space="preserve">        AllowOverride All</w:t>
-      </w:r>
-      <w:r>
-        <w:br/>
-        <w:t xml:space="preserve">        Require all granted</w:t>
-      </w:r>
-      <w:r>
-        <w:br/>
-        <w:t xml:space="preserve">    &lt;/Directory&gt;</w:t>
-      </w:r>
-      <w:r>
-        <w:br/>
-      </w:r>
-      <w:r>
-        <w:br/>
-        <w:t xml:space="preserve">    &lt;Directory /var/www/&gt;</w:t>
-      </w:r>
-      <w:r>
-        <w:br/>
-        <w:t xml:space="preserve">        Require all granted</w:t>
-      </w:r>
-      <w:r>
-        <w:br/>
-        <w:t xml:space="preserve">    &lt;/Directory&gt;</w:t>
-      </w:r>
-      <w:r>
-        <w:br/>
-        <w:t>&lt;/VirtualHost&gt;</w:t>
-      </w:r>
-      <w:r>
-        <w:br/>
+        <w:t xml:space="preserve">Se creó un servicio de tipo </w:t>
+      </w:r>
+      <w:proofErr w:type="spellStart"/>
+      <w:r>
+        <w:rPr>
+          <w:lang w:val="es-ES"/>
+        </w:rPr>
+        <w:t>ClusterIP</w:t>
+      </w:r>
+      <w:proofErr w:type="spellEnd"/>
+      <w:r>
+        <w:rPr>
+          <w:lang w:val="es-ES"/>
+        </w:rPr>
+        <w:t xml:space="preserve"> para exponer internamente los </w:t>
+      </w:r>
+      <w:proofErr w:type="spellStart"/>
+      <w:r>
+        <w:rPr>
+          <w:lang w:val="es-ES"/>
+        </w:rPr>
+        <w:t>pods</w:t>
+      </w:r>
+      <w:proofErr w:type="spellEnd"/>
+      <w:r>
+        <w:rPr>
+          <w:lang w:val="es-ES"/>
+        </w:rPr>
+        <w:t xml:space="preserve"> Apache al </w:t>
+      </w:r>
+      <w:proofErr w:type="spellStart"/>
+      <w:r>
+        <w:rPr>
+          <w:lang w:val="es-ES"/>
+        </w:rPr>
+        <w:t>Ingress</w:t>
+      </w:r>
+      <w:proofErr w:type="spellEnd"/>
+      <w:r>
+        <w:rPr>
+          <w:lang w:val="es-ES"/>
+        </w:rPr>
+        <w:t xml:space="preserve"> </w:t>
+      </w:r>
+      <w:proofErr w:type="spellStart"/>
+      <w:r>
+        <w:rPr>
+          <w:lang w:val="es-ES"/>
+        </w:rPr>
+        <w:t>Controller</w:t>
+      </w:r>
+      <w:proofErr w:type="spellEnd"/>
+      <w:r>
+        <w:rPr>
+          <w:lang w:val="es-ES"/>
+        </w:rPr>
+        <w:t>.</w:t>
+      </w:r>
+      <w:r>
+        <w:rPr>
+          <w:lang w:val="es-ES"/>
+        </w:rPr>
+        <w:br/>
+      </w:r>
+      <w:r>
+        <w:rPr>
+          <w:lang w:val="es-ES"/>
+        </w:rPr>
+        <w:br/>
+        <w:t>El acceso externo se realiza mediante reglas DNAT e IPTABLES configuradas en el nodo master.</w:t>
+      </w:r>
+      <w:r>
+        <w:rPr>
+          <w:lang w:val="es-ES"/>
+        </w:rPr>
+        <w:br/>
+      </w:r>
+      <w:r>
+        <w:rPr>
+          <w:lang w:val="es-ES"/>
+        </w:rPr>
+        <w:br/>
+        <w:t xml:space="preserve">El </w:t>
+      </w:r>
+      <w:proofErr w:type="spellStart"/>
+      <w:r>
+        <w:rPr>
+          <w:lang w:val="es-ES"/>
+        </w:rPr>
+        <w:t>Ingress</w:t>
+      </w:r>
+      <w:proofErr w:type="spellEnd"/>
+      <w:r>
+        <w:rPr>
+          <w:lang w:val="es-ES"/>
+        </w:rPr>
+        <w:t xml:space="preserve"> </w:t>
+      </w:r>
+      <w:proofErr w:type="spellStart"/>
+      <w:r>
+        <w:rPr>
+          <w:lang w:val="es-ES"/>
+        </w:rPr>
+        <w:t>Controller</w:t>
+      </w:r>
+      <w:proofErr w:type="spellEnd"/>
+      <w:r>
+        <w:rPr>
+          <w:lang w:val="es-ES"/>
+        </w:rPr>
+        <w:t xml:space="preserve"> redirige las peticiones HTTP hacia el servicio apache-</w:t>
+      </w:r>
+      <w:proofErr w:type="spellStart"/>
+      <w:r>
+        <w:rPr>
+          <w:lang w:val="es-ES"/>
+        </w:rPr>
+        <w:t>service</w:t>
+      </w:r>
+      <w:proofErr w:type="spellEnd"/>
+      <w:r>
+        <w:rPr>
+          <w:lang w:val="es-ES"/>
+        </w:rPr>
+        <w:t xml:space="preserve">, el cual distribuye el tráfico entre los distintos </w:t>
+      </w:r>
+      <w:proofErr w:type="spellStart"/>
+      <w:r>
+        <w:rPr>
+          <w:lang w:val="es-ES"/>
+        </w:rPr>
+        <w:t>pods</w:t>
+      </w:r>
+      <w:proofErr w:type="spellEnd"/>
+      <w:r>
+        <w:rPr>
+          <w:lang w:val="es-ES"/>
+        </w:rPr>
+        <w:t xml:space="preserve"> mediante </w:t>
+      </w:r>
+      <w:proofErr w:type="spellStart"/>
+      <w:r>
+        <w:rPr>
+          <w:lang w:val="es-ES"/>
+        </w:rPr>
+        <w:t>kube</w:t>
+      </w:r>
+      <w:proofErr w:type="spellEnd"/>
+      <w:r>
+        <w:rPr>
+          <w:lang w:val="es-ES"/>
+        </w:rPr>
+        <w:t>-proxy.</w:t>
+      </w:r>
+      <w:r>
+        <w:rPr>
+          <w:lang w:val="es-ES"/>
+        </w:rPr>
+        <w:br/>
+      </w:r>
+      <w:r>
+        <w:rPr>
+          <w:lang w:val="es-ES"/>
+        </w:rPr>
+        <w:br/>
+      </w:r>
+      <w:proofErr w:type="spellStart"/>
+      <w:r>
+        <w:t>Archivo</w:t>
+      </w:r>
+      <w:proofErr w:type="spellEnd"/>
+      <w:r>
+        <w:t xml:space="preserve"> </w:t>
+      </w:r>
+      <w:proofErr w:type="spellStart"/>
+      <w:r>
+        <w:t>apache-service.yaml</w:t>
+      </w:r>
+      <w:proofErr w:type="spellEnd"/>
+      <w:r>
+        <w:br/>
+      </w:r>
+      <w:r>
+        <w:br/>
+      </w:r>
+      <w:proofErr w:type="spellStart"/>
+      <w:r>
+        <w:t>apiVersion</w:t>
+      </w:r>
+      <w:proofErr w:type="spellEnd"/>
+      <w:r>
+        <w:t>: v1</w:t>
+      </w:r>
+      <w:r>
+        <w:br/>
+        <w:t>kind: Service</w:t>
+      </w:r>
+      <w:r>
+        <w:br/>
+        <w:t>metadata:</w:t>
+      </w:r>
+      <w:r>
+        <w:br/>
+        <w:t xml:space="preserve">  name: apache-service</w:t>
+      </w:r>
+      <w:r>
+        <w:br/>
+        <w:t>spec:</w:t>
+      </w:r>
+      <w:r>
+        <w:br/>
+        <w:t xml:space="preserve">  type: ClusterIP</w:t>
+      </w:r>
+      <w:r>
+        <w:br/>
+        <w:t xml:space="preserve">  selector:</w:t>
+      </w:r>
+      <w:r>
+        <w:br/>
+        <w:t xml:space="preserve">    app: apache-php</w:t>
+      </w:r>
+      <w:r>
+        <w:br/>
+        <w:t xml:space="preserve">  ports:</w:t>
+      </w:r>
+      <w:r>
+        <w:br/>
+        <w:t xml:space="preserve">    - name: http</w:t>
+      </w:r>
+      <w:r>
+        <w:br/>
+        <w:t xml:space="preserve">      protocol: TCP</w:t>
+      </w:r>
+      <w:r>
+        <w:br/>
+        <w:t xml:space="preserve">      port: 80</w:t>
+      </w:r>
+      <w:r>
+        <w:br/>
+        <w:t xml:space="preserve">      targetPort: 80</w:t>
+      </w:r>
+      <w:r>
+        <w:br/>
+      </w:r>
+    </w:p>
+    <w:p>
+      <w:r>
+        <w:br w:type="page"/>
       </w:r>
     </w:p>
     <w:p>
@@ -1895,513 +1990,105 @@
         <w:rPr>
           <w:lang w:val="es-ES"/>
         </w:rPr>
-        <w:t>Construcción de la imagen Docker</w:t>
+        <w:lastRenderedPageBreak/>
+        <w:t>Configuración de Apache y PHP</w:t>
       </w:r>
     </w:p>
     <w:p>
-      <w:pPr>
-        <w:rPr>
-          <w:lang w:val="es-ES"/>
-        </w:rPr>
-      </w:pPr>
-      <w:r>
-        <w:rPr>
-          <w:lang w:val="es-ES"/>
-        </w:rPr>
-        <w:t>Se creó una imagen personalizada basada en php:8.2-apache.</w:t>
-      </w:r>
-      <w:r>
-        <w:rPr>
-          <w:lang w:val="es-ES"/>
-        </w:rPr>
-        <w:br/>
-      </w:r>
-      <w:r>
-        <w:rPr>
-          <w:lang w:val="es-ES"/>
-        </w:rPr>
-        <w:br/>
-        <w:t>La imagen incluye:</w:t>
-      </w:r>
-      <w:r>
-        <w:rPr>
-          <w:lang w:val="es-ES"/>
-        </w:rPr>
-        <w:br/>
-        <w:t>• Soporte para PostgreSQL</w:t>
-      </w:r>
-      <w:r>
-        <w:rPr>
-          <w:lang w:val="es-ES"/>
-        </w:rPr>
-        <w:br/>
-        <w:t xml:space="preserve">• Módulo </w:t>
-      </w:r>
-      <w:proofErr w:type="spellStart"/>
-      <w:r>
-        <w:rPr>
-          <w:lang w:val="es-ES"/>
-        </w:rPr>
-        <w:t>rewrite</w:t>
-      </w:r>
-      <w:proofErr w:type="spellEnd"/>
-      <w:r>
-        <w:rPr>
-          <w:lang w:val="es-ES"/>
-        </w:rPr>
-        <w:t xml:space="preserve"> de Apache</w:t>
-      </w:r>
-      <w:r>
-        <w:rPr>
-          <w:lang w:val="es-ES"/>
-        </w:rPr>
-        <w:br/>
-        <w:t>• Configuración de sesiones PHP almacenadas en NFS</w:t>
-      </w:r>
-      <w:r>
-        <w:rPr>
-          <w:lang w:val="es-ES"/>
-        </w:rPr>
-        <w:br/>
-      </w:r>
-      <w:r>
-        <w:rPr>
-          <w:lang w:val="es-ES"/>
-        </w:rPr>
-        <w:br/>
-      </w:r>
-      <w:proofErr w:type="spellStart"/>
-      <w:r>
-        <w:rPr>
-          <w:lang w:val="es-ES"/>
-        </w:rPr>
-        <w:t>Dockerfile</w:t>
-      </w:r>
-      <w:proofErr w:type="spellEnd"/>
-      <w:r>
-        <w:rPr>
-          <w:lang w:val="es-ES"/>
-        </w:rPr>
-        <w:br/>
-      </w:r>
-      <w:r>
-        <w:rPr>
-          <w:lang w:val="es-ES"/>
-        </w:rPr>
-        <w:br/>
-        <w:t>FROM php:8.2-apache</w:t>
-      </w:r>
-      <w:r>
-        <w:rPr>
-          <w:lang w:val="es-ES"/>
-        </w:rPr>
-        <w:br/>
-        <w:t xml:space="preserve">RUN a2enmod </w:t>
-      </w:r>
-      <w:proofErr w:type="spellStart"/>
-      <w:r>
-        <w:rPr>
-          <w:lang w:val="es-ES"/>
-        </w:rPr>
-        <w:t>rewrite</w:t>
-      </w:r>
-      <w:proofErr w:type="spellEnd"/>
-      <w:r>
-        <w:rPr>
-          <w:lang w:val="es-ES"/>
-        </w:rPr>
-        <w:br/>
-        <w:t xml:space="preserve">RUN </w:t>
-      </w:r>
-      <w:proofErr w:type="spellStart"/>
-      <w:r>
-        <w:rPr>
-          <w:lang w:val="es-ES"/>
-        </w:rPr>
-        <w:t>apt-get</w:t>
-      </w:r>
-      <w:proofErr w:type="spellEnd"/>
-      <w:r>
-        <w:rPr>
-          <w:lang w:val="es-ES"/>
-        </w:rPr>
-        <w:t xml:space="preserve"> </w:t>
-      </w:r>
-      <w:proofErr w:type="spellStart"/>
-      <w:r>
-        <w:rPr>
-          <w:lang w:val="es-ES"/>
-        </w:rPr>
-        <w:t>update</w:t>
-      </w:r>
-      <w:proofErr w:type="spellEnd"/>
-      <w:r>
-        <w:rPr>
-          <w:lang w:val="es-ES"/>
-        </w:rPr>
-        <w:t xml:space="preserve"> &amp;&amp; </w:t>
-      </w:r>
-      <w:proofErr w:type="spellStart"/>
-      <w:r>
-        <w:rPr>
-          <w:lang w:val="es-ES"/>
-        </w:rPr>
-        <w:t>apt-get</w:t>
-      </w:r>
-      <w:proofErr w:type="spellEnd"/>
-      <w:r>
-        <w:rPr>
-          <w:lang w:val="es-ES"/>
-        </w:rPr>
-        <w:t xml:space="preserve"> </w:t>
-      </w:r>
-      <w:proofErr w:type="spellStart"/>
-      <w:r>
-        <w:rPr>
-          <w:lang w:val="es-ES"/>
-        </w:rPr>
-        <w:t>install</w:t>
-      </w:r>
-      <w:proofErr w:type="spellEnd"/>
-      <w:r>
-        <w:rPr>
-          <w:lang w:val="es-ES"/>
-        </w:rPr>
-        <w:t xml:space="preserve"> -y \</w:t>
-      </w:r>
-      <w:r>
-        <w:rPr>
-          <w:lang w:val="es-ES"/>
-        </w:rPr>
+      <w:r>
+        <w:rPr>
+          <w:lang w:val="es-ES"/>
+        </w:rPr>
+        <w:t xml:space="preserve">Se creó un archivo de configuración Apache para modificar el </w:t>
+      </w:r>
+      <w:proofErr w:type="spellStart"/>
+      <w:r>
+        <w:rPr>
+          <w:lang w:val="es-ES"/>
+        </w:rPr>
+        <w:t>DocumentRoot</w:t>
+      </w:r>
+      <w:proofErr w:type="spellEnd"/>
+      <w:r>
+        <w:rPr>
+          <w:lang w:val="es-ES"/>
+        </w:rPr>
+        <w:t xml:space="preserve"> de la aplicación.</w:t>
+      </w:r>
+      <w:r>
+        <w:rPr>
+          <w:lang w:val="es-ES"/>
+        </w:rPr>
+        <w:br/>
+      </w:r>
+      <w:r>
+        <w:rPr>
+          <w:lang w:val="es-ES"/>
+        </w:rPr>
+        <w:br/>
+      </w:r>
+      <w:r>
+        <w:t>&lt;</w:t>
+      </w:r>
+      <w:proofErr w:type="spellStart"/>
+      <w:r>
+        <w:t>VirtualHost</w:t>
+      </w:r>
+      <w:proofErr w:type="spellEnd"/>
+      <w:r>
+        <w:t xml:space="preserve"> *:80&gt;</w:t>
+      </w:r>
+      <w:r>
         <w:br/>
         <w:t xml:space="preserve">    </w:t>
       </w:r>
       <w:proofErr w:type="spellStart"/>
       <w:r>
-        <w:rPr>
-          <w:lang w:val="es-ES"/>
-        </w:rPr>
-        <w:t>libpq-dev</w:t>
-      </w:r>
-      <w:proofErr w:type="spellEnd"/>
-      <w:r>
-        <w:rPr>
-          <w:lang w:val="es-ES"/>
-        </w:rPr>
-        <w:t xml:space="preserve"> \</w:t>
-      </w:r>
-      <w:r>
-        <w:rPr>
-          <w:lang w:val="es-ES"/>
-        </w:rPr>
-        <w:br/>
-        <w:t xml:space="preserve">    &amp;&amp; </w:t>
-      </w:r>
-      <w:proofErr w:type="spellStart"/>
-      <w:r>
-        <w:rPr>
-          <w:lang w:val="es-ES"/>
-        </w:rPr>
-        <w:t>docker-php-ext-install</w:t>
-      </w:r>
-      <w:proofErr w:type="spellEnd"/>
-      <w:r>
-        <w:rPr>
-          <w:lang w:val="es-ES"/>
-        </w:rPr>
-        <w:t xml:space="preserve"> </w:t>
-      </w:r>
-      <w:proofErr w:type="spellStart"/>
-      <w:r>
-        <w:rPr>
-          <w:lang w:val="es-ES"/>
-        </w:rPr>
-        <w:t>pdo</w:t>
-      </w:r>
-      <w:proofErr w:type="spellEnd"/>
-      <w:r>
-        <w:rPr>
-          <w:lang w:val="es-ES"/>
-        </w:rPr>
-        <w:t xml:space="preserve"> </w:t>
-      </w:r>
-      <w:proofErr w:type="spellStart"/>
-      <w:r>
-        <w:rPr>
-          <w:lang w:val="es-ES"/>
-        </w:rPr>
-        <w:t>pdo_pgsql</w:t>
-      </w:r>
-      <w:proofErr w:type="spellEnd"/>
-      <w:r>
-        <w:rPr>
-          <w:lang w:val="es-ES"/>
-        </w:rPr>
-        <w:br/>
-        <w:t>RUN echo "</w:t>
-      </w:r>
-      <w:proofErr w:type="spellStart"/>
-      <w:r>
-        <w:rPr>
-          <w:lang w:val="es-ES"/>
-        </w:rPr>
-        <w:t>session.save_handler</w:t>
-      </w:r>
-      <w:proofErr w:type="spellEnd"/>
-      <w:r>
-        <w:rPr>
-          <w:lang w:val="es-ES"/>
-        </w:rPr>
-        <w:t xml:space="preserve"> = files" &gt; /</w:t>
-      </w:r>
-      <w:proofErr w:type="spellStart"/>
-      <w:r>
-        <w:rPr>
-          <w:lang w:val="es-ES"/>
-        </w:rPr>
-        <w:t>usr</w:t>
-      </w:r>
-      <w:proofErr w:type="spellEnd"/>
-      <w:r>
-        <w:rPr>
-          <w:lang w:val="es-ES"/>
-        </w:rPr>
-        <w:t>/local/</w:t>
-      </w:r>
-      <w:proofErr w:type="spellStart"/>
-      <w:r>
-        <w:rPr>
-          <w:lang w:val="es-ES"/>
-        </w:rPr>
-        <w:t>etc</w:t>
-      </w:r>
-      <w:proofErr w:type="spellEnd"/>
-      <w:r>
-        <w:rPr>
-          <w:lang w:val="es-ES"/>
-        </w:rPr>
-        <w:t>/</w:t>
-      </w:r>
-      <w:proofErr w:type="spellStart"/>
-      <w:r>
-        <w:rPr>
-          <w:lang w:val="es-ES"/>
-        </w:rPr>
-        <w:t>php</w:t>
-      </w:r>
-      <w:proofErr w:type="spellEnd"/>
-      <w:r>
-        <w:rPr>
-          <w:lang w:val="es-ES"/>
-        </w:rPr>
-        <w:t>/</w:t>
-      </w:r>
-      <w:proofErr w:type="spellStart"/>
-      <w:r>
-        <w:rPr>
-          <w:lang w:val="es-ES"/>
-        </w:rPr>
-        <w:t>conf.d</w:t>
-      </w:r>
-      <w:proofErr w:type="spellEnd"/>
-      <w:r>
-        <w:rPr>
-          <w:lang w:val="es-ES"/>
-        </w:rPr>
-        <w:t>/session.ini</w:t>
-      </w:r>
-      <w:r>
-        <w:rPr>
-          <w:lang w:val="es-ES"/>
-        </w:rPr>
-        <w:br/>
-        <w:t>RUN echo '</w:t>
-      </w:r>
-      <w:proofErr w:type="spellStart"/>
-      <w:r>
-        <w:rPr>
-          <w:lang w:val="es-ES"/>
-        </w:rPr>
-        <w:t>session.save_path</w:t>
-      </w:r>
-      <w:proofErr w:type="spellEnd"/>
-      <w:r>
-        <w:rPr>
-          <w:lang w:val="es-ES"/>
-        </w:rPr>
-        <w:t xml:space="preserve"> = "/</w:t>
-      </w:r>
-      <w:proofErr w:type="spellStart"/>
-      <w:r>
-        <w:rPr>
-          <w:lang w:val="es-ES"/>
-        </w:rPr>
-        <w:t>var</w:t>
-      </w:r>
-      <w:proofErr w:type="spellEnd"/>
-      <w:r>
-        <w:rPr>
-          <w:lang w:val="es-ES"/>
-        </w:rPr>
-        <w:t>/www/</w:t>
-      </w:r>
-      <w:proofErr w:type="spellStart"/>
-      <w:r>
-        <w:rPr>
-          <w:lang w:val="es-ES"/>
-        </w:rPr>
-        <w:t>html</w:t>
-      </w:r>
-      <w:proofErr w:type="spellEnd"/>
-      <w:r>
-        <w:rPr>
-          <w:lang w:val="es-ES"/>
-        </w:rPr>
-        <w:t>/</w:t>
-      </w:r>
-      <w:proofErr w:type="spellStart"/>
-      <w:r>
-        <w:rPr>
-          <w:lang w:val="es-ES"/>
-        </w:rPr>
-        <w:t>sessions</w:t>
-      </w:r>
-      <w:proofErr w:type="spellEnd"/>
-      <w:r>
-        <w:rPr>
-          <w:lang w:val="es-ES"/>
-        </w:rPr>
-        <w:t>"' &gt;&gt; /</w:t>
-      </w:r>
-      <w:proofErr w:type="spellStart"/>
-      <w:r>
-        <w:rPr>
-          <w:lang w:val="es-ES"/>
-        </w:rPr>
-        <w:t>usr</w:t>
-      </w:r>
-      <w:proofErr w:type="spellEnd"/>
-      <w:r>
-        <w:rPr>
-          <w:lang w:val="es-ES"/>
-        </w:rPr>
-        <w:t>/local/</w:t>
-      </w:r>
-      <w:proofErr w:type="spellStart"/>
-      <w:r>
-        <w:rPr>
-          <w:lang w:val="es-ES"/>
-        </w:rPr>
-        <w:t>etc</w:t>
-      </w:r>
-      <w:proofErr w:type="spellEnd"/>
-      <w:r>
-        <w:rPr>
-          <w:lang w:val="es-ES"/>
-        </w:rPr>
-        <w:t>/</w:t>
-      </w:r>
-      <w:proofErr w:type="spellStart"/>
-      <w:r>
-        <w:rPr>
-          <w:lang w:val="es-ES"/>
-        </w:rPr>
-        <w:t>php</w:t>
-      </w:r>
-      <w:proofErr w:type="spellEnd"/>
-      <w:r>
-        <w:rPr>
-          <w:lang w:val="es-ES"/>
-        </w:rPr>
-        <w:t>/</w:t>
-      </w:r>
-      <w:proofErr w:type="spellStart"/>
-      <w:r>
-        <w:rPr>
-          <w:lang w:val="es-ES"/>
-        </w:rPr>
-        <w:t>conf.d</w:t>
-      </w:r>
-      <w:proofErr w:type="spellEnd"/>
-      <w:r>
-        <w:rPr>
-          <w:lang w:val="es-ES"/>
-        </w:rPr>
-        <w:t>/session.ini</w:t>
-      </w:r>
-      <w:r>
-        <w:rPr>
-          <w:lang w:val="es-ES"/>
-        </w:rPr>
-        <w:br/>
-        <w:t>COPY 000-default.conf /</w:t>
-      </w:r>
-      <w:proofErr w:type="spellStart"/>
-      <w:r>
-        <w:rPr>
-          <w:lang w:val="es-ES"/>
-        </w:rPr>
-        <w:t>etc</w:t>
-      </w:r>
-      <w:proofErr w:type="spellEnd"/>
-      <w:r>
-        <w:rPr>
-          <w:lang w:val="es-ES"/>
-        </w:rPr>
-        <w:t>/apache2/sites-</w:t>
-      </w:r>
-      <w:proofErr w:type="spellStart"/>
-      <w:r>
-        <w:rPr>
-          <w:lang w:val="es-ES"/>
-        </w:rPr>
-        <w:t>available</w:t>
-      </w:r>
-      <w:proofErr w:type="spellEnd"/>
-      <w:r>
-        <w:rPr>
-          <w:lang w:val="es-ES"/>
-        </w:rPr>
-        <w:t>/000-default.conf</w:t>
-      </w:r>
-      <w:r>
-        <w:rPr>
-          <w:lang w:val="es-ES"/>
-        </w:rPr>
-        <w:br/>
-        <w:t>RUN a2ensite 000-default.conf</w:t>
-      </w:r>
-      <w:r>
-        <w:rPr>
-          <w:lang w:val="es-ES"/>
-        </w:rPr>
-        <w:br/>
-      </w:r>
-      <w:r>
-        <w:rPr>
-          <w:lang w:val="es-ES"/>
-        </w:rPr>
-        <w:br/>
-        <w:t xml:space="preserve">La construcción de la imagen se realizó mediante Docker Desktop en Windows debido a incompatibilidades detectadas con </w:t>
-      </w:r>
-      <w:proofErr w:type="spellStart"/>
-      <w:r>
-        <w:rPr>
-          <w:lang w:val="es-ES"/>
-        </w:rPr>
-        <w:t>containerd</w:t>
-      </w:r>
-      <w:proofErr w:type="spellEnd"/>
-      <w:r>
-        <w:rPr>
-          <w:lang w:val="es-ES"/>
-        </w:rPr>
-        <w:t xml:space="preserve"> en las máquinas virtuales.</w:t>
-      </w:r>
-      <w:r>
-        <w:rPr>
-          <w:lang w:val="es-ES"/>
-        </w:rPr>
+        <w:t>DocumentRoot</w:t>
+      </w:r>
+      <w:proofErr w:type="spellEnd"/>
+      <w:r>
+        <w:t xml:space="preserve"> /var/www/html/public</w:t>
+      </w:r>
+      <w:r>
+        <w:br/>
+      </w:r>
+      <w:r>
+        <w:br/>
+        <w:t xml:space="preserve">    &lt;Directory /var/www/html/public&gt;</w:t>
+      </w:r>
+      <w:r>
+        <w:br/>
+        <w:t xml:space="preserve">        AllowOverride All</w:t>
+      </w:r>
+      <w:r>
+        <w:br/>
+        <w:t xml:space="preserve">        Require all granted</w:t>
+      </w:r>
+      <w:r>
+        <w:br/>
+        <w:t xml:space="preserve">    &lt;/Directory&gt;</w:t>
+      </w:r>
+      <w:r>
+        <w:br/>
+      </w:r>
+      <w:r>
+        <w:br/>
+        <w:t xml:space="preserve">    &lt;Directory /var/www/&gt;</w:t>
+      </w:r>
+      <w:r>
+        <w:br/>
+        <w:t xml:space="preserve">        Require all granted</w:t>
+      </w:r>
+      <w:r>
+        <w:br/>
+        <w:t xml:space="preserve">    &lt;/Directory&gt;</w:t>
+      </w:r>
+      <w:r>
+        <w:br/>
+        <w:t>&lt;/VirtualHost&gt;</w:t>
+      </w:r>
+      <w:r>
         <w:br/>
       </w:r>
     </w:p>
@@ -2416,479 +2103,7 @@
         <w:rPr>
           <w:lang w:val="es-ES"/>
         </w:rPr>
-        <w:lastRenderedPageBreak/>
-        <w:t>Despliegue de Apache/PHP</w:t>
-      </w:r>
-    </w:p>
-    <w:p>
-      <w:r>
-        <w:rPr>
-          <w:lang w:val="es-ES"/>
-        </w:rPr>
-        <w:t xml:space="preserve">Se creó un </w:t>
-      </w:r>
-      <w:proofErr w:type="spellStart"/>
-      <w:r>
-        <w:rPr>
-          <w:lang w:val="es-ES"/>
-        </w:rPr>
-        <w:t>Deployment</w:t>
-      </w:r>
-      <w:proofErr w:type="spellEnd"/>
-      <w:r>
-        <w:rPr>
-          <w:lang w:val="es-ES"/>
-        </w:rPr>
-        <w:t xml:space="preserve"> con tres réplicas para garantizar alta disponibilidad.</w:t>
-      </w:r>
-      <w:r>
-        <w:rPr>
-          <w:lang w:val="es-ES"/>
-        </w:rPr>
-        <w:br/>
-      </w:r>
-      <w:r>
-        <w:rPr>
-          <w:lang w:val="es-ES"/>
-        </w:rPr>
-        <w:br/>
-        <w:t xml:space="preserve">Además, se configuró una política </w:t>
-      </w:r>
-      <w:proofErr w:type="spellStart"/>
-      <w:r>
-        <w:rPr>
-          <w:lang w:val="es-ES"/>
-        </w:rPr>
-        <w:t>podAntiAffinity</w:t>
-      </w:r>
-      <w:proofErr w:type="spellEnd"/>
-      <w:r>
-        <w:rPr>
-          <w:lang w:val="es-ES"/>
-        </w:rPr>
-        <w:t xml:space="preserve"> para distribuir los </w:t>
-      </w:r>
-      <w:proofErr w:type="spellStart"/>
-      <w:r>
-        <w:rPr>
-          <w:lang w:val="es-ES"/>
-        </w:rPr>
-        <w:t>pods</w:t>
-      </w:r>
-      <w:proofErr w:type="spellEnd"/>
-      <w:r>
-        <w:rPr>
-          <w:lang w:val="es-ES"/>
-        </w:rPr>
-        <w:t xml:space="preserve"> entre diferentes nodos físicos.</w:t>
-      </w:r>
-      <w:r>
-        <w:rPr>
-          <w:lang w:val="es-ES"/>
-        </w:rPr>
-        <w:br/>
-      </w:r>
-      <w:r>
-        <w:rPr>
-          <w:lang w:val="es-ES"/>
-        </w:rPr>
-        <w:br/>
-      </w:r>
-      <w:proofErr w:type="spellStart"/>
-      <w:r>
-        <w:t>Archivo</w:t>
-      </w:r>
-      <w:proofErr w:type="spellEnd"/>
-      <w:r>
-        <w:t xml:space="preserve"> </w:t>
-      </w:r>
-      <w:proofErr w:type="spellStart"/>
-      <w:r>
-        <w:t>apache-deployment.yaml</w:t>
-      </w:r>
-      <w:proofErr w:type="spellEnd"/>
-      <w:r>
-        <w:br/>
-      </w:r>
-      <w:r>
-        <w:br/>
-      </w:r>
-      <w:proofErr w:type="spellStart"/>
-      <w:r>
-        <w:t>apiVersion</w:t>
-      </w:r>
-      <w:proofErr w:type="spellEnd"/>
-      <w:r>
-        <w:t>: apps/v1</w:t>
-      </w:r>
-    </w:p>
-    <w:p>
-      <w:r>
-        <w:t>kind: Deployment</w:t>
-      </w:r>
-    </w:p>
-    <w:p>
-      <w:r>
-        <w:t>metadata:</w:t>
-      </w:r>
-    </w:p>
-    <w:p>
-      <w:r>
-        <w:t xml:space="preserve">  name: </w:t>
-      </w:r>
-      <w:proofErr w:type="spellStart"/>
-      <w:r>
-        <w:t>apache-php</w:t>
-      </w:r>
-      <w:proofErr w:type="spellEnd"/>
-    </w:p>
-    <w:p>
-      <w:r>
-        <w:t>spec:</w:t>
-      </w:r>
-    </w:p>
-    <w:p>
-      <w:r>
-        <w:t xml:space="preserve">  replicas: 3</w:t>
-      </w:r>
-    </w:p>
-    <w:p>
-      <w:r>
-        <w:t xml:space="preserve">  strategy:</w:t>
-      </w:r>
-    </w:p>
-    <w:p>
-      <w:r>
-        <w:t xml:space="preserve">    type: </w:t>
-      </w:r>
-      <w:proofErr w:type="spellStart"/>
-      <w:r>
-        <w:t>RollingUpdate</w:t>
-      </w:r>
-      <w:proofErr w:type="spellEnd"/>
-    </w:p>
-    <w:p>
-      <w:r>
-        <w:t xml:space="preserve">    </w:t>
-      </w:r>
-      <w:proofErr w:type="spellStart"/>
-      <w:r>
-        <w:t>rollingUpdate</w:t>
-      </w:r>
-      <w:proofErr w:type="spellEnd"/>
-      <w:r>
-        <w:t>:</w:t>
-      </w:r>
-    </w:p>
-    <w:p>
-      <w:r>
-        <w:t xml:space="preserve">      </w:t>
-      </w:r>
-      <w:proofErr w:type="spellStart"/>
-      <w:r>
-        <w:t>maxSurge</w:t>
-      </w:r>
-      <w:proofErr w:type="spellEnd"/>
-      <w:r>
-        <w:t>: 0</w:t>
-      </w:r>
-    </w:p>
-    <w:p>
-      <w:r>
-        <w:t xml:space="preserve">      </w:t>
-      </w:r>
-      <w:proofErr w:type="spellStart"/>
-      <w:r>
-        <w:t>maxUnavailable</w:t>
-      </w:r>
-      <w:proofErr w:type="spellEnd"/>
-      <w:r>
-        <w:t>: 1</w:t>
-      </w:r>
-    </w:p>
-    <w:p>
-      <w:r>
-        <w:t xml:space="preserve">  selector:</w:t>
-      </w:r>
-    </w:p>
-    <w:p>
-      <w:r>
-        <w:t xml:space="preserve">    </w:t>
-      </w:r>
-      <w:proofErr w:type="spellStart"/>
-      <w:r>
-        <w:t>matchLabels</w:t>
-      </w:r>
-      <w:proofErr w:type="spellEnd"/>
-      <w:r>
-        <w:t>:</w:t>
-      </w:r>
-    </w:p>
-    <w:p>
-      <w:r>
-        <w:t xml:space="preserve">      app: </w:t>
-      </w:r>
-      <w:proofErr w:type="spellStart"/>
-      <w:r>
-        <w:t>apache-php</w:t>
-      </w:r>
-      <w:proofErr w:type="spellEnd"/>
-    </w:p>
-    <w:p>
-      <w:r>
-        <w:t xml:space="preserve">  template:</w:t>
-      </w:r>
-    </w:p>
-    <w:p>
-      <w:r>
-        <w:t xml:space="preserve">    metadata:</w:t>
-      </w:r>
-    </w:p>
-    <w:p>
-      <w:r>
-        <w:t xml:space="preserve">      labels:</w:t>
-      </w:r>
-    </w:p>
-    <w:p>
-      <w:r>
-        <w:t xml:space="preserve">        app: </w:t>
-      </w:r>
-      <w:proofErr w:type="spellStart"/>
-      <w:r>
-        <w:t>apache-php</w:t>
-      </w:r>
-      <w:proofErr w:type="spellEnd"/>
-    </w:p>
-    <w:p>
-      <w:r>
-        <w:br w:type="page"/>
-      </w:r>
-    </w:p>
-    <w:p>
-      <w:r>
-        <w:lastRenderedPageBreak/>
-        <w:t xml:space="preserve">    spec:</w:t>
-      </w:r>
-    </w:p>
-    <w:p>
-      <w:r>
-        <w:t xml:space="preserve">      affinity:</w:t>
-      </w:r>
-    </w:p>
-    <w:p>
-      <w:r>
-        <w:t xml:space="preserve">        </w:t>
-      </w:r>
-      <w:proofErr w:type="spellStart"/>
-      <w:r>
-        <w:t>podAntiAffinity</w:t>
-      </w:r>
-      <w:proofErr w:type="spellEnd"/>
-      <w:r>
-        <w:t>:</w:t>
-      </w:r>
-    </w:p>
-    <w:p>
-      <w:r>
-        <w:t xml:space="preserve">          </w:t>
-      </w:r>
-      <w:proofErr w:type="spellStart"/>
-      <w:r>
-        <w:t>requiredDuringSchedulingIgnoredDuringExecution</w:t>
-      </w:r>
-      <w:proofErr w:type="spellEnd"/>
-      <w:r>
-        <w:t>:</w:t>
-      </w:r>
-    </w:p>
-    <w:p>
-      <w:r>
-        <w:t xml:space="preserve">            - </w:t>
-      </w:r>
-      <w:proofErr w:type="spellStart"/>
-      <w:r>
-        <w:t>labelSelector</w:t>
-      </w:r>
-      <w:proofErr w:type="spellEnd"/>
-      <w:r>
-        <w:t>:</w:t>
-      </w:r>
-    </w:p>
-    <w:p>
-      <w:r>
-        <w:t xml:space="preserve">                </w:t>
-      </w:r>
-      <w:proofErr w:type="spellStart"/>
-      <w:r>
-        <w:t>matchLabels</w:t>
-      </w:r>
-      <w:proofErr w:type="spellEnd"/>
-      <w:r>
-        <w:t>:</w:t>
-      </w:r>
-    </w:p>
-    <w:p>
-      <w:r>
-        <w:t xml:space="preserve">                  app: </w:t>
-      </w:r>
-      <w:proofErr w:type="spellStart"/>
-      <w:r>
-        <w:t>apache-php</w:t>
-      </w:r>
-      <w:proofErr w:type="spellEnd"/>
-    </w:p>
-    <w:p>
-      <w:r>
-        <w:t xml:space="preserve">              </w:t>
-      </w:r>
-      <w:proofErr w:type="spellStart"/>
-      <w:r>
-        <w:t>topologyKey</w:t>
-      </w:r>
-      <w:proofErr w:type="spellEnd"/>
-      <w:r>
-        <w:t>: kubernetes.io/hostname</w:t>
-      </w:r>
-    </w:p>
-    <w:p>
-      <w:r>
-        <w:t xml:space="preserve">      containers:</w:t>
-      </w:r>
-    </w:p>
-    <w:p>
-      <w:r>
-        <w:t xml:space="preserve">        - name: </w:t>
-      </w:r>
-      <w:proofErr w:type="spellStart"/>
-      <w:r>
-        <w:t>apache-php</w:t>
-      </w:r>
-      <w:proofErr w:type="spellEnd"/>
-    </w:p>
-    <w:p>
-      <w:r>
-        <w:t xml:space="preserve">          image: apache-php-postgres:1.0</w:t>
-      </w:r>
-    </w:p>
-    <w:p>
-      <w:r>
-        <w:t xml:space="preserve">          </w:t>
-      </w:r>
-      <w:proofErr w:type="spellStart"/>
-      <w:r>
-        <w:t>imagePullPolicy</w:t>
-      </w:r>
-      <w:proofErr w:type="spellEnd"/>
-      <w:r>
-        <w:t>: Never</w:t>
-      </w:r>
-    </w:p>
-    <w:p>
-      <w:r>
-        <w:t xml:space="preserve">          ports:</w:t>
-      </w:r>
-    </w:p>
-    <w:p>
-      <w:r>
-        <w:t xml:space="preserve">            - </w:t>
-      </w:r>
-      <w:proofErr w:type="spellStart"/>
-      <w:r>
-        <w:t>containerPort</w:t>
-      </w:r>
-      <w:proofErr w:type="spellEnd"/>
-      <w:r>
-        <w:t>: 80</w:t>
-      </w:r>
-    </w:p>
-    <w:p>
-      <w:r>
-        <w:t xml:space="preserve">          </w:t>
-      </w:r>
-      <w:proofErr w:type="spellStart"/>
-      <w:r>
-        <w:t>volumeMounts</w:t>
-      </w:r>
-      <w:proofErr w:type="spellEnd"/>
-      <w:r>
-        <w:t>:</w:t>
-      </w:r>
-    </w:p>
-    <w:p>
-      <w:r>
-        <w:t xml:space="preserve">            - name: app-storage</w:t>
-      </w:r>
-    </w:p>
-    <w:p>
-      <w:r>
-        <w:t xml:space="preserve">              </w:t>
-      </w:r>
-      <w:proofErr w:type="spellStart"/>
-      <w:r>
-        <w:t>mountPath</w:t>
-      </w:r>
-      <w:proofErr w:type="spellEnd"/>
-      <w:r>
-        <w:t>: /var/www/html</w:t>
-      </w:r>
-    </w:p>
-    <w:p>
-      <w:r>
-        <w:t xml:space="preserve">      volumes:</w:t>
-      </w:r>
-    </w:p>
-    <w:p>
-      <w:r>
-        <w:t xml:space="preserve">        - name: app-storage</w:t>
-      </w:r>
-    </w:p>
-    <w:p>
-      <w:r>
-        <w:t xml:space="preserve">          </w:t>
-      </w:r>
-      <w:proofErr w:type="spellStart"/>
-      <w:r>
-        <w:t>persistentVolumeClaim</w:t>
-      </w:r>
-      <w:proofErr w:type="spellEnd"/>
-      <w:r>
-        <w:t>:</w:t>
-      </w:r>
-    </w:p>
-    <w:p>
-      <w:r>
-        <w:t xml:space="preserve">            </w:t>
-      </w:r>
-      <w:proofErr w:type="spellStart"/>
-      <w:r>
-        <w:t>claimName</w:t>
-      </w:r>
-      <w:proofErr w:type="spellEnd"/>
-      <w:r>
-        <w:t xml:space="preserve">: </w:t>
-      </w:r>
-      <w:proofErr w:type="spellStart"/>
-      <w:r>
-        <w:t>apache-nfs-pvc</w:t>
-      </w:r>
-      <w:proofErr w:type="spellEnd"/>
-      <w:r>
-        <w:br w:type="page"/>
-      </w:r>
-    </w:p>
-    <w:p/>
-    <w:p>
-      <w:pPr>
-        <w:pStyle w:val="Ttulo2"/>
-        <w:rPr>
-          <w:lang w:val="es-ES"/>
-        </w:rPr>
-      </w:pPr>
-      <w:r>
-        <w:rPr>
-          <w:lang w:val="es-ES"/>
-        </w:rPr>
-        <w:t>Despliegue de la API</w:t>
+        <w:t>Construcción de la imagen Docker</w:t>
       </w:r>
     </w:p>
     <w:p>
@@ -2901,54 +2116,495 @@
         <w:rPr>
           <w:lang w:val="es-ES"/>
         </w:rPr>
-        <w:t>Se planteó el despliegue de una API independiente para desacoplar la lógica de acceso a datos de la aplicación principal.</w:t>
-      </w:r>
-      <w:r>
-        <w:rPr>
-          <w:lang w:val="es-ES"/>
-        </w:rPr>
-        <w:br/>
-      </w:r>
-      <w:r>
-        <w:rPr>
-          <w:lang w:val="es-ES"/>
-        </w:rPr>
-        <w:br/>
-      </w:r>
-      <w:r>
-        <w:rPr>
-          <w:color w:val="FF0000"/>
-          <w:lang w:val="es-ES"/>
-        </w:rPr>
-        <w:t>&lt;</w:t>
-      </w:r>
-      <w:r>
-        <w:rPr>
-          <w:color w:val="FF0000"/>
-          <w:lang w:val="es-ES"/>
-        </w:rPr>
-        <w:t>De momento se sigue investigando c</w:t>
-      </w:r>
-      <w:r>
-        <w:rPr>
-          <w:color w:val="FF0000"/>
-          <w:lang w:val="es-ES"/>
-        </w:rPr>
-        <w:t>ó</w:t>
-      </w:r>
-      <w:r>
-        <w:rPr>
-          <w:color w:val="FF0000"/>
-          <w:lang w:val="es-ES"/>
-        </w:rPr>
-        <w:t>mo realizarla</w:t>
-      </w:r>
-      <w:r>
-        <w:rPr>
-          <w:color w:val="FF0000"/>
-          <w:lang w:val="es-ES"/>
-        </w:rPr>
-        <w:t>&gt;</w:t>
+        <w:t>Se creó una imagen personalizada basada en php:8.2-apache.</w:t>
+      </w:r>
+      <w:r>
+        <w:rPr>
+          <w:lang w:val="es-ES"/>
+        </w:rPr>
+        <w:br/>
+      </w:r>
+      <w:r>
+        <w:rPr>
+          <w:lang w:val="es-ES"/>
+        </w:rPr>
+        <w:br/>
+        <w:t>La imagen incluye:</w:t>
+      </w:r>
+      <w:r>
+        <w:rPr>
+          <w:lang w:val="es-ES"/>
+        </w:rPr>
+        <w:br/>
+        <w:t>• Soporte para PostgreSQL</w:t>
+      </w:r>
+      <w:r>
+        <w:rPr>
+          <w:lang w:val="es-ES"/>
+        </w:rPr>
+        <w:br/>
+        <w:t xml:space="preserve">• Módulo </w:t>
+      </w:r>
+      <w:proofErr w:type="spellStart"/>
+      <w:r>
+        <w:rPr>
+          <w:lang w:val="es-ES"/>
+        </w:rPr>
+        <w:t>rewrite</w:t>
+      </w:r>
+      <w:proofErr w:type="spellEnd"/>
+      <w:r>
+        <w:rPr>
+          <w:lang w:val="es-ES"/>
+        </w:rPr>
+        <w:t xml:space="preserve"> de Apache</w:t>
+      </w:r>
+      <w:r>
+        <w:rPr>
+          <w:lang w:val="es-ES"/>
+        </w:rPr>
+        <w:br/>
+        <w:t>• Configuración de sesiones PHP almacenadas en NFS</w:t>
+      </w:r>
+      <w:r>
+        <w:rPr>
+          <w:lang w:val="es-ES"/>
+        </w:rPr>
+        <w:br/>
+      </w:r>
+      <w:r>
+        <w:rPr>
+          <w:lang w:val="es-ES"/>
+        </w:rPr>
+        <w:br/>
+      </w:r>
+      <w:proofErr w:type="spellStart"/>
+      <w:r>
+        <w:rPr>
+          <w:lang w:val="es-ES"/>
+        </w:rPr>
+        <w:t>Dockerfile</w:t>
+      </w:r>
+      <w:proofErr w:type="spellEnd"/>
+      <w:r>
+        <w:rPr>
+          <w:lang w:val="es-ES"/>
+        </w:rPr>
+        <w:br/>
+      </w:r>
+      <w:r>
+        <w:rPr>
+          <w:lang w:val="es-ES"/>
+        </w:rPr>
+        <w:br/>
+        <w:t>FROM php:8.2-apache</w:t>
+      </w:r>
+      <w:r>
+        <w:rPr>
+          <w:lang w:val="es-ES"/>
+        </w:rPr>
+        <w:br/>
+        <w:t xml:space="preserve">RUN a2enmod </w:t>
+      </w:r>
+      <w:proofErr w:type="spellStart"/>
+      <w:r>
+        <w:rPr>
+          <w:lang w:val="es-ES"/>
+        </w:rPr>
+        <w:t>rewrite</w:t>
+      </w:r>
+      <w:proofErr w:type="spellEnd"/>
+      <w:r>
+        <w:rPr>
+          <w:lang w:val="es-ES"/>
+        </w:rPr>
+        <w:br/>
+        <w:t xml:space="preserve">RUN </w:t>
+      </w:r>
+      <w:proofErr w:type="spellStart"/>
+      <w:r>
+        <w:rPr>
+          <w:lang w:val="es-ES"/>
+        </w:rPr>
+        <w:t>apt-get</w:t>
+      </w:r>
+      <w:proofErr w:type="spellEnd"/>
+      <w:r>
+        <w:rPr>
+          <w:lang w:val="es-ES"/>
+        </w:rPr>
+        <w:t xml:space="preserve"> </w:t>
+      </w:r>
+      <w:proofErr w:type="spellStart"/>
+      <w:r>
+        <w:rPr>
+          <w:lang w:val="es-ES"/>
+        </w:rPr>
+        <w:t>update</w:t>
+      </w:r>
+      <w:proofErr w:type="spellEnd"/>
+      <w:r>
+        <w:rPr>
+          <w:lang w:val="es-ES"/>
+        </w:rPr>
+        <w:t xml:space="preserve"> &amp;&amp; </w:t>
+      </w:r>
+      <w:proofErr w:type="spellStart"/>
+      <w:r>
+        <w:rPr>
+          <w:lang w:val="es-ES"/>
+        </w:rPr>
+        <w:t>apt-get</w:t>
+      </w:r>
+      <w:proofErr w:type="spellEnd"/>
+      <w:r>
+        <w:rPr>
+          <w:lang w:val="es-ES"/>
+        </w:rPr>
+        <w:t xml:space="preserve"> </w:t>
+      </w:r>
+      <w:proofErr w:type="spellStart"/>
+      <w:r>
+        <w:rPr>
+          <w:lang w:val="es-ES"/>
+        </w:rPr>
+        <w:t>install</w:t>
+      </w:r>
+      <w:proofErr w:type="spellEnd"/>
+      <w:r>
+        <w:rPr>
+          <w:lang w:val="es-ES"/>
+        </w:rPr>
+        <w:t xml:space="preserve"> -y \</w:t>
+      </w:r>
+      <w:r>
+        <w:rPr>
+          <w:lang w:val="es-ES"/>
+        </w:rPr>
+        <w:br/>
+        <w:t xml:space="preserve">    </w:t>
+      </w:r>
+      <w:proofErr w:type="spellStart"/>
+      <w:r>
+        <w:rPr>
+          <w:lang w:val="es-ES"/>
+        </w:rPr>
+        <w:t>libpq-dev</w:t>
+      </w:r>
+      <w:proofErr w:type="spellEnd"/>
+      <w:r>
+        <w:rPr>
+          <w:lang w:val="es-ES"/>
+        </w:rPr>
+        <w:t xml:space="preserve"> \</w:t>
+      </w:r>
+      <w:r>
+        <w:rPr>
+          <w:lang w:val="es-ES"/>
+        </w:rPr>
+        <w:br/>
+        <w:t xml:space="preserve">    &amp;&amp; </w:t>
+      </w:r>
+      <w:proofErr w:type="spellStart"/>
+      <w:r>
+        <w:rPr>
+          <w:lang w:val="es-ES"/>
+        </w:rPr>
+        <w:t>docker-php-ext-install</w:t>
+      </w:r>
+      <w:proofErr w:type="spellEnd"/>
+      <w:r>
+        <w:rPr>
+          <w:lang w:val="es-ES"/>
+        </w:rPr>
+        <w:t xml:space="preserve"> </w:t>
+      </w:r>
+      <w:proofErr w:type="spellStart"/>
+      <w:r>
+        <w:rPr>
+          <w:lang w:val="es-ES"/>
+        </w:rPr>
+        <w:t>pdo</w:t>
+      </w:r>
+      <w:proofErr w:type="spellEnd"/>
+      <w:r>
+        <w:rPr>
+          <w:lang w:val="es-ES"/>
+        </w:rPr>
+        <w:t xml:space="preserve"> </w:t>
+      </w:r>
+      <w:proofErr w:type="spellStart"/>
+      <w:r>
+        <w:rPr>
+          <w:lang w:val="es-ES"/>
+        </w:rPr>
+        <w:t>pdo_pgsql</w:t>
+      </w:r>
+      <w:proofErr w:type="spellEnd"/>
+      <w:r>
+        <w:rPr>
+          <w:lang w:val="es-ES"/>
+        </w:rPr>
+        <w:br/>
+        <w:t>RUN echo "</w:t>
+      </w:r>
+      <w:proofErr w:type="spellStart"/>
+      <w:r>
+        <w:rPr>
+          <w:lang w:val="es-ES"/>
+        </w:rPr>
+        <w:t>session.save_handler</w:t>
+      </w:r>
+      <w:proofErr w:type="spellEnd"/>
+      <w:r>
+        <w:rPr>
+          <w:lang w:val="es-ES"/>
+        </w:rPr>
+        <w:t xml:space="preserve"> = files" &gt; /</w:t>
+      </w:r>
+      <w:proofErr w:type="spellStart"/>
+      <w:r>
+        <w:rPr>
+          <w:lang w:val="es-ES"/>
+        </w:rPr>
+        <w:t>usr</w:t>
+      </w:r>
+      <w:proofErr w:type="spellEnd"/>
+      <w:r>
+        <w:rPr>
+          <w:lang w:val="es-ES"/>
+        </w:rPr>
+        <w:t>/local/</w:t>
+      </w:r>
+      <w:proofErr w:type="spellStart"/>
+      <w:r>
+        <w:rPr>
+          <w:lang w:val="es-ES"/>
+        </w:rPr>
+        <w:t>etc</w:t>
+      </w:r>
+      <w:proofErr w:type="spellEnd"/>
+      <w:r>
+        <w:rPr>
+          <w:lang w:val="es-ES"/>
+        </w:rPr>
+        <w:t>/</w:t>
+      </w:r>
+      <w:proofErr w:type="spellStart"/>
+      <w:r>
+        <w:rPr>
+          <w:lang w:val="es-ES"/>
+        </w:rPr>
+        <w:t>php</w:t>
+      </w:r>
+      <w:proofErr w:type="spellEnd"/>
+      <w:r>
+        <w:rPr>
+          <w:lang w:val="es-ES"/>
+        </w:rPr>
+        <w:t>/</w:t>
+      </w:r>
+      <w:proofErr w:type="spellStart"/>
+      <w:r>
+        <w:rPr>
+          <w:lang w:val="es-ES"/>
+        </w:rPr>
+        <w:t>conf.d</w:t>
+      </w:r>
+      <w:proofErr w:type="spellEnd"/>
+      <w:r>
+        <w:rPr>
+          <w:lang w:val="es-ES"/>
+        </w:rPr>
+        <w:t>/session.ini</w:t>
+      </w:r>
+      <w:r>
+        <w:rPr>
+          <w:lang w:val="es-ES"/>
+        </w:rPr>
+        <w:br/>
+        <w:t>RUN echo '</w:t>
+      </w:r>
+      <w:proofErr w:type="spellStart"/>
+      <w:r>
+        <w:rPr>
+          <w:lang w:val="es-ES"/>
+        </w:rPr>
+        <w:t>session.save_path</w:t>
+      </w:r>
+      <w:proofErr w:type="spellEnd"/>
+      <w:r>
+        <w:rPr>
+          <w:lang w:val="es-ES"/>
+        </w:rPr>
+        <w:t xml:space="preserve"> = "/</w:t>
+      </w:r>
+      <w:proofErr w:type="spellStart"/>
+      <w:r>
+        <w:rPr>
+          <w:lang w:val="es-ES"/>
+        </w:rPr>
+        <w:t>var</w:t>
+      </w:r>
+      <w:proofErr w:type="spellEnd"/>
+      <w:r>
+        <w:rPr>
+          <w:lang w:val="es-ES"/>
+        </w:rPr>
+        <w:t>/www/</w:t>
+      </w:r>
+      <w:proofErr w:type="spellStart"/>
+      <w:r>
+        <w:rPr>
+          <w:lang w:val="es-ES"/>
+        </w:rPr>
+        <w:t>html</w:t>
+      </w:r>
+      <w:proofErr w:type="spellEnd"/>
+      <w:r>
+        <w:rPr>
+          <w:lang w:val="es-ES"/>
+        </w:rPr>
+        <w:t>/</w:t>
+      </w:r>
+      <w:proofErr w:type="spellStart"/>
+      <w:r>
+        <w:rPr>
+          <w:lang w:val="es-ES"/>
+        </w:rPr>
+        <w:t>sessions</w:t>
+      </w:r>
+      <w:proofErr w:type="spellEnd"/>
+      <w:r>
+        <w:rPr>
+          <w:lang w:val="es-ES"/>
+        </w:rPr>
+        <w:t>"' &gt;&gt; /</w:t>
+      </w:r>
+      <w:proofErr w:type="spellStart"/>
+      <w:r>
+        <w:rPr>
+          <w:lang w:val="es-ES"/>
+        </w:rPr>
+        <w:t>usr</w:t>
+      </w:r>
+      <w:proofErr w:type="spellEnd"/>
+      <w:r>
+        <w:rPr>
+          <w:lang w:val="es-ES"/>
+        </w:rPr>
+        <w:t>/local/</w:t>
+      </w:r>
+      <w:proofErr w:type="spellStart"/>
+      <w:r>
+        <w:rPr>
+          <w:lang w:val="es-ES"/>
+        </w:rPr>
+        <w:t>etc</w:t>
+      </w:r>
+      <w:proofErr w:type="spellEnd"/>
+      <w:r>
+        <w:rPr>
+          <w:lang w:val="es-ES"/>
+        </w:rPr>
+        <w:t>/</w:t>
+      </w:r>
+      <w:proofErr w:type="spellStart"/>
+      <w:r>
+        <w:rPr>
+          <w:lang w:val="es-ES"/>
+        </w:rPr>
+        <w:t>php</w:t>
+      </w:r>
+      <w:proofErr w:type="spellEnd"/>
+      <w:r>
+        <w:rPr>
+          <w:lang w:val="es-ES"/>
+        </w:rPr>
+        <w:t>/</w:t>
+      </w:r>
+      <w:proofErr w:type="spellStart"/>
+      <w:r>
+        <w:rPr>
+          <w:lang w:val="es-ES"/>
+        </w:rPr>
+        <w:t>conf.d</w:t>
+      </w:r>
+      <w:proofErr w:type="spellEnd"/>
+      <w:r>
+        <w:rPr>
+          <w:lang w:val="es-ES"/>
+        </w:rPr>
+        <w:t>/session.ini</w:t>
+      </w:r>
+      <w:r>
+        <w:rPr>
+          <w:lang w:val="es-ES"/>
+        </w:rPr>
+        <w:br/>
+        <w:t>COPY 000-default.conf /</w:t>
+      </w:r>
+      <w:proofErr w:type="spellStart"/>
+      <w:r>
+        <w:rPr>
+          <w:lang w:val="es-ES"/>
+        </w:rPr>
+        <w:t>etc</w:t>
+      </w:r>
+      <w:proofErr w:type="spellEnd"/>
+      <w:r>
+        <w:rPr>
+          <w:lang w:val="es-ES"/>
+        </w:rPr>
+        <w:t>/apache2/sites-</w:t>
+      </w:r>
+      <w:proofErr w:type="spellStart"/>
+      <w:r>
+        <w:rPr>
+          <w:lang w:val="es-ES"/>
+        </w:rPr>
+        <w:t>available</w:t>
+      </w:r>
+      <w:proofErr w:type="spellEnd"/>
+      <w:r>
+        <w:rPr>
+          <w:lang w:val="es-ES"/>
+        </w:rPr>
+        <w:t>/000-default.conf</w:t>
+      </w:r>
+      <w:r>
+        <w:rPr>
+          <w:lang w:val="es-ES"/>
+        </w:rPr>
+        <w:br/>
+        <w:t>RUN a2ensite 000-default.conf</w:t>
+      </w:r>
+      <w:r>
+        <w:rPr>
+          <w:lang w:val="es-ES"/>
+        </w:rPr>
+        <w:br/>
+      </w:r>
+      <w:r>
+        <w:rPr>
+          <w:lang w:val="es-ES"/>
+        </w:rPr>
+        <w:br/>
+        <w:t xml:space="preserve">La construcción de la imagen se realizó mediante Docker Desktop en Windows debido a incompatibilidades detectadas con </w:t>
+      </w:r>
+      <w:proofErr w:type="spellStart"/>
+      <w:r>
+        <w:rPr>
+          <w:lang w:val="es-ES"/>
+        </w:rPr>
+        <w:t>containerd</w:t>
+      </w:r>
+      <w:proofErr w:type="spellEnd"/>
+      <w:r>
+        <w:rPr>
+          <w:lang w:val="es-ES"/>
+        </w:rPr>
+        <w:t xml:space="preserve"> en las máquinas virtuales.</w:t>
       </w:r>
       <w:r>
         <w:rPr>
@@ -2968,22 +2624,616 @@
         <w:rPr>
           <w:lang w:val="es-ES"/>
         </w:rPr>
-        <w:t xml:space="preserve">Configuración de </w:t>
-      </w:r>
-      <w:proofErr w:type="spellStart"/>
-      <w:r>
-        <w:rPr>
-          <w:lang w:val="es-ES"/>
-        </w:rPr>
-        <w:t>namespaces</w:t>
-      </w:r>
-      <w:proofErr w:type="spellEnd"/>
+        <w:lastRenderedPageBreak/>
+        <w:t>Despliegue de Apache/PHP</w:t>
+      </w:r>
     </w:p>
     <w:p>
       <w:r>
         <w:rPr>
           <w:lang w:val="es-ES"/>
         </w:rPr>
+        <w:t xml:space="preserve">Se creó un </w:t>
+      </w:r>
+      <w:proofErr w:type="spellStart"/>
+      <w:r>
+        <w:rPr>
+          <w:lang w:val="es-ES"/>
+        </w:rPr>
+        <w:t>Deployment</w:t>
+      </w:r>
+      <w:proofErr w:type="spellEnd"/>
+      <w:r>
+        <w:rPr>
+          <w:lang w:val="es-ES"/>
+        </w:rPr>
+        <w:t xml:space="preserve"> con tres réplicas para garantizar alta disponibilidad.</w:t>
+      </w:r>
+      <w:r>
+        <w:rPr>
+          <w:lang w:val="es-ES"/>
+        </w:rPr>
+        <w:br/>
+      </w:r>
+      <w:r>
+        <w:rPr>
+          <w:lang w:val="es-ES"/>
+        </w:rPr>
+        <w:br/>
+        <w:t xml:space="preserve">Además, se configuró una política </w:t>
+      </w:r>
+      <w:proofErr w:type="spellStart"/>
+      <w:r>
+        <w:rPr>
+          <w:lang w:val="es-ES"/>
+        </w:rPr>
+        <w:t>podAntiAffinity</w:t>
+      </w:r>
+      <w:proofErr w:type="spellEnd"/>
+      <w:r>
+        <w:rPr>
+          <w:lang w:val="es-ES"/>
+        </w:rPr>
+        <w:t xml:space="preserve"> para distribuir los </w:t>
+      </w:r>
+      <w:proofErr w:type="spellStart"/>
+      <w:r>
+        <w:rPr>
+          <w:lang w:val="es-ES"/>
+        </w:rPr>
+        <w:t>pods</w:t>
+      </w:r>
+      <w:proofErr w:type="spellEnd"/>
+      <w:r>
+        <w:rPr>
+          <w:lang w:val="es-ES"/>
+        </w:rPr>
+        <w:t xml:space="preserve"> entre diferentes nodos físicos.</w:t>
+      </w:r>
+      <w:r>
+        <w:rPr>
+          <w:lang w:val="es-ES"/>
+        </w:rPr>
+        <w:br/>
+      </w:r>
+      <w:r>
+        <w:rPr>
+          <w:lang w:val="es-ES"/>
+        </w:rPr>
+        <w:br/>
+      </w:r>
+      <w:proofErr w:type="spellStart"/>
+      <w:r>
+        <w:t>Archivo</w:t>
+      </w:r>
+      <w:proofErr w:type="spellEnd"/>
+      <w:r>
+        <w:t xml:space="preserve"> </w:t>
+      </w:r>
+      <w:proofErr w:type="spellStart"/>
+      <w:r>
+        <w:t>apache-</w:t>
+      </w:r>
+      <w:proofErr w:type="gramStart"/>
+      <w:r>
+        <w:t>deployment.yaml</w:t>
+      </w:r>
+      <w:proofErr w:type="spellEnd"/>
+      <w:proofErr w:type="gramEnd"/>
+      <w:r>
+        <w:br/>
+      </w:r>
+      <w:r>
+        <w:br/>
+      </w:r>
+      <w:proofErr w:type="spellStart"/>
+      <w:r>
+        <w:t>apiVersion</w:t>
+      </w:r>
+      <w:proofErr w:type="spellEnd"/>
+      <w:r>
+        <w:t>: apps/v1</w:t>
+      </w:r>
+    </w:p>
+    <w:p>
+      <w:r>
+        <w:t>kind: Deployment</w:t>
+      </w:r>
+    </w:p>
+    <w:p>
+      <w:r>
+        <w:t>metadata:</w:t>
+      </w:r>
+    </w:p>
+    <w:p>
+      <w:r>
+        <w:t xml:space="preserve">  name: </w:t>
+      </w:r>
+      <w:proofErr w:type="spellStart"/>
+      <w:r>
+        <w:t>apache-php</w:t>
+      </w:r>
+      <w:proofErr w:type="spellEnd"/>
+    </w:p>
+    <w:p>
+      <w:r>
+        <w:t>spec:</w:t>
+      </w:r>
+    </w:p>
+    <w:p>
+      <w:r>
+        <w:t xml:space="preserve">  replicas: 3</w:t>
+      </w:r>
+    </w:p>
+    <w:p>
+      <w:r>
+        <w:t xml:space="preserve">  strategy:</w:t>
+      </w:r>
+    </w:p>
+    <w:p>
+      <w:r>
+        <w:t xml:space="preserve">    type: </w:t>
+      </w:r>
+      <w:proofErr w:type="spellStart"/>
+      <w:r>
+        <w:t>RollingUpdate</w:t>
+      </w:r>
+      <w:proofErr w:type="spellEnd"/>
+    </w:p>
+    <w:p>
+      <w:r>
+        <w:t xml:space="preserve">    </w:t>
+      </w:r>
+      <w:proofErr w:type="spellStart"/>
+      <w:r>
+        <w:t>rollingUpdate</w:t>
+      </w:r>
+      <w:proofErr w:type="spellEnd"/>
+      <w:r>
+        <w:t>:</w:t>
+      </w:r>
+    </w:p>
+    <w:p>
+      <w:r>
+        <w:t xml:space="preserve">      </w:t>
+      </w:r>
+      <w:proofErr w:type="spellStart"/>
+      <w:r>
+        <w:t>maxSurge</w:t>
+      </w:r>
+      <w:proofErr w:type="spellEnd"/>
+      <w:r>
+        <w:t>: 0</w:t>
+      </w:r>
+    </w:p>
+    <w:p>
+      <w:r>
+        <w:t xml:space="preserve">      </w:t>
+      </w:r>
+      <w:proofErr w:type="spellStart"/>
+      <w:r>
+        <w:t>maxUnavailable</w:t>
+      </w:r>
+      <w:proofErr w:type="spellEnd"/>
+      <w:r>
+        <w:t>: 1</w:t>
+      </w:r>
+    </w:p>
+    <w:p>
+      <w:r>
+        <w:t xml:space="preserve">  selector:</w:t>
+      </w:r>
+    </w:p>
+    <w:p>
+      <w:r>
+        <w:t xml:space="preserve">    </w:t>
+      </w:r>
+      <w:proofErr w:type="spellStart"/>
+      <w:r>
+        <w:t>matchLabels</w:t>
+      </w:r>
+      <w:proofErr w:type="spellEnd"/>
+      <w:r>
+        <w:t>:</w:t>
+      </w:r>
+    </w:p>
+    <w:p>
+      <w:r>
+        <w:t xml:space="preserve">      app: </w:t>
+      </w:r>
+      <w:proofErr w:type="spellStart"/>
+      <w:r>
+        <w:t>apache-php</w:t>
+      </w:r>
+      <w:proofErr w:type="spellEnd"/>
+    </w:p>
+    <w:p>
+      <w:r>
+        <w:t xml:space="preserve">  template:</w:t>
+      </w:r>
+    </w:p>
+    <w:p>
+      <w:r>
+        <w:t xml:space="preserve">    metadata:</w:t>
+      </w:r>
+    </w:p>
+    <w:p>
+      <w:r>
+        <w:t xml:space="preserve">      labels:</w:t>
+      </w:r>
+    </w:p>
+    <w:p>
+      <w:r>
+        <w:t xml:space="preserve">        app: </w:t>
+      </w:r>
+      <w:proofErr w:type="spellStart"/>
+      <w:r>
+        <w:t>apache-php</w:t>
+      </w:r>
+      <w:proofErr w:type="spellEnd"/>
+    </w:p>
+    <w:p>
+      <w:r>
+        <w:br w:type="page"/>
+      </w:r>
+    </w:p>
+    <w:p>
+      <w:r>
+        <w:lastRenderedPageBreak/>
+        <w:t xml:space="preserve">    spec:</w:t>
+      </w:r>
+    </w:p>
+    <w:p>
+      <w:r>
+        <w:t xml:space="preserve">      affinity:</w:t>
+      </w:r>
+    </w:p>
+    <w:p>
+      <w:r>
+        <w:t xml:space="preserve">        </w:t>
+      </w:r>
+      <w:proofErr w:type="spellStart"/>
+      <w:r>
+        <w:t>podAntiAffinity</w:t>
+      </w:r>
+      <w:proofErr w:type="spellEnd"/>
+      <w:r>
+        <w:t>:</w:t>
+      </w:r>
+    </w:p>
+    <w:p>
+      <w:r>
+        <w:t xml:space="preserve">          </w:t>
+      </w:r>
+      <w:proofErr w:type="spellStart"/>
+      <w:r>
+        <w:t>requiredDuringSchedulingIgnoredDuringExecution</w:t>
+      </w:r>
+      <w:proofErr w:type="spellEnd"/>
+      <w:r>
+        <w:t>:</w:t>
+      </w:r>
+    </w:p>
+    <w:p>
+      <w:r>
+        <w:t xml:space="preserve">            - </w:t>
+      </w:r>
+      <w:proofErr w:type="spellStart"/>
+      <w:r>
+        <w:t>labelSelector</w:t>
+      </w:r>
+      <w:proofErr w:type="spellEnd"/>
+      <w:r>
+        <w:t>:</w:t>
+      </w:r>
+    </w:p>
+    <w:p>
+      <w:r>
+        <w:t xml:space="preserve">                </w:t>
+      </w:r>
+      <w:proofErr w:type="spellStart"/>
+      <w:r>
+        <w:t>matchLabels</w:t>
+      </w:r>
+      <w:proofErr w:type="spellEnd"/>
+      <w:r>
+        <w:t>:</w:t>
+      </w:r>
+    </w:p>
+    <w:p>
+      <w:r>
+        <w:t xml:space="preserve">                  app: </w:t>
+      </w:r>
+      <w:proofErr w:type="spellStart"/>
+      <w:r>
+        <w:t>apache-php</w:t>
+      </w:r>
+      <w:proofErr w:type="spellEnd"/>
+    </w:p>
+    <w:p>
+      <w:r>
+        <w:t xml:space="preserve">              </w:t>
+      </w:r>
+      <w:proofErr w:type="spellStart"/>
+      <w:r>
+        <w:t>topologyKey</w:t>
+      </w:r>
+      <w:proofErr w:type="spellEnd"/>
+      <w:r>
+        <w:t>: kubernetes.io/hostname</w:t>
+      </w:r>
+    </w:p>
+    <w:p>
+      <w:r>
+        <w:t xml:space="preserve">      containers:</w:t>
+      </w:r>
+    </w:p>
+    <w:p>
+      <w:r>
+        <w:t xml:space="preserve">        - name: </w:t>
+      </w:r>
+      <w:proofErr w:type="spellStart"/>
+      <w:r>
+        <w:t>apache-php</w:t>
+      </w:r>
+      <w:proofErr w:type="spellEnd"/>
+    </w:p>
+    <w:p>
+      <w:r>
+        <w:t xml:space="preserve">          image: apache-php-postgres:1.0</w:t>
+      </w:r>
+    </w:p>
+    <w:p>
+      <w:r>
+        <w:t xml:space="preserve">          </w:t>
+      </w:r>
+      <w:proofErr w:type="spellStart"/>
+      <w:r>
+        <w:t>imagePullPolicy</w:t>
+      </w:r>
+      <w:proofErr w:type="spellEnd"/>
+      <w:r>
+        <w:t>: Never</w:t>
+      </w:r>
+    </w:p>
+    <w:p>
+      <w:r>
+        <w:t xml:space="preserve">          ports:</w:t>
+      </w:r>
+    </w:p>
+    <w:p>
+      <w:r>
+        <w:t xml:space="preserve">            - </w:t>
+      </w:r>
+      <w:proofErr w:type="spellStart"/>
+      <w:r>
+        <w:t>containerPort</w:t>
+      </w:r>
+      <w:proofErr w:type="spellEnd"/>
+      <w:r>
+        <w:t>: 80</w:t>
+      </w:r>
+    </w:p>
+    <w:p>
+      <w:r>
+        <w:t xml:space="preserve">          </w:t>
+      </w:r>
+      <w:proofErr w:type="spellStart"/>
+      <w:r>
+        <w:t>volumeMounts</w:t>
+      </w:r>
+      <w:proofErr w:type="spellEnd"/>
+      <w:r>
+        <w:t>:</w:t>
+      </w:r>
+    </w:p>
+    <w:p>
+      <w:r>
+        <w:t xml:space="preserve">            - name: app-storage</w:t>
+      </w:r>
+    </w:p>
+    <w:p>
+      <w:r>
+        <w:t xml:space="preserve">              </w:t>
+      </w:r>
+      <w:proofErr w:type="spellStart"/>
+      <w:r>
+        <w:t>mountPath</w:t>
+      </w:r>
+      <w:proofErr w:type="spellEnd"/>
+      <w:r>
+        <w:t>: /var/www/html</w:t>
+      </w:r>
+    </w:p>
+    <w:p>
+      <w:r>
+        <w:t xml:space="preserve">      volumes:</w:t>
+      </w:r>
+    </w:p>
+    <w:p>
+      <w:r>
+        <w:t xml:space="preserve">        - name: app-storage</w:t>
+      </w:r>
+    </w:p>
+    <w:p>
+      <w:r>
+        <w:t xml:space="preserve">          </w:t>
+      </w:r>
+      <w:proofErr w:type="spellStart"/>
+      <w:r>
+        <w:t>persistentVolumeClaim</w:t>
+      </w:r>
+      <w:proofErr w:type="spellEnd"/>
+      <w:r>
+        <w:t>:</w:t>
+      </w:r>
+    </w:p>
+    <w:p>
+      <w:pPr>
+        <w:rPr>
+          <w:lang w:val="es-ES"/>
+        </w:rPr>
+      </w:pPr>
+      <w:r>
+        <w:t xml:space="preserve">            </w:t>
+      </w:r>
+      <w:proofErr w:type="spellStart"/>
+      <w:r>
+        <w:rPr>
+          <w:lang w:val="es-ES"/>
+        </w:rPr>
+        <w:t>claimName</w:t>
+      </w:r>
+      <w:proofErr w:type="spellEnd"/>
+      <w:r>
+        <w:rPr>
+          <w:lang w:val="es-ES"/>
+        </w:rPr>
+        <w:t>: apache-</w:t>
+      </w:r>
+      <w:proofErr w:type="spellStart"/>
+      <w:r>
+        <w:rPr>
+          <w:lang w:val="es-ES"/>
+        </w:rPr>
+        <w:t>nfs</w:t>
+      </w:r>
+      <w:proofErr w:type="spellEnd"/>
+      <w:r>
+        <w:rPr>
+          <w:lang w:val="es-ES"/>
+        </w:rPr>
+        <w:t>-</w:t>
+      </w:r>
+      <w:proofErr w:type="spellStart"/>
+      <w:r>
+        <w:rPr>
+          <w:lang w:val="es-ES"/>
+        </w:rPr>
+        <w:t>pvc</w:t>
+      </w:r>
+      <w:proofErr w:type="spellEnd"/>
+      <w:r>
+        <w:rPr>
+          <w:lang w:val="es-ES"/>
+        </w:rPr>
+        <w:br w:type="page"/>
+      </w:r>
+    </w:p>
+    <w:p>
+      <w:pPr>
+        <w:rPr>
+          <w:lang w:val="es-ES"/>
+        </w:rPr>
+      </w:pPr>
+    </w:p>
+    <w:p>
+      <w:pPr>
+        <w:pStyle w:val="Ttulo2"/>
+        <w:rPr>
+          <w:lang w:val="es-ES"/>
+        </w:rPr>
+      </w:pPr>
+      <w:r>
+        <w:rPr>
+          <w:lang w:val="es-ES"/>
+        </w:rPr>
+        <w:t>Despliegue de la API</w:t>
+      </w:r>
+    </w:p>
+    <w:p>
+      <w:pPr>
+        <w:rPr>
+          <w:lang w:val="es-ES"/>
+        </w:rPr>
+      </w:pPr>
+      <w:r>
+        <w:rPr>
+          <w:lang w:val="es-ES"/>
+        </w:rPr>
+        <w:t>Se planteó el despliegue de una API independiente para desacoplar la lógica de acceso a datos de la aplicación principal.</w:t>
+      </w:r>
+      <w:r>
+        <w:rPr>
+          <w:lang w:val="es-ES"/>
+        </w:rPr>
+        <w:br/>
+      </w:r>
+      <w:r>
+        <w:rPr>
+          <w:lang w:val="es-ES"/>
+        </w:rPr>
+        <w:br/>
+      </w:r>
+      <w:r>
+        <w:rPr>
+          <w:color w:val="FF0000"/>
+          <w:lang w:val="es-ES"/>
+        </w:rPr>
+        <w:t>&lt;</w:t>
+      </w:r>
+      <w:r>
+        <w:rPr>
+          <w:color w:val="FF0000"/>
+          <w:lang w:val="es-ES"/>
+        </w:rPr>
+        <w:t>De momento se sigue investigando c</w:t>
+      </w:r>
+      <w:r>
+        <w:rPr>
+          <w:color w:val="FF0000"/>
+          <w:lang w:val="es-ES"/>
+        </w:rPr>
+        <w:t>ó</w:t>
+      </w:r>
+      <w:r>
+        <w:rPr>
+          <w:color w:val="FF0000"/>
+          <w:lang w:val="es-ES"/>
+        </w:rPr>
+        <w:t>mo realizarla</w:t>
+      </w:r>
+      <w:r>
+        <w:rPr>
+          <w:color w:val="FF0000"/>
+          <w:lang w:val="es-ES"/>
+        </w:rPr>
+        <w:t>&gt;</w:t>
+      </w:r>
+      <w:r>
+        <w:rPr>
+          <w:lang w:val="es-ES"/>
+        </w:rPr>
+        <w:br/>
+      </w:r>
+    </w:p>
+    <w:p>
+      <w:pPr>
+        <w:pStyle w:val="Ttulo2"/>
+        <w:rPr>
+          <w:lang w:val="es-ES"/>
+        </w:rPr>
+      </w:pPr>
+      <w:r>
+        <w:rPr>
+          <w:lang w:val="es-ES"/>
+        </w:rPr>
+        <w:t xml:space="preserve">Configuración de </w:t>
+      </w:r>
+      <w:proofErr w:type="spellStart"/>
+      <w:r>
+        <w:rPr>
+          <w:lang w:val="es-ES"/>
+        </w:rPr>
+        <w:t>namespaces</w:t>
+      </w:r>
+      <w:proofErr w:type="spellEnd"/>
+    </w:p>
+    <w:p>
+      <w:r>
+        <w:rPr>
+          <w:lang w:val="es-ES"/>
+        </w:rPr>
         <w:t xml:space="preserve">Para aislar los recursos de la base de datos se creó un </w:t>
       </w:r>
       <w:proofErr w:type="spellStart"/>
@@ -3058,7 +3308,15 @@
       </w:r>
       <w:r>
         <w:br/>
-        <w:t>kubectl config view --minify -o jsonpath='{..namespace}'</w:t>
+        <w:t>kubectl config view --minify -o jsonpath='</w:t>
+      </w:r>
+      <w:proofErr w:type="gramStart"/>
+      <w:r>
+        <w:t>{..</w:t>
+      </w:r>
+      <w:proofErr w:type="gramEnd"/>
+      <w:r>
+        <w:t>namespace}'</w:t>
       </w:r>
       <w:r>
         <w:br/>
@@ -3401,7 +3659,15 @@
     </w:p>
     <w:p>
       <w:r>
-        <w:t xml:space="preserve">        image: registry.k8s.io/sig-storage/nfs-subdir-external-provisioner:v4.0.2</w:t>
+        <w:t xml:space="preserve">        image: registry.k8s.io/sig-storage/nfs-subdir-external-</w:t>
+      </w:r>
+      <w:proofErr w:type="gramStart"/>
+      <w:r>
+        <w:t>provisioner:v</w:t>
+      </w:r>
+      <w:proofErr w:type="gramEnd"/>
+      <w:r>
+        <w:t>4.0.2</w:t>
       </w:r>
     </w:p>
     <w:p>
@@ -3810,6 +4076,7 @@
         <w:rPr>
           <w:color w:val="0000FF" w:themeColor="hyperlink"/>
           <w:u w:val="single"/>
+          <w:lang w:val="es-ES"/>
         </w:rPr>
       </w:pPr>
       <w:r>
@@ -4256,48 +4523,114 @@
       <w:proofErr w:type="spellEnd"/>
     </w:p>
     <w:p>
+      <w:pPr>
+        <w:rPr>
+          <w:lang w:val="es-ES"/>
+        </w:rPr>
+      </w:pPr>
       <w:r>
         <w:t xml:space="preserve">      </w:t>
       </w:r>
       <w:proofErr w:type="spellStart"/>
       <w:r>
+        <w:rPr>
+          <w:lang w:val="es-ES"/>
+        </w:rPr>
         <w:t>labelSelector</w:t>
       </w:r>
       <w:proofErr w:type="spellEnd"/>
       <w:r>
+        <w:rPr>
+          <w:lang w:val="es-ES"/>
+        </w:rPr>
         <w:t>:</w:t>
       </w:r>
     </w:p>
     <w:p>
-      <w:r>
+      <w:pPr>
+        <w:rPr>
+          <w:lang w:val="es-ES"/>
+        </w:rPr>
+      </w:pPr>
+      <w:r>
+        <w:rPr>
+          <w:lang w:val="es-ES"/>
+        </w:rPr>
         <w:t xml:space="preserve">        </w:t>
       </w:r>
       <w:proofErr w:type="spellStart"/>
       <w:r>
+        <w:rPr>
+          <w:lang w:val="es-ES"/>
+        </w:rPr>
         <w:t>matchLabels</w:t>
       </w:r>
       <w:proofErr w:type="spellEnd"/>
       <w:r>
+        <w:rPr>
+          <w:lang w:val="es-ES"/>
+        </w:rPr>
         <w:t>:</w:t>
       </w:r>
     </w:p>
     <w:p>
-      <w:r>
-        <w:t xml:space="preserve">          cnpg.io/cluster: </w:t>
-      </w:r>
-      <w:proofErr w:type="spellStart"/>
-      <w:r>
+      <w:pPr>
+        <w:rPr>
+          <w:lang w:val="es-ES"/>
+        </w:rPr>
+      </w:pPr>
+      <w:r>
+        <w:rPr>
+          <w:lang w:val="es-ES"/>
+        </w:rPr>
+        <w:t xml:space="preserve">          cnpg.io/</w:t>
+      </w:r>
+      <w:proofErr w:type="spellStart"/>
+      <w:r>
+        <w:rPr>
+          <w:lang w:val="es-ES"/>
+        </w:rPr>
+        <w:t>cluster</w:t>
+      </w:r>
+      <w:proofErr w:type="spellEnd"/>
+      <w:r>
+        <w:rPr>
+          <w:lang w:val="es-ES"/>
+        </w:rPr>
+        <w:t xml:space="preserve">: </w:t>
+      </w:r>
+      <w:proofErr w:type="spellStart"/>
+      <w:r>
+        <w:rPr>
+          <w:lang w:val="es-ES"/>
+        </w:rPr>
         <w:t>postgres-db</w:t>
       </w:r>
       <w:proofErr w:type="spellEnd"/>
     </w:p>
     <w:p>
-      <w:r>
+      <w:pPr>
+        <w:rPr>
+          <w:lang w:val="es-ES"/>
+        </w:rPr>
+      </w:pPr>
+      <w:r>
+        <w:rPr>
+          <w:lang w:val="es-ES"/>
+        </w:rPr>
         <w:br/>
       </w:r>
     </w:p>
     <w:p>
-      <w:r>
+      <w:pPr>
+        <w:rPr>
+          <w:lang w:val="es-ES"/>
+        </w:rPr>
+      </w:pPr>
+      <w:r>
+        <w:rPr>
+          <w:lang w:val="es-ES"/>
+        </w:rPr>
         <w:br w:type="page"/>
       </w:r>
     </w:p>
@@ -5525,6 +5858,7 @@
   <w:style w:type="character" w:default="1" w:styleId="Fuentedeprrafopredeter">
     <w:name w:val="Default Paragraph Font"/>
     <w:uiPriority w:val="1"/>
+    <w:semiHidden/>
     <w:unhideWhenUsed/>
   </w:style>
   <w:style w:type="table" w:default="1" w:styleId="Tablanormal">

--- a/TFG_Kubernetes.docx
+++ b/TFG_Kubernetes.docx
@@ -4,31 +4,97 @@
   <w:body>
     <w:p>
       <w:pPr>
+        <w:pStyle w:val="Ttulo"/>
+        <w:jc w:val="center"/>
+        <w:rPr>
+          <w:sz w:val="36"/>
+          <w:szCs w:val="36"/>
+          <w:lang w:val="es-ES"/>
+        </w:rPr>
+      </w:pPr>
+      <w:r>
+        <w:rPr>
+          <w:sz w:val="36"/>
+          <w:szCs w:val="36"/>
+          <w:lang w:val="es-ES"/>
+        </w:rPr>
+        <w:t>Configuración de Kubernetes y despliegue de servicios</w:t>
+      </w:r>
+    </w:p>
+    <w:p>
+      <w:pPr>
         <w:pStyle w:val="Ttulo1"/>
-        <w:jc w:val="center"/>
-        <w:rPr>
-          <w:lang w:val="es-ES"/>
-        </w:rPr>
-      </w:pPr>
-      <w:r>
-        <w:rPr>
-          <w:lang w:val="es-ES"/>
-        </w:rPr>
-        <w:t xml:space="preserve">Configuración de </w:t>
-      </w:r>
-      <w:proofErr w:type="spellStart"/>
-      <w:r>
-        <w:rPr>
-          <w:lang w:val="es-ES"/>
-        </w:rPr>
-        <w:t>Kubernetes</w:t>
-      </w:r>
-      <w:proofErr w:type="spellEnd"/>
-      <w:r>
-        <w:rPr>
-          <w:lang w:val="es-ES"/>
-        </w:rPr>
-        <w:t xml:space="preserve"> y despliegue de servicios</w:t>
+        <w:rPr>
+          <w:lang w:val="es-ES"/>
+        </w:rPr>
+      </w:pPr>
+      <w:r>
+        <w:rPr>
+          <w:lang w:val="es-ES"/>
+        </w:rPr>
+        <w:t>Instalación y configuración del clúster Kubernetes</w:t>
+      </w:r>
+    </w:p>
+    <w:p>
+      <w:pPr>
+        <w:rPr>
+          <w:lang w:val="es-ES"/>
+        </w:rPr>
+      </w:pPr>
+      <w:r>
+        <w:rPr>
+          <w:lang w:val="es-ES"/>
+        </w:rPr>
+        <w:t xml:space="preserve">Una vez creadas las </w:t>
+      </w:r>
+      <w:r>
+        <w:rPr>
+          <w:lang w:val="es-ES"/>
+        </w:rPr>
+        <w:t>máquinas</w:t>
+      </w:r>
+      <w:r>
+        <w:rPr>
+          <w:lang w:val="es-ES"/>
+        </w:rPr>
+        <w:t xml:space="preserve"> virtuales:</w:t>
+      </w:r>
+    </w:p>
+    <w:p>
+      <w:pPr>
+        <w:rPr>
+          <w:lang w:val="es-ES"/>
+        </w:rPr>
+      </w:pPr>
+      <w:r>
+        <w:rPr>
+          <w:lang w:val="es-ES"/>
+        </w:rPr>
+        <w:t xml:space="preserve">Los siguientes </w:t>
+      </w:r>
+      <w:r>
+        <w:rPr>
+          <w:lang w:val="es-ES"/>
+        </w:rPr>
+        <w:t>comandos</w:t>
+      </w:r>
+      <w:r>
+        <w:rPr>
+          <w:lang w:val="es-ES"/>
+        </w:rPr>
+        <w:t xml:space="preserve"> se </w:t>
+      </w:r>
+      <w:r>
+        <w:rPr>
+          <w:lang w:val="es-ES"/>
+        </w:rPr>
+        <w:t>realizarán</w:t>
+      </w:r>
+      <w:r>
+        <w:rPr>
+          <w:lang w:val="es-ES"/>
+        </w:rPr>
+        <w:t xml:space="preserve"> desde el modo sudo su, excepto que se indique explícitamente lo contrario.</w:t>
       </w:r>
     </w:p>
     <w:p>
@@ -42,112 +108,932 @@
         <w:rPr>
           <w:lang w:val="es-ES"/>
         </w:rPr>
-        <w:t xml:space="preserve">Instalación del plugin de red </w:t>
-      </w:r>
-      <w:proofErr w:type="spellStart"/>
-      <w:r>
-        <w:rPr>
-          <w:lang w:val="es-ES"/>
-        </w:rPr>
-        <w:t>Cilium</w:t>
-      </w:r>
-      <w:proofErr w:type="spellEnd"/>
-    </w:p>
-    <w:p>
-      <w:pPr>
-        <w:rPr>
-          <w:lang w:val="es-ES"/>
-        </w:rPr>
-      </w:pPr>
-      <w:r>
-        <w:rPr>
-          <w:lang w:val="es-ES"/>
-        </w:rPr>
-        <w:t xml:space="preserve">Para la gestión de la conectividad entre </w:t>
-      </w:r>
-      <w:proofErr w:type="spellStart"/>
-      <w:r>
-        <w:rPr>
-          <w:lang w:val="es-ES"/>
-        </w:rPr>
-        <w:t>pods</w:t>
-      </w:r>
-      <w:proofErr w:type="spellEnd"/>
-      <w:r>
-        <w:rPr>
-          <w:lang w:val="es-ES"/>
-        </w:rPr>
-        <w:t xml:space="preserve"> y servicios dentro del clúster </w:t>
-      </w:r>
-      <w:proofErr w:type="spellStart"/>
-      <w:r>
-        <w:rPr>
-          <w:lang w:val="es-ES"/>
-        </w:rPr>
-        <w:t>Kubernetes</w:t>
-      </w:r>
-      <w:proofErr w:type="spellEnd"/>
-      <w:r>
-        <w:rPr>
-          <w:lang w:val="es-ES"/>
-        </w:rPr>
-        <w:t xml:space="preserve"> se instaló </w:t>
-      </w:r>
-      <w:proofErr w:type="spellStart"/>
-      <w:r>
-        <w:rPr>
-          <w:lang w:val="es-ES"/>
-        </w:rPr>
-        <w:t>Cilium</w:t>
-      </w:r>
-      <w:proofErr w:type="spellEnd"/>
-      <w:r>
-        <w:rPr>
-          <w:lang w:val="es-ES"/>
-        </w:rPr>
-        <w:t xml:space="preserve"> como solución CNI (Container Network Interface).</w:t>
-      </w:r>
-      <w:r>
-        <w:rPr>
-          <w:lang w:val="es-ES"/>
-        </w:rPr>
-        <w:br/>
-      </w:r>
-      <w:r>
-        <w:rPr>
-          <w:lang w:val="es-ES"/>
-        </w:rPr>
-        <w:br/>
-      </w:r>
-      <w:proofErr w:type="spellStart"/>
-      <w:r>
-        <w:rPr>
-          <w:lang w:val="es-ES"/>
-        </w:rPr>
-        <w:t>Cilium</w:t>
-      </w:r>
-      <w:proofErr w:type="spellEnd"/>
-      <w:r>
-        <w:rPr>
-          <w:lang w:val="es-ES"/>
-        </w:rPr>
-        <w:t xml:space="preserve"> proporciona:</w:t>
-      </w:r>
-      <w:r>
-        <w:rPr>
-          <w:lang w:val="es-ES"/>
-        </w:rPr>
-        <w:br/>
-        <w:t xml:space="preserve">• Comunicación entre </w:t>
-      </w:r>
-      <w:proofErr w:type="spellStart"/>
-      <w:r>
-        <w:rPr>
-          <w:lang w:val="es-ES"/>
-        </w:rPr>
-        <w:t>pods</w:t>
-      </w:r>
-      <w:proofErr w:type="spellEnd"/>
+        <w:t>Instalación del nodo master / control plane</w:t>
+      </w:r>
+    </w:p>
+    <w:p>
+      <w:pPr>
+        <w:rPr>
+          <w:u w:val="single"/>
+          <w:lang w:val="es-ES"/>
+        </w:rPr>
+      </w:pPr>
+      <w:r>
+        <w:rPr>
+          <w:u w:val="single"/>
+          <w:lang w:val="es-ES"/>
+        </w:rPr>
+        <w:t>Lo primero que se descargan son los certificados para permitir las descargas:</w:t>
+      </w:r>
+    </w:p>
+    <w:p>
+      <w:r>
+        <w:t>apt install curl apt-transport-https git wget software-properties-common lsb-release ca-certificates socat -y</w:t>
+      </w:r>
+    </w:p>
+    <w:p/>
+    <w:p>
+      <w:pPr>
+        <w:rPr>
+          <w:u w:val="single"/>
+          <w:lang w:val="es-ES"/>
+        </w:rPr>
+      </w:pPr>
+      <w:r>
+        <w:rPr>
+          <w:u w:val="single"/>
+          <w:lang w:val="es-ES"/>
+        </w:rPr>
+        <w:t>Luego desactivamos el arranque de la parte de la memoria swap en el fstab:</w:t>
+      </w:r>
+    </w:p>
+    <w:p>
+      <w:r>
+        <w:t>swapoff -a</w:t>
+      </w:r>
+      <w:r>
+        <w:t xml:space="preserve"> &amp;&amp; sed -</w:t>
+      </w:r>
+      <w:r>
+        <w:t xml:space="preserve">I ‘/swap/s/^\(.*\)$/#\1/g’ /etc/fstab &amp;&amp; cat </w:t>
+      </w:r>
+      <w:r>
+        <w:t>/</w:t>
+      </w:r>
+      <w:r>
+        <w:t>etc/fstab</w:t>
+      </w:r>
+    </w:p>
+    <w:p/>
+    <w:p>
+      <w:pPr>
+        <w:rPr>
+          <w:u w:val="single"/>
+          <w:lang w:val="es-ES"/>
+        </w:rPr>
+      </w:pPr>
+      <w:r>
+        <w:rPr>
+          <w:u w:val="single"/>
+          <w:lang w:val="es-ES"/>
+        </w:rPr>
+        <w:t>Tras esto cargar módulos necesarios del kernel y cargar configuración en sysctl:</w:t>
+      </w:r>
+    </w:p>
+    <w:p>
+      <w:r>
+        <w:t>modprobe overlay</w:t>
+      </w:r>
+    </w:p>
+    <w:p>
+      <w:r>
+        <w:t>modprobe br_netfilter</w:t>
+      </w:r>
+    </w:p>
+    <w:p>
+      <w:r>
+        <w:t>cat &lt;&lt; EOF | tee /etc/sysctl.d/kubernetes.conf</w:t>
+      </w:r>
+    </w:p>
+    <w:p>
+      <w:r>
+        <w:t>net.bridge.bridge-nf-call-ip6tables = 1</w:t>
+      </w:r>
+    </w:p>
+    <w:p>
+      <w:r>
+        <w:t>net.bridge.bridge-nf-call-iptables = 1</w:t>
+      </w:r>
+    </w:p>
+    <w:p>
+      <w:pPr>
+        <w:rPr>
+          <w:lang w:val="es-ES"/>
+        </w:rPr>
+      </w:pPr>
+      <w:r>
+        <w:rPr>
+          <w:lang w:val="es-ES"/>
+        </w:rPr>
+        <w:t>net.ipv4.ip_forward = 1</w:t>
+      </w:r>
+    </w:p>
+    <w:p>
+      <w:pPr>
+        <w:rPr>
+          <w:lang w:val="es-ES"/>
+        </w:rPr>
+      </w:pPr>
+      <w:r>
+        <w:rPr>
+          <w:lang w:val="es-ES"/>
+        </w:rPr>
+        <w:t>EOF</w:t>
+      </w:r>
+    </w:p>
+    <w:p>
+      <w:pPr>
+        <w:rPr>
+          <w:lang w:val="es-ES"/>
+        </w:rPr>
+      </w:pPr>
+    </w:p>
+    <w:p>
+      <w:pPr>
+        <w:rPr>
+          <w:u w:val="single"/>
+          <w:lang w:val="es-ES"/>
+        </w:rPr>
+      </w:pPr>
+      <w:r>
+        <w:rPr>
+          <w:u w:val="single"/>
+          <w:lang w:val="es-ES"/>
+        </w:rPr>
+        <w:t>Aplicamos esta configuración cambiada;</w:t>
+      </w:r>
+    </w:p>
+    <w:p>
+      <w:pPr>
+        <w:rPr>
+          <w:lang w:val="es-ES"/>
+        </w:rPr>
+      </w:pPr>
+      <w:r>
+        <w:rPr>
+          <w:lang w:val="es-ES"/>
+        </w:rPr>
+        <w:t>s</w:t>
+      </w:r>
+      <w:r>
+        <w:rPr>
+          <w:lang w:val="es-ES"/>
+        </w:rPr>
+        <w:t xml:space="preserve">ysctl </w:t>
+      </w:r>
+      <w:r>
+        <w:rPr>
+          <w:lang w:val="es-ES"/>
+        </w:rPr>
+        <w:t>--</w:t>
+      </w:r>
+      <w:r>
+        <w:rPr>
+          <w:lang w:val="es-ES"/>
+        </w:rPr>
+        <w:t>system</w:t>
+      </w:r>
+    </w:p>
+    <w:p>
+      <w:pPr>
+        <w:rPr>
+          <w:lang w:val="es-ES"/>
+        </w:rPr>
+      </w:pPr>
+      <w:r>
+        <w:rPr>
+          <w:lang w:val="es-ES"/>
+        </w:rPr>
+        <w:br w:type="page"/>
+      </w:r>
+    </w:p>
+    <w:p>
+      <w:pPr>
+        <w:rPr>
+          <w:u w:val="single"/>
+          <w:lang w:val="es-ES"/>
+        </w:rPr>
+      </w:pPr>
+      <w:r>
+        <w:rPr>
+          <w:u w:val="single"/>
+          <w:lang w:val="es-ES"/>
+        </w:rPr>
+        <w:lastRenderedPageBreak/>
+        <w:t>Obtenemos las claves de containerd de docker, para su posterior instalación:</w:t>
+      </w:r>
+    </w:p>
+    <w:p>
+      <w:r>
+        <w:t>mkdir -p /etc/apt/keyrings</w:t>
+      </w:r>
+    </w:p>
+    <w:p/>
+    <w:p>
+      <w:r>
+        <w:t>curl -fsSL https://download.docker.com/linux/ubuntu/gpg \</w:t>
+      </w:r>
+    </w:p>
+    <w:p>
+      <w:r>
+        <w:t>| sudo gpg --dearmor -o /etc/apt/keyrings/docker.gpg</w:t>
+      </w:r>
+    </w:p>
+    <w:p/>
+    <w:p>
+      <w:r>
+        <w:t>echo \</w:t>
+      </w:r>
+    </w:p>
+    <w:p>
+      <w:r>
+        <w:t>"deb [arch=$(dpkg --print-architecture) signed-by=/etc/apt/keyrings/docker.gpg] \</w:t>
+      </w:r>
+    </w:p>
+    <w:p>
+      <w:r>
+        <w:t>https://download.docker.com/linux/ubuntu \</w:t>
+      </w:r>
+    </w:p>
+    <w:p>
+      <w:r>
+        <w:t>$(lsb_release -cs) stable" | sudo tee /etc/apt/sources.list.d/docker.list &gt; /dev/null</w:t>
+      </w:r>
+    </w:p>
+    <w:p/>
+    <w:p>
+      <w:pPr>
+        <w:rPr>
+          <w:u w:val="single"/>
+          <w:lang w:val="es-ES"/>
+        </w:rPr>
+      </w:pPr>
+      <w:r>
+        <w:rPr>
+          <w:u w:val="single"/>
+          <w:lang w:val="es-ES"/>
+        </w:rPr>
+        <w:t>Se instala containerd y configurar el daemon para que use cgroups de systemd:</w:t>
+      </w:r>
+    </w:p>
+    <w:p>
+      <w:r>
+        <w:t>apt update &amp;&amp; apt install containerd.io -y</w:t>
+      </w:r>
+    </w:p>
+    <w:p/>
+    <w:p>
+      <w:r>
+        <w:t>containerd config default | tee /etc/containerd/config.toml</w:t>
+      </w:r>
+    </w:p>
+    <w:p/>
+    <w:p>
+      <w:r>
+        <w:t>sed -e's/SystemdCgroup = false/SystemdCgroup = true/g' -i /etc/containerd/config.toml</w:t>
+      </w:r>
+    </w:p>
+    <w:p>
+      <w:pPr>
+        <w:rPr>
+          <w:lang w:val="es-ES"/>
+        </w:rPr>
+      </w:pPr>
+    </w:p>
+    <w:p>
+      <w:pPr>
+        <w:rPr>
+          <w:u w:val="single"/>
+          <w:lang w:val="es-ES"/>
+        </w:rPr>
+      </w:pPr>
+      <w:r>
+        <w:rPr>
+          <w:u w:val="single"/>
+          <w:lang w:val="es-ES"/>
+        </w:rPr>
+        <w:t>Reiniciamos</w:t>
+      </w:r>
+      <w:r>
+        <w:rPr>
+          <w:u w:val="single"/>
+          <w:lang w:val="es-ES"/>
+        </w:rPr>
+        <w:t xml:space="preserve"> el servicio de containerd para aplicar la configuración:</w:t>
+      </w:r>
+    </w:p>
+    <w:p>
+      <w:pPr>
+        <w:rPr>
+          <w:lang w:val="es-ES"/>
+        </w:rPr>
+      </w:pPr>
+      <w:r>
+        <w:rPr>
+          <w:lang w:val="es-ES"/>
+        </w:rPr>
+        <w:t>systemctl restart containerd</w:t>
+      </w:r>
+    </w:p>
+    <w:p>
+      <w:pPr>
+        <w:rPr>
+          <w:lang w:val="es-ES"/>
+        </w:rPr>
+      </w:pPr>
+    </w:p>
+    <w:p>
+      <w:pPr>
+        <w:rPr>
+          <w:u w:val="single"/>
+          <w:lang w:val="es-ES"/>
+        </w:rPr>
+      </w:pPr>
+      <w:r>
+        <w:rPr>
+          <w:u w:val="single"/>
+          <w:lang w:val="es-ES"/>
+        </w:rPr>
+        <w:t>Instalamos claves gpg de Kubernetes y añadimos el repositorio:</w:t>
+      </w:r>
+    </w:p>
+    <w:p>
+      <w:r>
+        <w:t>mkdir -p -m 755 /etc/apt/keyrings</w:t>
+      </w:r>
+    </w:p>
+    <w:p/>
+    <w:p>
+      <w:r>
+        <w:t>curl -fsSL https://pkgs.k8s.io/core:/stable:/v1.3</w:t>
+      </w:r>
+      <w:r>
+        <w:t>5</w:t>
+      </w:r>
+      <w:r>
+        <w:t>/deb/Release.key \</w:t>
+      </w:r>
+    </w:p>
+    <w:p>
+      <w:r>
+        <w:t>| sudo gpg --dearmor -o /etc/apt/keyrings/kubernetes-apt-keyring.gpg</w:t>
+      </w:r>
+    </w:p>
+    <w:p>
+      <w:pPr>
+        <w:rPr>
+          <w:u w:val="single"/>
+          <w:lang w:val="es-ES"/>
+        </w:rPr>
+      </w:pPr>
+      <w:r>
+        <w:rPr>
+          <w:u w:val="single"/>
+          <w:lang w:val="es-ES"/>
+        </w:rPr>
+        <w:lastRenderedPageBreak/>
+        <w:t>Añadir el repositorio de Kubernetes 1.35</w:t>
+      </w:r>
+      <w:r>
+        <w:rPr>
+          <w:u w:val="single"/>
+          <w:lang w:val="es-ES"/>
+        </w:rPr>
+        <w:t>:</w:t>
+      </w:r>
+    </w:p>
+    <w:p>
+      <w:r>
+        <w:t>echo "deb [signed-by=/etc/apt/keyrings/kubernetes-apt-keyring.gpg] \</w:t>
+      </w:r>
+    </w:p>
+    <w:p>
+      <w:r>
+        <w:t>https://pkgs.k8s.io/core:/stable:/v1.3</w:t>
+      </w:r>
+      <w:r>
+        <w:t>5</w:t>
+      </w:r>
+      <w:r>
+        <w:t>/deb/ /" \</w:t>
+      </w:r>
+    </w:p>
+    <w:p>
+      <w:r>
+        <w:t>| sudo tee /etc/apt/sources.list.d/kubernetes.list</w:t>
+      </w:r>
+    </w:p>
+    <w:p/>
+    <w:p>
+      <w:pPr>
+        <w:rPr>
+          <w:lang w:val="es-ES"/>
+        </w:rPr>
+      </w:pPr>
+      <w:r>
+        <w:rPr>
+          <w:lang w:val="es-ES"/>
+        </w:rPr>
+        <w:t>apt update</w:t>
+      </w:r>
+    </w:p>
+    <w:p>
+      <w:pPr>
+        <w:rPr>
+          <w:lang w:val="es-ES"/>
+        </w:rPr>
+      </w:pPr>
+      <w:r>
+        <w:rPr>
+          <w:noProof/>
+        </w:rPr>
+        <w:drawing>
+          <wp:inline distT="0" distB="0" distL="0" distR="0" wp14:anchorId="6E60D04F" wp14:editId="13244676">
+            <wp:extent cx="5400040" cy="3134995"/>
+            <wp:effectExtent l="0" t="0" r="0" b="8255"/>
+            <wp:docPr id="56" name="Imagen 56"/>
+            <wp:cNvGraphicFramePr>
+              <a:graphicFrameLocks xmlns:a="http://schemas.openxmlformats.org/drawingml/2006/main" noChangeAspect="1"/>
+            </wp:cNvGraphicFramePr>
+            <a:graphic xmlns:a="http://schemas.openxmlformats.org/drawingml/2006/main">
+              <a:graphicData uri="http://schemas.openxmlformats.org/drawingml/2006/picture">
+                <pic:pic xmlns:pic="http://schemas.openxmlformats.org/drawingml/2006/picture">
+                  <pic:nvPicPr>
+                    <pic:cNvPr id="0" name="Picture 89"/>
+                    <pic:cNvPicPr>
+                      <a:picLocks noChangeAspect="1" noChangeArrowheads="1"/>
+                    </pic:cNvPicPr>
+                  </pic:nvPicPr>
+                  <pic:blipFill>
+                    <a:blip r:embed="rId8">
+                      <a:extLst>
+                        <a:ext uri="{28A0092B-C50C-407E-A947-70E740481C1C}">
+                          <a14:useLocalDpi xmlns:a14="http://schemas.microsoft.com/office/drawing/2010/main" val="0"/>
+                        </a:ext>
+                      </a:extLst>
+                    </a:blip>
+                    <a:srcRect/>
+                    <a:stretch>
+                      <a:fillRect/>
+                    </a:stretch>
+                  </pic:blipFill>
+                  <pic:spPr bwMode="auto">
+                    <a:xfrm>
+                      <a:off x="0" y="0"/>
+                      <a:ext cx="5400040" cy="3134995"/>
+                    </a:xfrm>
+                    <a:prstGeom prst="rect">
+                      <a:avLst/>
+                    </a:prstGeom>
+                    <a:noFill/>
+                    <a:ln>
+                      <a:noFill/>
+                    </a:ln>
+                  </pic:spPr>
+                </pic:pic>
+              </a:graphicData>
+            </a:graphic>
+          </wp:inline>
+        </w:drawing>
+      </w:r>
+    </w:p>
+    <w:p>
+      <w:pPr>
+        <w:rPr>
+          <w:u w:val="single"/>
+          <w:lang w:val="es-ES"/>
+        </w:rPr>
+      </w:pPr>
+      <w:r>
+        <w:rPr>
+          <w:u w:val="single"/>
+          <w:lang w:val="es-ES"/>
+        </w:rPr>
+        <w:t xml:space="preserve">Instalar kubeadm (herramienta de instalación de kubernetes), kubelet (herramienta que permite que arranque el sistema de kubernetes en el kernel) y kubectl (herramienta que se utiliza para controlar el kubernetes mediante comandos en la </w:t>
+      </w:r>
+      <w:r>
+        <w:rPr>
+          <w:u w:val="single"/>
+          <w:lang w:val="es-ES"/>
+        </w:rPr>
+        <w:t>terminal</w:t>
+      </w:r>
+      <w:r>
+        <w:rPr>
+          <w:u w:val="single"/>
+          <w:lang w:val="es-ES"/>
+        </w:rPr>
+        <w:t>), además bloqueamos las actualizaciones de estos paquetes:</w:t>
+      </w:r>
+    </w:p>
+    <w:p>
+      <w:r>
+        <w:t>apt install -y kubeadm kubelet kubectl</w:t>
+      </w:r>
+    </w:p>
+    <w:p/>
+    <w:p>
+      <w:pPr>
+        <w:rPr>
+          <w:lang w:val="es-ES"/>
+        </w:rPr>
+      </w:pPr>
+      <w:r>
+        <w:rPr>
+          <w:lang w:val="es-ES"/>
+        </w:rPr>
+        <w:t>apt-mark hold kubelet kubeadm kubectl</w:t>
+      </w:r>
+    </w:p>
+    <w:p>
+      <w:pPr>
+        <w:rPr>
+          <w:lang w:val="es-ES"/>
+        </w:rPr>
+      </w:pPr>
+      <w:r>
+        <w:rPr>
+          <w:lang w:val="es-ES"/>
+        </w:rPr>
+        <w:br w:type="page"/>
+      </w:r>
+    </w:p>
+    <w:p>
+      <w:pPr>
+        <w:rPr>
+          <w:u w:val="single"/>
+          <w:lang w:val="es-ES"/>
+        </w:rPr>
+      </w:pPr>
+      <w:r>
+        <w:rPr>
+          <w:u w:val="single"/>
+          <w:lang w:val="es-ES"/>
+        </w:rPr>
+        <w:lastRenderedPageBreak/>
+        <w:t>Se añade en el /etc/hosts la ip estatica del master</w:t>
+      </w:r>
+      <w:r>
+        <w:rPr>
+          <w:u w:val="single"/>
+          <w:lang w:val="es-ES"/>
+        </w:rPr>
+        <w:t xml:space="preserve"> con el nombre que usaremos para que detecte las comunicaciones</w:t>
+      </w:r>
+      <w:r>
+        <w:rPr>
+          <w:u w:val="single"/>
+          <w:lang w:val="es-ES"/>
+        </w:rPr>
+        <w:t>.</w:t>
+      </w:r>
+    </w:p>
+    <w:p>
+      <w:pPr>
+        <w:rPr>
+          <w:u w:val="single"/>
+          <w:lang w:val="es-ES"/>
+        </w:rPr>
+      </w:pPr>
+      <w:r>
+        <w:rPr>
+          <w:u w:val="single"/>
+          <w:lang w:val="es-ES"/>
+        </w:rPr>
+        <w:t>Se iniciar la instalación del cluster con kubeadm y se establece el rango de IP de los pods y su dirección a la API, la cual hemos configurado en /etc/hosts</w:t>
+      </w:r>
+    </w:p>
+    <w:p>
+      <w:pPr>
+        <w:rPr>
+          <w:lang w:val="es-ES"/>
+        </w:rPr>
+      </w:pPr>
+      <w:r>
+        <w:rPr>
+          <w:lang w:val="es-ES"/>
+        </w:rPr>
+        <w:t xml:space="preserve">kubeadm init --pod-network-cidr=&lt;rango de IPs para pods&gt; --control-plane-endpoint=&lt;Nombre </w:t>
+      </w:r>
+      <w:r>
+        <w:rPr>
+          <w:lang w:val="es-ES"/>
+        </w:rPr>
+        <w:t>añadido</w:t>
+      </w:r>
+      <w:r>
+        <w:rPr>
+          <w:lang w:val="es-ES"/>
+        </w:rPr>
+        <w:t xml:space="preserve"> en el /etc/hosts&gt;:6443</w:t>
+      </w:r>
+    </w:p>
+    <w:p>
+      <w:pPr>
+        <w:rPr>
+          <w:u w:val="single"/>
+          <w:lang w:val="es-ES"/>
+        </w:rPr>
+      </w:pPr>
+    </w:p>
+    <w:p>
+      <w:pPr>
+        <w:rPr>
+          <w:u w:val="single"/>
+          <w:lang w:val="es-ES"/>
+        </w:rPr>
+      </w:pPr>
+      <w:r>
+        <w:rPr>
+          <w:u w:val="single"/>
+          <w:lang w:val="es-ES"/>
+        </w:rPr>
+        <w:t>Copiamos un fichero de configuración de kubernetes el cual nos lo indica en la instalació.</w:t>
+      </w:r>
+    </w:p>
+    <w:p>
+      <w:r>
+        <w:t>mkdir -p $HOME/.kube</w:t>
+      </w:r>
+    </w:p>
+    <w:p/>
+    <w:p>
+      <w:r>
+        <w:t>sudo cp -i /etc/kubernetes/admin.conf $HOME/.kube/config</w:t>
+      </w:r>
+    </w:p>
+    <w:p/>
+    <w:p>
+      <w:r>
+        <w:t>sudo chown $(id -u):$(id -g) $HOME/.kube/config</w:t>
+      </w:r>
+    </w:p>
+    <w:p/>
+    <w:p>
+      <w:pPr>
+        <w:rPr>
+          <w:u w:val="single"/>
+          <w:lang w:val="es-ES"/>
+        </w:rPr>
+      </w:pPr>
+      <w:r>
+        <w:rPr>
+          <w:u w:val="single"/>
+          <w:lang w:val="es-ES"/>
+        </w:rPr>
+        <w:t>Además,</w:t>
+      </w:r>
+      <w:r>
+        <w:rPr>
+          <w:u w:val="single"/>
+          <w:lang w:val="es-ES"/>
+        </w:rPr>
+        <w:t xml:space="preserve"> hacemos la instalación de un recurso el </w:t>
+      </w:r>
+      <w:r>
+        <w:rPr>
+          <w:u w:val="single"/>
+          <w:lang w:val="es-ES"/>
+        </w:rPr>
+        <w:t>cual</w:t>
+      </w:r>
+      <w:r>
+        <w:rPr>
+          <w:u w:val="single"/>
+          <w:lang w:val="es-ES"/>
+        </w:rPr>
+        <w:t xml:space="preserve"> nos autocompletará los comandos:</w:t>
+      </w:r>
+    </w:p>
+    <w:p>
+      <w:r>
+        <w:t>sudo apt install bash-completion -y</w:t>
+      </w:r>
+    </w:p>
+    <w:p/>
+    <w:p>
+      <w:r>
+        <w:t>source &lt;(kubectl completion bash)</w:t>
+      </w:r>
+    </w:p>
+    <w:p/>
+    <w:p>
+      <w:r>
+        <w:t>echo 'source &lt;(kubectl completion bash)' &gt;&gt; ~/.bashrc</w:t>
+      </w:r>
+    </w:p>
+    <w:p>
+      <w:r>
+        <w:br w:type="page"/>
+      </w:r>
+    </w:p>
+    <w:p>
+      <w:pPr>
+        <w:pStyle w:val="Ttulo2"/>
+        <w:rPr>
+          <w:lang w:val="es-ES"/>
+        </w:rPr>
+      </w:pPr>
+      <w:r>
+        <w:rPr>
+          <w:lang w:val="es-ES"/>
+        </w:rPr>
+        <w:lastRenderedPageBreak/>
+        <w:t xml:space="preserve">Instalación del plugin de </w:t>
+      </w:r>
+      <w:r>
+        <w:rPr>
+          <w:lang w:val="es-ES"/>
+        </w:rPr>
+        <w:t>Helm</w:t>
+      </w:r>
+    </w:p>
+    <w:p>
+      <w:pPr>
+        <w:rPr>
+          <w:lang w:val="es-ES"/>
+        </w:rPr>
+      </w:pPr>
+      <w:r>
+        <w:rPr>
+          <w:lang w:val="es-ES"/>
+        </w:rPr>
+        <w:t>Para gestionar la instalación de aplicaciones y componentes dentro del clúster Kubernetes se utilizó Helm, el gestor de paquetes oficial de Kubernetes.</w:t>
+      </w:r>
+    </w:p>
+    <w:p>
+      <w:pPr>
+        <w:rPr>
+          <w:lang w:val="es-ES"/>
+        </w:rPr>
+      </w:pPr>
+      <w:r>
+        <w:rPr>
+          <w:lang w:val="es-ES"/>
+        </w:rPr>
+        <w:t>Helm permite:</w:t>
+      </w:r>
+    </w:p>
+    <w:p>
+      <w:pPr>
+        <w:pStyle w:val="Prrafodelista"/>
+        <w:numPr>
+          <w:ilvl w:val="0"/>
+          <w:numId w:val="11"/>
+        </w:numPr>
+        <w:rPr>
+          <w:lang w:val="es-ES"/>
+        </w:rPr>
+      </w:pPr>
+      <w:r>
+        <w:rPr>
+          <w:lang w:val="es-ES"/>
+        </w:rPr>
+        <w:t xml:space="preserve">Simplificar despliegues y actualizaciones </w:t>
+      </w:r>
+    </w:p>
+    <w:p>
+      <w:pPr>
+        <w:pStyle w:val="Prrafodelista"/>
+        <w:numPr>
+          <w:ilvl w:val="0"/>
+          <w:numId w:val="11"/>
+        </w:numPr>
+        <w:rPr>
+          <w:lang w:val="es-ES"/>
+        </w:rPr>
+      </w:pPr>
+      <w:r>
+        <w:rPr>
+          <w:lang w:val="es-ES"/>
+        </w:rPr>
+        <w:t xml:space="preserve">Gestionar configuraciones mediante charts </w:t>
+      </w:r>
+    </w:p>
+    <w:p>
+      <w:pPr>
+        <w:pStyle w:val="Prrafodelista"/>
+        <w:numPr>
+          <w:ilvl w:val="0"/>
+          <w:numId w:val="11"/>
+        </w:numPr>
+        <w:rPr>
+          <w:lang w:val="es-ES"/>
+        </w:rPr>
+      </w:pPr>
+      <w:r>
+        <w:rPr>
+          <w:lang w:val="es-ES"/>
+        </w:rPr>
+        <w:t xml:space="preserve">Versionar instalaciones </w:t>
+      </w:r>
+    </w:p>
+    <w:p>
+      <w:pPr>
+        <w:pStyle w:val="Prrafodelista"/>
+        <w:numPr>
+          <w:ilvl w:val="0"/>
+          <w:numId w:val="11"/>
+        </w:numPr>
+        <w:rPr>
+          <w:lang w:val="es-ES"/>
+        </w:rPr>
+      </w:pPr>
+      <w:r>
+        <w:rPr>
+          <w:lang w:val="es-ES"/>
+        </w:rPr>
+        <w:t xml:space="preserve">Automatizar despliegues complejos </w:t>
+      </w:r>
+    </w:p>
+    <w:p>
+      <w:pPr>
+        <w:pStyle w:val="Prrafodelista"/>
+        <w:numPr>
+          <w:ilvl w:val="0"/>
+          <w:numId w:val="11"/>
+        </w:numPr>
+        <w:rPr>
+          <w:lang w:val="es-ES"/>
+        </w:rPr>
+      </w:pPr>
+      <w:r>
+        <w:rPr>
+          <w:lang w:val="es-ES"/>
+        </w:rPr>
+        <w:t xml:space="preserve">Facilitar la reutilización de configuraciones </w:t>
+      </w:r>
+    </w:p>
+    <w:p>
+      <w:pPr>
+        <w:rPr>
+          <w:u w:val="single"/>
+          <w:lang w:val="es-ES"/>
+        </w:rPr>
+      </w:pPr>
+      <w:r>
+        <w:rPr>
+          <w:u w:val="single"/>
+          <w:lang w:val="es-ES"/>
+        </w:rPr>
+        <w:t>La instalación de Helm se realizó mediante los siguientes comandos:</w:t>
+      </w:r>
+    </w:p>
+    <w:p>
+      <w:r>
+        <w:t xml:space="preserve">curl -fsSL </w:t>
+      </w:r>
+      <w:hyperlink r:id="rId9" w:history="1">
+        <w:r>
+          <w:t xml:space="preserve">https://packages.buildkite.com/helm-linux/helm-debian/gpgkey </w:t>
+        </w:r>
+      </w:hyperlink>
+      <w:r>
+        <w:t>| gpg --dearmor |sudo tee /usr/share/keyrings/helm.gpg &gt; /dev/null</w:t>
+      </w:r>
+    </w:p>
+    <w:p>
+      <w:r>
+        <w:br w:type="page"/>
+      </w:r>
+    </w:p>
+    <w:p>
+      <w:pPr>
+        <w:pStyle w:val="Ttulo2"/>
+        <w:rPr>
+          <w:lang w:val="es-ES"/>
+        </w:rPr>
+      </w:pPr>
+      <w:r>
+        <w:rPr>
+          <w:lang w:val="es-ES"/>
+        </w:rPr>
+        <w:lastRenderedPageBreak/>
+        <w:t>Instalación del plugin de red Cilium</w:t>
+      </w:r>
+    </w:p>
+    <w:p>
+      <w:pPr>
+        <w:rPr>
+          <w:lang w:val="es-ES"/>
+        </w:rPr>
+      </w:pPr>
+      <w:r>
+        <w:rPr>
+          <w:lang w:val="es-ES"/>
+        </w:rPr>
+        <w:t>Para la gestión de la conectividad entre pods y servicios dentro del clúster Kubernetes se instaló Cilium como solución CNI (Container Network Interface).</w:t>
+      </w:r>
+      <w:r>
+        <w:rPr>
+          <w:lang w:val="es-ES"/>
+        </w:rPr>
+        <w:br/>
+      </w:r>
+      <w:r>
+        <w:rPr>
+          <w:lang w:val="es-ES"/>
+        </w:rPr>
+        <w:br/>
+        <w:t>Cilium proporciona:</w:t>
+      </w:r>
+      <w:r>
+        <w:rPr>
+          <w:lang w:val="es-ES"/>
+        </w:rPr>
+        <w:br/>
+        <w:t>• Comunicación entre pods</w:t>
+      </w:r>
       <w:r>
         <w:rPr>
           <w:lang w:val="es-ES"/>
@@ -160,16 +1046,8 @@
           <w:lang w:val="es-ES"/>
         </w:rPr>
         <w:br/>
-        <w:t xml:space="preserve">• Seguridad mediante </w:t>
-      </w:r>
-      <w:proofErr w:type="spellStart"/>
-      <w:r>
-        <w:rPr>
-          <w:lang w:val="es-ES"/>
-        </w:rPr>
-        <w:t>eBPF</w:t>
-      </w:r>
-      <w:proofErr w:type="spellEnd"/>
+        <w:t>• Seguridad mediante eBPF</w:t>
+      </w:r>
       <w:r>
         <w:rPr>
           <w:lang w:val="es-ES"/>
@@ -182,329 +1060,1242 @@
           <w:lang w:val="es-ES"/>
         </w:rPr>
         <w:br/>
-        <w:t xml:space="preserve">• </w:t>
-      </w:r>
-      <w:proofErr w:type="spellStart"/>
-      <w:r>
-        <w:rPr>
-          <w:lang w:val="es-ES"/>
-        </w:rPr>
-        <w:t>Observabilidad</w:t>
-      </w:r>
-      <w:proofErr w:type="spellEnd"/>
-      <w:r>
-        <w:rPr>
-          <w:lang w:val="es-ES"/>
-        </w:rPr>
-        <w:t xml:space="preserve"> del tráfico</w:t>
-      </w:r>
-      <w:r>
-        <w:rPr>
-          <w:lang w:val="es-ES"/>
-        </w:rPr>
-        <w:br/>
-      </w:r>
-      <w:r>
-        <w:rPr>
-          <w:lang w:val="es-ES"/>
-        </w:rPr>
-        <w:br/>
+        <w:t>• Observabilidad del tráfico</w:t>
+      </w:r>
+      <w:r>
+        <w:rPr>
+          <w:lang w:val="es-ES"/>
+        </w:rPr>
+        <w:br/>
+      </w:r>
+      <w:r>
+        <w:rPr>
+          <w:lang w:val="es-ES"/>
+        </w:rPr>
+        <w:br/>
+      </w:r>
+      <w:r>
+        <w:rPr>
+          <w:u w:val="single"/>
+          <w:lang w:val="es-ES"/>
+        </w:rPr>
         <w:t>La instalación se realizó mediante Helm:</w:t>
       </w:r>
       <w:r>
         <w:rPr>
-          <w:lang w:val="es-ES"/>
-        </w:rPr>
-        <w:br/>
-      </w:r>
-      <w:r>
-        <w:rPr>
-          <w:lang w:val="es-ES"/>
-        </w:rPr>
-        <w:br/>
-      </w:r>
-      <w:proofErr w:type="spellStart"/>
-      <w:r>
-        <w:rPr>
-          <w:lang w:val="es-ES"/>
-        </w:rPr>
-        <w:t>helm</w:t>
-      </w:r>
-      <w:proofErr w:type="spellEnd"/>
-      <w:r>
-        <w:rPr>
-          <w:lang w:val="es-ES"/>
-        </w:rPr>
-        <w:t xml:space="preserve"> repo </w:t>
-      </w:r>
-      <w:proofErr w:type="spellStart"/>
-      <w:r>
-        <w:rPr>
-          <w:lang w:val="es-ES"/>
-        </w:rPr>
-        <w:t>add</w:t>
-      </w:r>
-      <w:proofErr w:type="spellEnd"/>
+          <w:u w:val="single"/>
+          <w:lang w:val="es-ES"/>
+        </w:rPr>
+        <w:br/>
+      </w:r>
+      <w:r>
+        <w:rPr>
+          <w:lang w:val="es-ES"/>
+        </w:rPr>
+        <w:br/>
+      </w:r>
+      <w:r>
+        <w:rPr>
+          <w:lang w:val="es-ES"/>
+        </w:rPr>
+        <w:t>helm repo add cilium https://helm.cilium.io/</w:t>
+      </w:r>
+    </w:p>
+    <w:p>
+      <w:r>
+        <w:t>helm repo update</w:t>
+      </w:r>
+    </w:p>
+    <w:p>
+      <w:r>
+        <w:br/>
+      </w:r>
+      <w:r>
+        <w:t>h</w:t>
+      </w:r>
+      <w:r>
+        <w:t>elm template cilium cilium/cilium –-version 1.16.1 –-namespace kube-system &gt; cilium.yaml</w:t>
+      </w:r>
+    </w:p>
+    <w:p>
+      <w:pPr>
+        <w:rPr>
+          <w:lang w:val="es-ES"/>
+        </w:rPr>
+      </w:pPr>
+      <w:r>
+        <w:rPr>
+          <w:lang w:val="es-ES"/>
+        </w:rPr>
+        <w:t>Kubectl apply -f cilium.yaml</w:t>
+      </w:r>
       <w:r>
         <w:rPr>
           <w:lang w:val="es-ES"/>
         </w:rPr>
         <w:t xml:space="preserve"> </w:t>
       </w:r>
-      <w:proofErr w:type="spellStart"/>
-      <w:r>
-        <w:rPr>
-          <w:lang w:val="es-ES"/>
-        </w:rPr>
-        <w:t>cilium</w:t>
-      </w:r>
-      <w:proofErr w:type="spellEnd"/>
-      <w:r>
-        <w:rPr>
-          <w:lang w:val="es-ES"/>
-        </w:rPr>
-        <w:t xml:space="preserve"> https://helm.cilium.io/</w:t>
-      </w:r>
-      <w:r>
-        <w:rPr>
-          <w:lang w:val="es-ES"/>
-        </w:rPr>
-        <w:br/>
-      </w:r>
-      <w:r>
-        <w:rPr>
-          <w:lang w:val="es-ES"/>
-        </w:rPr>
-        <w:br/>
-      </w:r>
-      <w:proofErr w:type="spellStart"/>
-      <w:r>
-        <w:rPr>
-          <w:lang w:val="es-ES"/>
-        </w:rPr>
-        <w:t>helm</w:t>
-      </w:r>
-      <w:proofErr w:type="spellEnd"/>
-      <w:r>
-        <w:rPr>
-          <w:lang w:val="es-ES"/>
-        </w:rPr>
+      <w:r>
+        <w:rPr>
+          <w:lang w:val="es-ES"/>
+        </w:rPr>
+        <w:br/>
+      </w:r>
+      <w:r>
+        <w:rPr>
+          <w:lang w:val="es-ES"/>
+        </w:rPr>
+        <w:br/>
+        <w:t>Posteriormente se verificó el estado de los nodos y pods de Cilium:</w:t>
+      </w:r>
+      <w:r>
+        <w:rPr>
+          <w:lang w:val="es-ES"/>
+        </w:rPr>
+        <w:br/>
+      </w:r>
+      <w:r>
+        <w:rPr>
+          <w:lang w:val="es-ES"/>
+        </w:rPr>
+        <w:br/>
+        <w:t>kubectl get pods -n kube-system</w:t>
+      </w:r>
+      <w:r>
+        <w:rPr>
+          <w:lang w:val="es-ES"/>
+        </w:rPr>
+        <w:br/>
+      </w:r>
+    </w:p>
+    <w:p>
+      <w:pPr>
+        <w:rPr>
+          <w:lang w:val="es-ES"/>
+        </w:rPr>
+      </w:pPr>
+      <w:r>
+        <w:rPr>
+          <w:lang w:val="es-ES"/>
+        </w:rPr>
+        <w:t xml:space="preserve">Para comprobar que la instalación del master </w:t>
+      </w:r>
+      <w:r>
+        <w:rPr>
+          <w:lang w:val="es-ES"/>
+        </w:rPr>
+        <w:t>h</w:t>
+      </w:r>
+      <w:r>
+        <w:rPr>
+          <w:lang w:val="es-ES"/>
+        </w:rPr>
+        <w:t>a</w:t>
+      </w:r>
+      <w:r>
+        <w:rPr>
+          <w:lang w:val="es-ES"/>
+        </w:rPr>
+        <w:t xml:space="preserve"> sido correcta podemos lanzar un comando en modo no sudo:</w:t>
+      </w:r>
+    </w:p>
+    <w:p>
+      <w:pPr>
+        <w:rPr>
+          <w:lang w:val="es-ES"/>
+        </w:rPr>
+      </w:pPr>
+      <w:r>
+        <w:rPr>
+          <w:lang w:val="es-ES"/>
+        </w:rPr>
+        <w:t>k</w:t>
+      </w:r>
+      <w:r>
+        <w:rPr>
+          <w:lang w:val="es-ES"/>
+        </w:rPr>
+        <w:t>ubectl get nodes</w:t>
+      </w:r>
+    </w:p>
+    <w:p>
+      <w:pPr>
+        <w:rPr>
+          <w:lang w:val="es-ES"/>
+        </w:rPr>
+      </w:pPr>
+      <w:r>
+        <w:rPr>
+          <w:noProof/>
+        </w:rPr>
+        <w:drawing>
+          <wp:inline distT="0" distB="0" distL="0" distR="0" wp14:anchorId="4A725069" wp14:editId="497D44B9">
+            <wp:extent cx="3775404" cy="790575"/>
+            <wp:effectExtent l="0" t="0" r="0" b="0"/>
+            <wp:docPr id="74" name="Imagen 74"/>
+            <wp:cNvGraphicFramePr>
+              <a:graphicFrameLocks xmlns:a="http://schemas.openxmlformats.org/drawingml/2006/main" noChangeAspect="1"/>
+            </wp:cNvGraphicFramePr>
+            <a:graphic xmlns:a="http://schemas.openxmlformats.org/drawingml/2006/main">
+              <a:graphicData uri="http://schemas.openxmlformats.org/drawingml/2006/picture">
+                <pic:pic xmlns:pic="http://schemas.openxmlformats.org/drawingml/2006/picture">
+                  <pic:nvPicPr>
+                    <pic:cNvPr id="0" name="Picture 152"/>
+                    <pic:cNvPicPr>
+                      <a:picLocks noChangeAspect="1" noChangeArrowheads="1"/>
+                    </pic:cNvPicPr>
+                  </pic:nvPicPr>
+                  <pic:blipFill rotWithShape="1">
+                    <a:blip r:embed="rId10">
+                      <a:extLst>
+                        <a:ext uri="{28A0092B-C50C-407E-A947-70E740481C1C}">
+                          <a14:useLocalDpi xmlns:a14="http://schemas.microsoft.com/office/drawing/2010/main" val="0"/>
+                        </a:ext>
+                      </a:extLst>
+                    </a:blip>
+                    <a:srcRect t="23437" r="58725" b="42785"/>
+                    <a:stretch/>
+                  </pic:blipFill>
+                  <pic:spPr bwMode="auto">
+                    <a:xfrm>
+                      <a:off x="0" y="0"/>
+                      <a:ext cx="3780246" cy="791589"/>
+                    </a:xfrm>
+                    <a:prstGeom prst="rect">
+                      <a:avLst/>
+                    </a:prstGeom>
+                    <a:noFill/>
+                    <a:ln>
+                      <a:noFill/>
+                    </a:ln>
+                    <a:extLst>
+                      <a:ext uri="{53640926-AAD7-44D8-BBD7-CCE9431645EC}">
+                        <a14:shadowObscured xmlns:a14="http://schemas.microsoft.com/office/drawing/2010/main"/>
+                      </a:ext>
+                    </a:extLst>
+                  </pic:spPr>
+                </pic:pic>
+              </a:graphicData>
+            </a:graphic>
+          </wp:inline>
+        </w:drawing>
+      </w:r>
+    </w:p>
+    <w:p>
+      <w:pPr>
+        <w:rPr>
+          <w:lang w:val="es-ES"/>
+        </w:rPr>
+      </w:pPr>
+      <w:r>
+        <w:rPr>
+          <w:lang w:val="es-ES"/>
+        </w:rPr>
+        <w:br w:type="page"/>
+      </w:r>
+    </w:p>
+    <w:p>
+      <w:pPr>
+        <w:pStyle w:val="Ttulo2"/>
+        <w:rPr>
+          <w:lang w:val="es-ES"/>
+        </w:rPr>
+      </w:pPr>
+      <w:r>
+        <w:rPr>
+          <w:lang w:val="es-ES"/>
+        </w:rPr>
+        <w:lastRenderedPageBreak/>
+        <w:t>Instalación de</w:t>
+      </w:r>
+      <w:r>
+        <w:rPr>
+          <w:lang w:val="es-ES"/>
+        </w:rPr>
+        <w:t xml:space="preserve"> los nodos worker</w:t>
+      </w:r>
+    </w:p>
+    <w:p>
+      <w:pPr>
+        <w:rPr>
+          <w:lang w:val="es-ES"/>
+        </w:rPr>
+      </w:pPr>
+      <w:r>
+        <w:rPr>
+          <w:lang w:val="es-ES"/>
+        </w:rPr>
+        <w:t>Los siguientes pasos se han de realizar en cada uno de los nodos worker que se vayan a tener</w:t>
+      </w:r>
+      <w:r>
+        <w:rPr>
+          <w:lang w:val="es-ES"/>
+        </w:rPr>
+        <w:t>, también se realizar</w:t>
+      </w:r>
+      <w:r>
+        <w:rPr>
+          <w:lang w:val="es-ES"/>
+        </w:rPr>
+        <w:t>á</w:t>
+      </w:r>
+      <w:r>
+        <w:rPr>
+          <w:lang w:val="es-ES"/>
+        </w:rPr>
+        <w:t>n en su modo sudo su excepto que se indique lo contrario</w:t>
+      </w:r>
+      <w:r>
+        <w:rPr>
+          <w:lang w:val="es-ES"/>
+        </w:rPr>
+        <w:t>.</w:t>
+      </w:r>
+    </w:p>
+    <w:p>
+      <w:pPr>
+        <w:rPr>
+          <w:u w:val="single"/>
+          <w:lang w:val="es-ES"/>
+        </w:rPr>
+      </w:pPr>
+      <w:r>
+        <w:rPr>
+          <w:u w:val="single"/>
+          <w:lang w:val="es-ES"/>
+        </w:rPr>
+        <w:t>En primer lugar, se instalaron los certificados y dependencias necesarias para permitir descargas seguras desde los repositorios externos</w:t>
+      </w:r>
+      <w:r>
+        <w:rPr>
+          <w:u w:val="single"/>
+          <w:lang w:val="es-ES"/>
+        </w:rPr>
+        <w:t>:</w:t>
+      </w:r>
+    </w:p>
+    <w:p>
+      <w:r>
+        <w:t>apt install curl apt-transport-https git wget software-properties-common lsb-release ca-certificates socat -y</w:t>
+      </w:r>
+    </w:p>
+    <w:p/>
+    <w:p>
+      <w:pPr>
+        <w:rPr>
+          <w:u w:val="single"/>
+          <w:lang w:val="es-ES"/>
+        </w:rPr>
+      </w:pPr>
+      <w:r>
+        <w:rPr>
+          <w:u w:val="single"/>
+          <w:lang w:val="es-ES"/>
+        </w:rPr>
+        <w:t>Luego desactivamos el arranque de la parte de la memoria swap en el fstab:</w:t>
+      </w:r>
+    </w:p>
+    <w:p>
+      <w:r>
+        <w:t>swapoff -a &amp;&amp; sed -</w:t>
+      </w:r>
+      <w:r>
+        <w:t>i</w:t>
+      </w:r>
+      <w:r>
+        <w:t xml:space="preserve"> ‘/swap/s/^\(.*\)$/#\1/g’ /etc/fstab &amp;&amp; cat /etc/fstab</w:t>
+      </w:r>
+    </w:p>
+    <w:p/>
+    <w:p>
+      <w:pPr>
+        <w:rPr>
+          <w:u w:val="single"/>
+          <w:lang w:val="es-ES"/>
+        </w:rPr>
+      </w:pPr>
+      <w:r>
+        <w:rPr>
+          <w:u w:val="single"/>
+          <w:lang w:val="es-ES"/>
+        </w:rPr>
+        <w:t>Tras esto cargar módulos necesarios del kernel y cargar configuración en sysctl:</w:t>
+      </w:r>
+    </w:p>
+    <w:p>
+      <w:r>
+        <w:t>modprobe overlay</w:t>
+      </w:r>
+    </w:p>
+    <w:p>
+      <w:r>
+        <w:t>modprobe br_netfilter</w:t>
+      </w:r>
+    </w:p>
+    <w:p>
+      <w:r>
+        <w:t>cat &lt;&lt; EOF | tee /etc/sysctl.d/kubernetes.conf</w:t>
+      </w:r>
+    </w:p>
+    <w:p>
+      <w:r>
+        <w:t>net.bridge.bridge-nf-call-ip6tables = 1</w:t>
+      </w:r>
+    </w:p>
+    <w:p>
+      <w:r>
+        <w:t>net.bridge.bridge-nf-call-iptables = 1</w:t>
+      </w:r>
+    </w:p>
+    <w:p>
+      <w:pPr>
+        <w:rPr>
+          <w:lang w:val="es-ES"/>
+        </w:rPr>
+      </w:pPr>
+      <w:r>
+        <w:rPr>
+          <w:lang w:val="es-ES"/>
+        </w:rPr>
+        <w:t>net.ipv4.ip_forward = 1</w:t>
+      </w:r>
+    </w:p>
+    <w:p>
+      <w:pPr>
+        <w:rPr>
+          <w:lang w:val="es-ES"/>
+        </w:rPr>
+      </w:pPr>
+      <w:r>
+        <w:rPr>
+          <w:lang w:val="es-ES"/>
+        </w:rPr>
+        <w:t>EOF</w:t>
+      </w:r>
+    </w:p>
+    <w:p>
+      <w:pPr>
+        <w:rPr>
+          <w:lang w:val="es-ES"/>
+        </w:rPr>
+      </w:pPr>
+    </w:p>
+    <w:p>
+      <w:pPr>
+        <w:rPr>
+          <w:u w:val="single"/>
+          <w:lang w:val="es-ES"/>
+        </w:rPr>
+      </w:pPr>
+      <w:r>
+        <w:rPr>
+          <w:u w:val="single"/>
+          <w:lang w:val="es-ES"/>
+        </w:rPr>
+        <w:t>Aplicamos esta configuración cambiada;</w:t>
+      </w:r>
+    </w:p>
+    <w:p>
+      <w:pPr>
+        <w:rPr>
+          <w:lang w:val="es-ES"/>
+        </w:rPr>
+      </w:pPr>
+      <w:r>
+        <w:rPr>
+          <w:lang w:val="es-ES"/>
+        </w:rPr>
+        <w:t xml:space="preserve">sysctl </w:t>
+      </w:r>
+      <w:r>
+        <w:rPr>
+          <w:lang w:val="es-ES"/>
+        </w:rPr>
+        <w:t>--</w:t>
+      </w:r>
+      <w:r>
+        <w:rPr>
+          <w:lang w:val="es-ES"/>
+        </w:rPr>
+        <w:t>system</w:t>
+      </w:r>
+    </w:p>
+    <w:p>
+      <w:pPr>
+        <w:rPr>
+          <w:lang w:val="es-ES"/>
+        </w:rPr>
+      </w:pPr>
+      <w:r>
+        <w:rPr>
+          <w:lang w:val="es-ES"/>
+        </w:rPr>
+        <w:br w:type="page"/>
+      </w:r>
+    </w:p>
+    <w:p>
+      <w:pPr>
+        <w:rPr>
+          <w:u w:val="single"/>
+          <w:lang w:val="es-ES"/>
+        </w:rPr>
+      </w:pPr>
+      <w:r>
+        <w:rPr>
+          <w:u w:val="single"/>
+          <w:lang w:val="es-ES"/>
+        </w:rPr>
+        <w:lastRenderedPageBreak/>
+        <w:t>Obtenemos las claves de containerd de docker, para su posterior instalación:</w:t>
+      </w:r>
+    </w:p>
+    <w:p>
+      <w:r>
+        <w:t>mkdir -p /etc/apt/keyrings</w:t>
+      </w:r>
+    </w:p>
+    <w:p/>
+    <w:p>
+      <w:r>
+        <w:t>curl -fsSL https://download.docker.com/linux/ubuntu/gpg \</w:t>
+      </w:r>
+    </w:p>
+    <w:p>
+      <w:r>
+        <w:t>| sudo gpg --dearmor -o /etc/apt/keyrings/docker.gpg</w:t>
+      </w:r>
+    </w:p>
+    <w:p/>
+    <w:p>
+      <w:r>
+        <w:t>echo \</w:t>
+      </w:r>
+    </w:p>
+    <w:p>
+      <w:r>
+        <w:t>"deb [arch=$(dpkg --print-architecture) signed-by=/etc/apt/keyrings/docker.gpg] \</w:t>
+      </w:r>
+    </w:p>
+    <w:p>
+      <w:r>
+        <w:t>https://download.docker.com/linux/ubuntu \</w:t>
+      </w:r>
+    </w:p>
+    <w:p>
+      <w:r>
+        <w:t>$(lsb_release -cs) stable" | sudo tee /etc/apt/sources.list.d/docker.list &gt; /dev/null</w:t>
+      </w:r>
+    </w:p>
+    <w:p/>
+    <w:p>
+      <w:pPr>
+        <w:rPr>
+          <w:u w:val="single"/>
+          <w:lang w:val="es-ES"/>
+        </w:rPr>
+      </w:pPr>
+      <w:r>
+        <w:rPr>
+          <w:u w:val="single"/>
+          <w:lang w:val="es-ES"/>
+        </w:rPr>
+        <w:t>Se instala containerd y configurar el daemon para que use cgroups de systemd:</w:t>
+      </w:r>
+    </w:p>
+    <w:p>
+      <w:r>
+        <w:t>apt update &amp;&amp; apt install containerd.io -y</w:t>
+      </w:r>
+    </w:p>
+    <w:p/>
+    <w:p>
+      <w:r>
+        <w:t>containerd config default | tee /etc/containerd/config.toml</w:t>
+      </w:r>
+    </w:p>
+    <w:p/>
+    <w:p>
+      <w:r>
+        <w:t>sed -e's/SystemdCgroup = false/SystemdCgroup = true/g' -i /etc/containerd/config.toml</w:t>
+      </w:r>
+    </w:p>
+    <w:p/>
+    <w:p>
+      <w:pPr>
+        <w:rPr>
+          <w:u w:val="single"/>
+          <w:lang w:val="es-ES"/>
+        </w:rPr>
+      </w:pPr>
+      <w:r>
+        <w:rPr>
+          <w:u w:val="single"/>
+          <w:lang w:val="es-ES"/>
+        </w:rPr>
+        <w:t>Reiniciamos el servicio de containerd para aplicar la configuración:</w:t>
+      </w:r>
+    </w:p>
+    <w:p>
+      <w:pPr>
+        <w:rPr>
+          <w:lang w:val="es-ES"/>
+        </w:rPr>
+      </w:pPr>
+      <w:r>
+        <w:rPr>
+          <w:lang w:val="es-ES"/>
+        </w:rPr>
+        <w:t>systemctl restart containerd</w:t>
+      </w:r>
+    </w:p>
+    <w:p>
+      <w:pPr>
+        <w:rPr>
+          <w:lang w:val="es-ES"/>
+        </w:rPr>
+      </w:pPr>
+    </w:p>
+    <w:p>
+      <w:pPr>
+        <w:rPr>
+          <w:u w:val="single"/>
+          <w:lang w:val="es-ES"/>
+        </w:rPr>
+      </w:pPr>
+      <w:r>
+        <w:rPr>
+          <w:u w:val="single"/>
+          <w:lang w:val="es-ES"/>
+        </w:rPr>
+        <w:t>Instalamos claves gpg de Kubernetes y añadimos el repositorio:</w:t>
+      </w:r>
+    </w:p>
+    <w:p>
+      <w:r>
+        <w:t>mkdir -p -m 755 /etc/apt/keyrings</w:t>
+      </w:r>
+    </w:p>
+    <w:p/>
+    <w:p>
+      <w:r>
+        <w:t>curl -fsSL https://pkgs.k8s.io/core:/stable:/v1.3</w:t>
+      </w:r>
+      <w:r>
+        <w:t>5</w:t>
+      </w:r>
+      <w:r>
+        <w:t>/deb/Release.key \</w:t>
+      </w:r>
+    </w:p>
+    <w:p>
+      <w:r>
+        <w:t>| sudo gpg --dearmor -o /etc/apt/keyrings/kubernetes-apt-keyring.gpg</w:t>
+      </w:r>
+    </w:p>
+    <w:p>
+      <w:pPr>
+        <w:rPr>
+          <w:u w:val="single"/>
+          <w:lang w:val="es-ES"/>
+        </w:rPr>
+      </w:pPr>
+      <w:r>
+        <w:rPr>
+          <w:u w:val="single"/>
+          <w:lang w:val="es-ES"/>
+        </w:rPr>
+        <w:lastRenderedPageBreak/>
+        <w:t>Añadir el repositorio de Kubernetes 1.35</w:t>
+      </w:r>
+      <w:r>
+        <w:rPr>
+          <w:u w:val="single"/>
+          <w:lang w:val="es-ES"/>
+        </w:rPr>
+        <w:t>:</w:t>
+      </w:r>
+    </w:p>
+    <w:p>
+      <w:r>
+        <w:t>echo "deb [signed-by=/etc/apt/keyrings/kubernetes-apt-keyring.gpg] \</w:t>
+      </w:r>
+    </w:p>
+    <w:p>
+      <w:r>
+        <w:t>https://pkgs.k8s.io/core:/stable:/v1.3</w:t>
+      </w:r>
+      <w:r>
+        <w:t>5</w:t>
+      </w:r>
+      <w:r>
+        <w:t>/deb/ /" \</w:t>
+      </w:r>
+    </w:p>
+    <w:p>
+      <w:r>
+        <w:t>| sudo tee /etc/apt/sources.list.d/kubernetes.list</w:t>
+      </w:r>
+    </w:p>
+    <w:p/>
+    <w:p>
+      <w:pPr>
+        <w:rPr>
+          <w:lang w:val="es-ES"/>
+        </w:rPr>
+      </w:pPr>
+      <w:r>
+        <w:rPr>
+          <w:lang w:val="es-ES"/>
+        </w:rPr>
+        <w:t>apt update</w:t>
+      </w:r>
+    </w:p>
+    <w:p>
+      <w:pPr>
+        <w:rPr>
+          <w:lang w:val="es-ES"/>
+        </w:rPr>
+      </w:pPr>
+      <w:r>
+        <w:rPr>
+          <w:noProof/>
+        </w:rPr>
+        <w:drawing>
+          <wp:inline distT="0" distB="0" distL="0" distR="0" wp14:anchorId="6BCE424B" wp14:editId="62D21D5F">
+            <wp:extent cx="5400040" cy="3134995"/>
+            <wp:effectExtent l="0" t="0" r="0" b="8255"/>
+            <wp:docPr id="1" name="Imagen 1"/>
+            <wp:cNvGraphicFramePr>
+              <a:graphicFrameLocks xmlns:a="http://schemas.openxmlformats.org/drawingml/2006/main" noChangeAspect="1"/>
+            </wp:cNvGraphicFramePr>
+            <a:graphic xmlns:a="http://schemas.openxmlformats.org/drawingml/2006/main">
+              <a:graphicData uri="http://schemas.openxmlformats.org/drawingml/2006/picture">
+                <pic:pic xmlns:pic="http://schemas.openxmlformats.org/drawingml/2006/picture">
+                  <pic:nvPicPr>
+                    <pic:cNvPr id="0" name="Picture 89"/>
+                    <pic:cNvPicPr>
+                      <a:picLocks noChangeAspect="1" noChangeArrowheads="1"/>
+                    </pic:cNvPicPr>
+                  </pic:nvPicPr>
+                  <pic:blipFill>
+                    <a:blip r:embed="rId8">
+                      <a:extLst>
+                        <a:ext uri="{28A0092B-C50C-407E-A947-70E740481C1C}">
+                          <a14:useLocalDpi xmlns:a14="http://schemas.microsoft.com/office/drawing/2010/main" val="0"/>
+                        </a:ext>
+                      </a:extLst>
+                    </a:blip>
+                    <a:srcRect/>
+                    <a:stretch>
+                      <a:fillRect/>
+                    </a:stretch>
+                  </pic:blipFill>
+                  <pic:spPr bwMode="auto">
+                    <a:xfrm>
+                      <a:off x="0" y="0"/>
+                      <a:ext cx="5400040" cy="3134995"/>
+                    </a:xfrm>
+                    <a:prstGeom prst="rect">
+                      <a:avLst/>
+                    </a:prstGeom>
+                    <a:noFill/>
+                    <a:ln>
+                      <a:noFill/>
+                    </a:ln>
+                  </pic:spPr>
+                </pic:pic>
+              </a:graphicData>
+            </a:graphic>
+          </wp:inline>
+        </w:drawing>
+      </w:r>
+    </w:p>
+    <w:p>
+      <w:pPr>
+        <w:rPr>
+          <w:lang w:val="es-ES"/>
+        </w:rPr>
+      </w:pPr>
+    </w:p>
+    <w:p>
+      <w:pPr>
+        <w:rPr>
+          <w:u w:val="single"/>
+          <w:lang w:val="es-ES"/>
+        </w:rPr>
+      </w:pPr>
+      <w:r>
+        <w:rPr>
+          <w:u w:val="single"/>
+          <w:lang w:val="es-ES"/>
+        </w:rPr>
+        <w:t>A</w:t>
+      </w:r>
+      <w:r>
+        <w:rPr>
+          <w:u w:val="single"/>
+          <w:lang w:val="es-ES"/>
+        </w:rPr>
+        <w:t>ñadimos en sus respectivos /etc/hosts la ip del nodo maestro con el nombre</w:t>
+      </w:r>
+      <w:r>
+        <w:rPr>
+          <w:u w:val="single"/>
+          <w:lang w:val="es-ES"/>
+        </w:rPr>
+        <w:t xml:space="preserve"> que hemos puesto en el /etc/hosts del master:</w:t>
+      </w:r>
+    </w:p>
+    <w:p>
+      <w:pPr>
+        <w:rPr>
+          <w:u w:val="single"/>
+          <w:lang w:val="es-ES"/>
+        </w:rPr>
+      </w:pPr>
+      <w:r>
+        <w:rPr>
+          <w:u w:val="single"/>
+          <w:lang w:val="es-ES"/>
+        </w:rPr>
+        <w:br w:type="page"/>
+      </w:r>
+    </w:p>
+    <w:p>
+      <w:pPr>
+        <w:rPr>
+          <w:u w:val="single"/>
+          <w:lang w:val="es-ES"/>
+        </w:rPr>
+      </w:pPr>
+      <w:r>
+        <w:rPr>
+          <w:u w:val="single"/>
+          <w:lang w:val="es-ES"/>
+        </w:rPr>
+        <w:lastRenderedPageBreak/>
+        <w:t>Unimos los workers al nodo maestro</w:t>
+      </w:r>
+      <w:r>
+        <w:rPr>
+          <w:u w:val="single"/>
+          <w:lang w:val="es-ES"/>
+        </w:rPr>
+        <w:t>:</w:t>
+      </w:r>
+    </w:p>
+    <w:p>
+      <w:r>
+        <w:t>kubeadm join &lt;Nombre del nodo maestro&gt;:6443 --token &lt;token&gt; --discovery-token-ca-cert-hash sha256:&lt;hash&gt;</w:t>
+      </w:r>
+      <w:r>
         <w:t xml:space="preserve"> </w:t>
       </w:r>
-      <w:proofErr w:type="spellStart"/>
-      <w:r>
-        <w:rPr>
-          <w:lang w:val="es-ES"/>
-        </w:rPr>
-        <w:t>install</w:t>
-      </w:r>
-      <w:proofErr w:type="spellEnd"/>
-      <w:r>
-        <w:rPr>
-          <w:lang w:val="es-ES"/>
-        </w:rPr>
+    </w:p>
+    <w:p>
+      <w:pPr>
+        <w:rPr>
+          <w:u w:val="single"/>
+          <w:lang w:val="es-ES"/>
+        </w:rPr>
+      </w:pPr>
+      <w:r>
+        <w:rPr>
+          <w:u w:val="single"/>
+          <w:lang w:val="es-ES"/>
+        </w:rPr>
+        <w:t>El token se puede obtener con el comando kubeadm token list lanzado en el nodo maestro. Si hubiera expirado, se puede generar uno nuevo con kubeadm token create.</w:t>
+      </w:r>
+    </w:p>
+    <w:p>
+      <w:pPr>
+        <w:rPr>
+          <w:u w:val="single"/>
+          <w:lang w:val="es-ES"/>
+        </w:rPr>
+      </w:pPr>
+      <w:r>
+        <w:rPr>
+          <w:u w:val="single"/>
+          <w:lang w:val="es-ES"/>
+        </w:rPr>
+        <w:t>El hash de descubrimiento se obtuvo desde el nodo maestro mediante OpenSSL</w:t>
+      </w:r>
+      <w:r>
+        <w:rPr>
+          <w:u w:val="single"/>
+          <w:lang w:val="es-ES"/>
+        </w:rPr>
+        <w:t>:</w:t>
+      </w:r>
+    </w:p>
+    <w:p>
+      <w:r>
+        <w:t>openssl x509 -pubkey -in /etc/kubernetes/pki/ca.crt | openssl rsa -pubin -outform der 2&gt;/dev/null | openssl dgst -sha256 -hex | sed 's/^.* //'</w:t>
+      </w:r>
+      <w:r>
         <w:t xml:space="preserve"> </w:t>
       </w:r>
-      <w:proofErr w:type="spellStart"/>
-      <w:r>
-        <w:rPr>
-          <w:lang w:val="es-ES"/>
-        </w:rPr>
-        <w:t>cilium</w:t>
-      </w:r>
-      <w:proofErr w:type="spellEnd"/>
+    </w:p>
+    <w:p/>
+    <w:p>
+      <w:pPr>
+        <w:rPr>
+          <w:u w:val="single"/>
+          <w:lang w:val="es-ES"/>
+        </w:rPr>
+      </w:pPr>
+      <w:r>
+        <w:rPr>
+          <w:u w:val="single"/>
+          <w:lang w:val="es-ES"/>
+        </w:rPr>
+        <w:t>Comprobación de que los workers funcionan y se han unido a nuestro cluster de kubernetes:</w:t>
+      </w:r>
+    </w:p>
+    <w:p>
+      <w:pPr>
+        <w:rPr>
+          <w:u w:val="single"/>
+          <w:lang w:val="es-ES"/>
+        </w:rPr>
+      </w:pPr>
+      <w:r>
+        <w:rPr>
+          <w:u w:val="single"/>
+          <w:lang w:val="es-ES"/>
+        </w:rPr>
+        <w:t>En el nodo maestro:</w:t>
+      </w:r>
+    </w:p>
+    <w:p>
+      <w:pPr>
+        <w:rPr>
+          <w:lang w:val="es-ES"/>
+        </w:rPr>
+      </w:pPr>
+      <w:r>
+        <w:rPr>
+          <w:lang w:val="es-ES"/>
+        </w:rPr>
+        <w:t>k</w:t>
+      </w:r>
+      <w:r>
+        <w:rPr>
+          <w:lang w:val="es-ES"/>
+        </w:rPr>
+        <w:t>ubectl get nodes</w:t>
+      </w:r>
+    </w:p>
+    <w:p>
+      <w:pPr>
+        <w:rPr>
+          <w:lang w:val="es-ES"/>
+        </w:rPr>
+      </w:pPr>
+      <w:r>
+        <w:rPr>
+          <w:noProof/>
+        </w:rPr>
+        <w:drawing>
+          <wp:inline distT="0" distB="0" distL="0" distR="0" wp14:anchorId="44748882" wp14:editId="1FA2F600">
+            <wp:extent cx="4391025" cy="942975"/>
+            <wp:effectExtent l="0" t="0" r="9525" b="9525"/>
+            <wp:docPr id="11" name="Imagen 11"/>
+            <wp:cNvGraphicFramePr>
+              <a:graphicFrameLocks xmlns:a="http://schemas.openxmlformats.org/drawingml/2006/main" noChangeAspect="1"/>
+            </wp:cNvGraphicFramePr>
+            <a:graphic xmlns:a="http://schemas.openxmlformats.org/drawingml/2006/main">
+              <a:graphicData uri="http://schemas.openxmlformats.org/drawingml/2006/picture">
+                <pic:pic xmlns:pic="http://schemas.openxmlformats.org/drawingml/2006/picture">
+                  <pic:nvPicPr>
+                    <pic:cNvPr id="0" name="Picture 6"/>
+                    <pic:cNvPicPr>
+                      <a:picLocks noChangeAspect="1" noChangeArrowheads="1"/>
+                    </pic:cNvPicPr>
+                  </pic:nvPicPr>
+                  <pic:blipFill rotWithShape="1">
+                    <a:blip r:embed="rId11">
+                      <a:extLst>
+                        <a:ext uri="{28A0092B-C50C-407E-A947-70E740481C1C}">
+                          <a14:useLocalDpi xmlns:a14="http://schemas.microsoft.com/office/drawing/2010/main" val="0"/>
+                        </a:ext>
+                      </a:extLst>
+                    </a:blip>
+                    <a:srcRect t="27468" r="9073" b="30043"/>
+                    <a:stretch/>
+                  </pic:blipFill>
+                  <pic:spPr bwMode="auto">
+                    <a:xfrm>
+                      <a:off x="0" y="0"/>
+                      <a:ext cx="4391025" cy="942975"/>
+                    </a:xfrm>
+                    <a:prstGeom prst="rect">
+                      <a:avLst/>
+                    </a:prstGeom>
+                    <a:noFill/>
+                    <a:ln>
+                      <a:noFill/>
+                    </a:ln>
+                    <a:extLst>
+                      <a:ext uri="{53640926-AAD7-44D8-BBD7-CCE9431645EC}">
+                        <a14:shadowObscured xmlns:a14="http://schemas.microsoft.com/office/drawing/2010/main"/>
+                      </a:ext>
+                    </a:extLst>
+                  </pic:spPr>
+                </pic:pic>
+              </a:graphicData>
+            </a:graphic>
+          </wp:inline>
+        </w:drawing>
+      </w:r>
+      <w:r>
+        <w:rPr>
+          <w:lang w:val="es-ES"/>
+        </w:rPr>
+        <w:br w:type="page"/>
+      </w:r>
+    </w:p>
+    <w:p>
+      <w:pPr>
+        <w:pStyle w:val="Ttulo1"/>
+        <w:rPr>
+          <w:lang w:val="es-ES"/>
+        </w:rPr>
+      </w:pPr>
+      <w:r>
+        <w:rPr>
+          <w:lang w:val="es-ES"/>
+        </w:rPr>
+        <w:lastRenderedPageBreak/>
+        <w:t>Configuración</w:t>
+      </w:r>
       <w:r>
         <w:rPr>
           <w:lang w:val="es-ES"/>
         </w:rPr>
         <w:t xml:space="preserve"> </w:t>
       </w:r>
-      <w:proofErr w:type="spellStart"/>
-      <w:r>
-        <w:rPr>
-          <w:lang w:val="es-ES"/>
-        </w:rPr>
-        <w:t>cilium</w:t>
-      </w:r>
-      <w:proofErr w:type="spellEnd"/>
-      <w:r>
-        <w:rPr>
-          <w:lang w:val="es-ES"/>
-        </w:rPr>
-        <w:t>/</w:t>
-      </w:r>
-      <w:proofErr w:type="spellStart"/>
-      <w:r>
-        <w:rPr>
-          <w:lang w:val="es-ES"/>
-        </w:rPr>
-        <w:t>cilium</w:t>
-      </w:r>
-      <w:proofErr w:type="spellEnd"/>
-      <w:r>
-        <w:rPr>
-          <w:lang w:val="es-ES"/>
-        </w:rPr>
-        <w:t xml:space="preserve"> \</w:t>
-      </w:r>
-      <w:r>
-        <w:rPr>
-          <w:lang w:val="es-ES"/>
-        </w:rPr>
-        <w:br/>
-        <w:t xml:space="preserve">  --</w:t>
-      </w:r>
-      <w:proofErr w:type="spellStart"/>
-      <w:r>
-        <w:rPr>
-          <w:lang w:val="es-ES"/>
-        </w:rPr>
-        <w:t>version</w:t>
-      </w:r>
-      <w:proofErr w:type="spellEnd"/>
-      <w:r>
-        <w:rPr>
-          <w:lang w:val="es-ES"/>
-        </w:rPr>
-        <w:t xml:space="preserve"> 1.16.1 \</w:t>
-      </w:r>
-      <w:r>
-        <w:rPr>
-          <w:lang w:val="es-ES"/>
-        </w:rPr>
-        <w:br/>
-        <w:t xml:space="preserve">  --</w:t>
-      </w:r>
-      <w:proofErr w:type="spellStart"/>
-      <w:r>
-        <w:rPr>
-          <w:lang w:val="es-ES"/>
-        </w:rPr>
-        <w:t>namespace</w:t>
-      </w:r>
-      <w:proofErr w:type="spellEnd"/>
-      <w:r>
-        <w:rPr>
-          <w:lang w:val="es-ES"/>
-        </w:rPr>
-        <w:t xml:space="preserve"> </w:t>
-      </w:r>
-      <w:proofErr w:type="spellStart"/>
-      <w:r>
-        <w:rPr>
-          <w:lang w:val="es-ES"/>
-        </w:rPr>
-        <w:t>kube-system</w:t>
-      </w:r>
-      <w:proofErr w:type="spellEnd"/>
-      <w:r>
-        <w:rPr>
-          <w:lang w:val="es-ES"/>
-        </w:rPr>
-        <w:br/>
-      </w:r>
-      <w:r>
-        <w:rPr>
-          <w:lang w:val="es-ES"/>
-        </w:rPr>
-        <w:br/>
-        <w:t xml:space="preserve">Posteriormente se verificó el estado de los nodos y </w:t>
-      </w:r>
-      <w:proofErr w:type="spellStart"/>
-      <w:r>
-        <w:rPr>
-          <w:lang w:val="es-ES"/>
-        </w:rPr>
-        <w:t>pods</w:t>
-      </w:r>
-      <w:proofErr w:type="spellEnd"/>
-      <w:r>
-        <w:rPr>
-          <w:lang w:val="es-ES"/>
-        </w:rPr>
-        <w:t xml:space="preserve"> de </w:t>
-      </w:r>
-      <w:proofErr w:type="spellStart"/>
-      <w:r>
-        <w:rPr>
-          <w:lang w:val="es-ES"/>
-        </w:rPr>
-        <w:t>Cilium</w:t>
-      </w:r>
-      <w:proofErr w:type="spellEnd"/>
-      <w:r>
-        <w:rPr>
+      <w:r>
+        <w:rPr>
+          <w:lang w:val="es-ES"/>
+        </w:rPr>
+        <w:t>del master</w:t>
+      </w:r>
+    </w:p>
+    <w:p>
+      <w:pPr>
+        <w:rPr>
+          <w:u w:val="single"/>
+          <w:lang w:val="es-ES"/>
+        </w:rPr>
+      </w:pPr>
+      <w:r>
+        <w:rPr>
+          <w:u w:val="single"/>
+          <w:lang w:val="es-ES"/>
+        </w:rPr>
+        <w:t xml:space="preserve">Configuración del master para permitir que se comporte como un NAT GATEWAY, use portforwarding y DNAT para permitir el </w:t>
+      </w:r>
+      <w:r>
+        <w:rPr>
+          <w:u w:val="single"/>
+          <w:lang w:val="es-ES"/>
+        </w:rPr>
+        <w:t>tráfico</w:t>
+      </w:r>
+      <w:r>
+        <w:rPr>
+          <w:u w:val="single"/>
+          <w:lang w:val="es-ES"/>
+        </w:rPr>
+        <w:t xml:space="preserve"> del Ingress</w:t>
+      </w:r>
+      <w:r>
+        <w:rPr>
+          <w:u w:val="single"/>
           <w:lang w:val="es-ES"/>
         </w:rPr>
         <w:t>:</w:t>
       </w:r>
-      <w:r>
-        <w:rPr>
-          <w:lang w:val="es-ES"/>
-        </w:rPr>
-        <w:br/>
-      </w:r>
-      <w:r>
-        <w:rPr>
-          <w:lang w:val="es-ES"/>
-        </w:rPr>
-        <w:br/>
-      </w:r>
-      <w:proofErr w:type="spellStart"/>
-      <w:r>
-        <w:rPr>
-          <w:lang w:val="es-ES"/>
-        </w:rPr>
-        <w:t>kubectl</w:t>
-      </w:r>
-      <w:proofErr w:type="spellEnd"/>
-      <w:r>
-        <w:rPr>
-          <w:lang w:val="es-ES"/>
-        </w:rPr>
-        <w:t xml:space="preserve"> </w:t>
-      </w:r>
-      <w:proofErr w:type="spellStart"/>
-      <w:r>
-        <w:rPr>
-          <w:lang w:val="es-ES"/>
-        </w:rPr>
-        <w:t>get</w:t>
-      </w:r>
-      <w:proofErr w:type="spellEnd"/>
-      <w:r>
-        <w:rPr>
-          <w:lang w:val="es-ES"/>
-        </w:rPr>
-        <w:t xml:space="preserve"> </w:t>
-      </w:r>
-      <w:proofErr w:type="spellStart"/>
-      <w:r>
-        <w:rPr>
-          <w:lang w:val="es-ES"/>
-        </w:rPr>
-        <w:t>pods</w:t>
-      </w:r>
-      <w:proofErr w:type="spellEnd"/>
-      <w:r>
-        <w:rPr>
-          <w:lang w:val="es-ES"/>
-        </w:rPr>
-        <w:t xml:space="preserve"> -n </w:t>
-      </w:r>
-      <w:proofErr w:type="spellStart"/>
-      <w:r>
-        <w:rPr>
-          <w:lang w:val="es-ES"/>
-        </w:rPr>
-        <w:t>kube-system</w:t>
-      </w:r>
-      <w:proofErr w:type="spellEnd"/>
-      <w:r>
-        <w:rPr>
-          <w:lang w:val="es-ES"/>
-        </w:rPr>
-        <w:br/>
+    </w:p>
+    <w:p>
+      <w:pPr>
+        <w:rPr>
+          <w:lang w:val="es-ES"/>
+        </w:rPr>
+      </w:pPr>
+      <w:r>
+        <w:rPr>
+          <w:lang w:val="es-ES"/>
+        </w:rPr>
+        <w:t>Estos comandos los ejecutaremos desde el modo sudo su:</w:t>
+      </w:r>
+    </w:p>
+    <w:p>
+      <w:pPr>
+        <w:rPr>
+          <w:u w:val="single"/>
+        </w:rPr>
+      </w:pPr>
+      <w:r>
+        <w:rPr>
+          <w:u w:val="single"/>
+        </w:rPr>
+        <w:t>Habilitación del ipforwarding:</w:t>
+      </w:r>
+    </w:p>
+    <w:p>
+      <w:r>
+        <w:t>echo "net.ipv4.ip_forward = 1" | tee -a /etc/sysctl.conf</w:t>
+      </w:r>
+    </w:p>
+    <w:p>
+      <w:pPr>
+        <w:rPr>
+          <w:lang w:val="es-ES"/>
+        </w:rPr>
+      </w:pPr>
+      <w:r>
+        <w:rPr>
+          <w:lang w:val="es-ES"/>
+        </w:rPr>
+        <w:t>sysctl -p</w:t>
+      </w:r>
+    </w:p>
+    <w:p>
+      <w:pPr>
+        <w:rPr>
+          <w:lang w:val="es-ES"/>
+        </w:rPr>
+      </w:pPr>
+    </w:p>
+    <w:p>
+      <w:pPr>
+        <w:rPr>
+          <w:u w:val="single"/>
+          <w:lang w:val="es-ES"/>
+        </w:rPr>
+      </w:pPr>
+      <w:r>
+        <w:rPr>
+          <w:u w:val="single"/>
+          <w:lang w:val="es-ES"/>
+        </w:rPr>
+        <w:t>Habilitación del</w:t>
+      </w:r>
+      <w:r>
+        <w:rPr>
+          <w:u w:val="single"/>
+          <w:lang w:val="es-ES"/>
+        </w:rPr>
+        <w:t xml:space="preserve"> bridge networking</w:t>
+      </w:r>
+      <w:r>
+        <w:rPr>
+          <w:u w:val="single"/>
+          <w:lang w:val="es-ES"/>
+        </w:rPr>
+        <w:t>:</w:t>
+      </w:r>
+    </w:p>
+    <w:p>
+      <w:pPr>
+        <w:rPr>
+          <w:lang w:val="es-ES"/>
+        </w:rPr>
+      </w:pPr>
+      <w:r>
+        <w:rPr>
+          <w:lang w:val="es-ES"/>
+        </w:rPr>
+        <w:t xml:space="preserve">Esto se hace para que </w:t>
+      </w:r>
+      <w:r>
+        <w:rPr>
+          <w:lang w:val="es-ES"/>
+        </w:rPr>
+        <w:t>iptables pueda ver el trafico de la red interna virtual</w:t>
+      </w:r>
+    </w:p>
+    <w:p>
+      <w:pPr>
+        <w:rPr>
+          <w:lang w:val="es-ES"/>
+        </w:rPr>
+      </w:pPr>
+      <w:r>
+        <w:rPr>
+          <w:lang w:val="es-ES"/>
+        </w:rPr>
+        <w:t>modprobe br_netfilter</w:t>
+      </w:r>
+    </w:p>
+    <w:p>
+      <w:pPr>
+        <w:rPr>
+          <w:lang w:val="es-ES"/>
+        </w:rPr>
+      </w:pPr>
+      <w:r>
+        <w:rPr>
+          <w:lang w:val="es-ES"/>
+        </w:rPr>
+        <w:t>echo “br_netfilter” &gt;&gt; /etc/modules-load.d/K8s.conf</w:t>
+      </w:r>
+    </w:p>
+    <w:p>
+      <w:pPr>
+        <w:rPr>
+          <w:lang w:val="es-ES"/>
+        </w:rPr>
+      </w:pPr>
+    </w:p>
+    <w:p>
+      <w:r>
+        <w:t>echo “net.bridge.bridge-nf-call-iptables=1”</w:t>
+      </w:r>
+      <w:r>
+        <w:t xml:space="preserve"> &gt;&gt; /etc/sysctl.conf</w:t>
+      </w:r>
+    </w:p>
+    <w:p>
+      <w:pPr>
+        <w:rPr>
+          <w:rFonts w:asciiTheme="majorHAnsi" w:eastAsiaTheme="majorEastAsia" w:hAnsiTheme="majorHAnsi" w:cstheme="majorBidi"/>
+          <w:b/>
+          <w:bCs/>
+          <w:color w:val="365F91" w:themeColor="accent1" w:themeShade="BF"/>
+          <w:sz w:val="28"/>
+          <w:szCs w:val="28"/>
+        </w:rPr>
+      </w:pPr>
+      <w:r>
+        <w:t>sysctl -p</w:t>
+      </w:r>
+      <w:r>
+        <w:br w:type="page"/>
+      </w:r>
+    </w:p>
+    <w:p>
+      <w:pPr>
+        <w:pStyle w:val="Ttulo1"/>
+        <w:rPr>
+          <w:lang w:val="es-ES"/>
+        </w:rPr>
+      </w:pPr>
+      <w:r>
+        <w:rPr>
+          <w:lang w:val="es-ES"/>
+        </w:rPr>
+        <w:lastRenderedPageBreak/>
+        <w:t>D</w:t>
+      </w:r>
+      <w:r>
+        <w:rPr>
+          <w:lang w:val="es-ES"/>
+        </w:rPr>
+        <w:t>espliegue de servicios</w:t>
       </w:r>
     </w:p>
     <w:p>
@@ -518,70 +2309,20 @@
         <w:rPr>
           <w:lang w:val="es-ES"/>
         </w:rPr>
-        <w:t xml:space="preserve">Configuración del </w:t>
-      </w:r>
-      <w:proofErr w:type="spellStart"/>
-      <w:r>
-        <w:rPr>
-          <w:lang w:val="es-ES"/>
-        </w:rPr>
-        <w:t>Ingress</w:t>
-      </w:r>
-      <w:proofErr w:type="spellEnd"/>
-      <w:r>
-        <w:rPr>
-          <w:lang w:val="es-ES"/>
-        </w:rPr>
-        <w:t xml:space="preserve"> </w:t>
-      </w:r>
-      <w:proofErr w:type="spellStart"/>
-      <w:r>
-        <w:rPr>
-          <w:lang w:val="es-ES"/>
-        </w:rPr>
-        <w:t>Controller</w:t>
-      </w:r>
-      <w:proofErr w:type="spellEnd"/>
-    </w:p>
-    <w:p>
-      <w:pPr>
-        <w:rPr>
-          <w:lang w:val="es-ES"/>
-        </w:rPr>
-      </w:pPr>
-      <w:r>
-        <w:rPr>
-          <w:lang w:val="es-ES"/>
-        </w:rPr>
-        <w:t xml:space="preserve">Para gestionar el acceso externo a los servicios desplegados en </w:t>
-      </w:r>
-      <w:proofErr w:type="spellStart"/>
-      <w:r>
-        <w:rPr>
-          <w:lang w:val="es-ES"/>
-        </w:rPr>
-        <w:t>Kubernetes</w:t>
-      </w:r>
-      <w:proofErr w:type="spellEnd"/>
-      <w:r>
-        <w:rPr>
-          <w:lang w:val="es-ES"/>
-        </w:rPr>
-        <w:t xml:space="preserve"> se instaló un controlador NGINX </w:t>
-      </w:r>
-      <w:proofErr w:type="spellStart"/>
-      <w:r>
-        <w:rPr>
-          <w:lang w:val="es-ES"/>
-        </w:rPr>
-        <w:t>Ingress</w:t>
-      </w:r>
-      <w:proofErr w:type="spellEnd"/>
-      <w:r>
-        <w:rPr>
-          <w:lang w:val="es-ES"/>
-        </w:rPr>
-        <w:t>.</w:t>
+        <w:t>Configuración del Ingress Controller</w:t>
+      </w:r>
+    </w:p>
+    <w:p>
+      <w:pPr>
+        <w:rPr>
+          <w:lang w:val="es-ES"/>
+        </w:rPr>
+      </w:pPr>
+      <w:r>
+        <w:rPr>
+          <w:lang w:val="es-ES"/>
+        </w:rPr>
+        <w:t>Para gestionar el acceso externo a los servicios desplegados en Kubernetes se instaló un controlador NGINX Ingress.</w:t>
       </w:r>
       <w:r>
         <w:rPr>
@@ -621,35 +2362,13 @@
         </w:rPr>
         <w:br/>
       </w:r>
-      <w:proofErr w:type="spellStart"/>
-      <w:r>
-        <w:rPr>
-          <w:lang w:val="es-ES"/>
-        </w:rPr>
-        <w:t>kubectl</w:t>
-      </w:r>
-      <w:proofErr w:type="spellEnd"/>
-      <w:r>
-        <w:rPr>
-          <w:lang w:val="es-ES"/>
-        </w:rPr>
-        <w:t xml:space="preserve"> </w:t>
-      </w:r>
-      <w:proofErr w:type="spellStart"/>
-      <w:r>
-        <w:rPr>
-          <w:lang w:val="es-ES"/>
-        </w:rPr>
-        <w:t>apply</w:t>
-      </w:r>
-      <w:proofErr w:type="spellEnd"/>
-      <w:r>
-        <w:rPr>
-          <w:lang w:val="es-ES"/>
-        </w:rPr>
-        <w:t xml:space="preserve"> -f </w:t>
-      </w:r>
-      <w:hyperlink r:id="rId8" w:history="1">
+      <w:r>
+        <w:rPr>
+          <w:lang w:val="es-ES"/>
+        </w:rPr>
+        <w:t xml:space="preserve">kubectl apply -f </w:t>
+      </w:r>
+      <w:hyperlink r:id="rId12" w:history="1">
         <w:r>
           <w:rPr>
             <w:rStyle w:val="Hipervnculo"/>
@@ -668,19 +2387,6 @@
     </w:p>
     <w:p>
       <w:pPr>
-        <w:rPr>
-          <w:lang w:val="es-ES"/>
-        </w:rPr>
-      </w:pPr>
-      <w:r>
-        <w:rPr>
-          <w:lang w:val="es-ES"/>
-        </w:rPr>
-        <w:br/>
-      </w:r>
-    </w:p>
-    <w:p>
-      <w:pPr>
         <w:pStyle w:val="Ttulo2"/>
         <w:rPr>
           <w:lang w:val="es-ES"/>
@@ -690,66 +2396,33 @@
         <w:rPr>
           <w:lang w:val="es-ES"/>
         </w:rPr>
-        <w:lastRenderedPageBreak/>
         <w:t xml:space="preserve">Configuración de </w:t>
       </w:r>
-      <w:proofErr w:type="spellStart"/>
       <w:r>
         <w:rPr>
           <w:lang w:val="es-ES"/>
         </w:rPr>
         <w:t>redis</w:t>
       </w:r>
-      <w:proofErr w:type="spellEnd"/>
-    </w:p>
-    <w:p>
-      <w:pPr>
-        <w:rPr>
-          <w:lang w:val="es-ES"/>
-        </w:rPr>
-      </w:pPr>
-      <w:r>
-        <w:rPr>
-          <w:lang w:val="es-ES"/>
-        </w:rPr>
-        <w:t xml:space="preserve">Este es un servicio que permite el uso de </w:t>
-      </w:r>
-      <w:proofErr w:type="spellStart"/>
-      <w:r>
-        <w:rPr>
-          <w:lang w:val="es-ES"/>
-        </w:rPr>
-        <w:t>sessions</w:t>
-      </w:r>
-      <w:proofErr w:type="spellEnd"/>
-      <w:r>
-        <w:rPr>
-          <w:lang w:val="es-ES"/>
-        </w:rPr>
-        <w:t xml:space="preserve"> de </w:t>
-      </w:r>
-      <w:proofErr w:type="spellStart"/>
-      <w:r>
-        <w:rPr>
-          <w:lang w:val="es-ES"/>
-        </w:rPr>
-        <w:t>php</w:t>
-      </w:r>
-      <w:proofErr w:type="spellEnd"/>
-      <w:r>
-        <w:rPr>
-          <w:lang w:val="es-ES"/>
-        </w:rPr>
-        <w:t xml:space="preserve"> de </w:t>
-      </w:r>
-      <w:proofErr w:type="spellStart"/>
-      <w:r>
-        <w:rPr>
-          <w:lang w:val="es-ES"/>
-        </w:rPr>
-        <w:t>foma</w:t>
-      </w:r>
-      <w:proofErr w:type="spellEnd"/>
+    </w:p>
+    <w:p>
+      <w:pPr>
+        <w:rPr>
+          <w:lang w:val="es-ES"/>
+        </w:rPr>
+      </w:pPr>
+      <w:r>
+        <w:rPr>
+          <w:lang w:val="es-ES"/>
+        </w:rPr>
+        <w:t xml:space="preserve">Este es un servicio que permite el uso de sessions de php de </w:t>
+      </w:r>
+      <w:r>
+        <w:rPr>
+          <w:lang w:val="es-ES"/>
+        </w:rPr>
+        <w:t>forma</w:t>
+      </w:r>
       <w:r>
         <w:rPr>
           <w:lang w:val="es-ES"/>
@@ -790,50 +2463,12 @@
         <w:rPr>
           <w:lang w:val="es-ES"/>
         </w:rPr>
-        <w:t xml:space="preserve"> no guardándolas en el NFS, además permite la eliminación automática de </w:t>
-      </w:r>
-      <w:proofErr w:type="spellStart"/>
-      <w:r>
-        <w:rPr>
-          <w:lang w:val="es-ES"/>
-        </w:rPr>
-        <w:t>sessions</w:t>
-      </w:r>
-      <w:proofErr w:type="spellEnd"/>
-      <w:r>
-        <w:rPr>
-          <w:lang w:val="es-ES"/>
-        </w:rPr>
-        <w:t>.</w:t>
-      </w:r>
-    </w:p>
-    <w:p>
-      <w:r>
-        <w:t xml:space="preserve">helm install </w:t>
-      </w:r>
-      <w:proofErr w:type="spellStart"/>
-      <w:r>
-        <w:t>redis</w:t>
-      </w:r>
-      <w:proofErr w:type="spellEnd"/>
-      <w:r>
-        <w:t xml:space="preserve"> </w:t>
-      </w:r>
-      <w:proofErr w:type="spellStart"/>
-      <w:r>
-        <w:t>bitnami</w:t>
-      </w:r>
-      <w:proofErr w:type="spellEnd"/>
-      <w:r>
-        <w:t>/</w:t>
-      </w:r>
-      <w:proofErr w:type="spellStart"/>
-      <w:r>
-        <w:t>redis</w:t>
-      </w:r>
-      <w:proofErr w:type="spellEnd"/>
-      <w:r>
-        <w:t xml:space="preserve"> \</w:t>
+        <w:t xml:space="preserve"> no guardándolas en el NFS, además permite la eliminación automática de sessions.</w:t>
+      </w:r>
+    </w:p>
+    <w:p>
+      <w:r>
+        <w:t>helm install redis bitnami/redis \</w:t>
       </w:r>
     </w:p>
     <w:p>
@@ -843,35 +2478,12 @@
     </w:p>
     <w:p>
       <w:r>
-        <w:t xml:space="preserve">  --set </w:t>
-      </w:r>
-      <w:proofErr w:type="spellStart"/>
-      <w:proofErr w:type="gramStart"/>
-      <w:r>
-        <w:t>auth.enabled</w:t>
-      </w:r>
-      <w:proofErr w:type="spellEnd"/>
-      <w:proofErr w:type="gramEnd"/>
-      <w:r>
-        <w:t>=false \</w:t>
-      </w:r>
-    </w:p>
-    <w:p>
-      <w:r>
-        <w:t xml:space="preserve">  --set </w:t>
-      </w:r>
-      <w:proofErr w:type="spellStart"/>
-      <w:proofErr w:type="gramStart"/>
-      <w:r>
-        <w:t>master.persistence</w:t>
-      </w:r>
-      <w:proofErr w:type="gramEnd"/>
-      <w:r>
-        <w:t>.enabled</w:t>
-      </w:r>
-      <w:proofErr w:type="spellEnd"/>
-      <w:r>
-        <w:t>=false</w:t>
+        <w:t xml:space="preserve">  --set auth.enabled=false \</w:t>
+      </w:r>
+    </w:p>
+    <w:p>
+      <w:r>
+        <w:t xml:space="preserve">  --set master.persistence.enabled=false</w:t>
       </w:r>
       <w:r>
         <w:br w:type="page"/>
@@ -897,62 +2509,29 @@
         <w:rPr>
           <w:lang w:val="es-ES"/>
         </w:rPr>
-        <w:t xml:space="preserve">Se creó un recurso </w:t>
-      </w:r>
-      <w:proofErr w:type="spellStart"/>
-      <w:r>
-        <w:rPr>
-          <w:lang w:val="es-ES"/>
-        </w:rPr>
-        <w:t>Ingress</w:t>
-      </w:r>
-      <w:proofErr w:type="spellEnd"/>
-      <w:r>
-        <w:rPr>
-          <w:lang w:val="es-ES"/>
-        </w:rPr>
-        <w:t xml:space="preserve"> encargado de redirigir las peticiones hacia el servicio Apache.</w:t>
-      </w:r>
-      <w:r>
-        <w:rPr>
-          <w:lang w:val="es-ES"/>
-        </w:rPr>
-        <w:br/>
-      </w:r>
-      <w:r>
-        <w:rPr>
-          <w:lang w:val="es-ES"/>
-        </w:rPr>
-        <w:br/>
-      </w:r>
-      <w:proofErr w:type="spellStart"/>
-      <w:r>
-        <w:t>Archivo</w:t>
-      </w:r>
-      <w:proofErr w:type="spellEnd"/>
-      <w:r>
-        <w:t xml:space="preserve"> </w:t>
-      </w:r>
-      <w:proofErr w:type="spellStart"/>
-      <w:proofErr w:type="gramStart"/>
-      <w:r>
-        <w:t>ingress.yaml</w:t>
-      </w:r>
-      <w:proofErr w:type="spellEnd"/>
-      <w:proofErr w:type="gramEnd"/>
-      <w:r>
-        <w:br/>
-      </w:r>
-      <w:r>
-        <w:br/>
-      </w:r>
-      <w:proofErr w:type="spellStart"/>
-      <w:r>
-        <w:t>apiVersion</w:t>
-      </w:r>
-      <w:proofErr w:type="spellEnd"/>
-      <w:r>
-        <w:t>: networking.k8s.io/v1</w:t>
+        <w:t>Se creó un recurso Ingress encargado de redirigir las peticiones hacia el servicio Apache.</w:t>
+      </w:r>
+      <w:r>
+        <w:rPr>
+          <w:lang w:val="es-ES"/>
+        </w:rPr>
+        <w:br/>
+      </w:r>
+      <w:r>
+        <w:rPr>
+          <w:lang w:val="es-ES"/>
+        </w:rPr>
+        <w:br/>
+      </w:r>
+      <w:r>
+        <w:t>Archivo ingress.yaml</w:t>
+      </w:r>
+      <w:r>
+        <w:br/>
+      </w:r>
+      <w:r>
+        <w:br/>
+        <w:t>apiVersion: networking.k8s.io/v1</w:t>
       </w:r>
       <w:r>
         <w:br/>
@@ -1056,80 +2635,42 @@
           <w:lang w:val="es-ES"/>
         </w:rPr>
         <w:br/>
-      </w:r>
-      <w:proofErr w:type="spellStart"/>
-      <w:r>
-        <w:rPr>
-          <w:lang w:val="es-ES"/>
-        </w:rPr>
         <w:t>PersistentVolume</w:t>
       </w:r>
-      <w:proofErr w:type="spellEnd"/>
-      <w:r>
-        <w:rPr>
-          <w:lang w:val="es-ES"/>
-        </w:rPr>
-        <w:br/>
-      </w:r>
-      <w:r>
-        <w:rPr>
-          <w:lang w:val="es-ES"/>
-        </w:rPr>
-        <w:br/>
-        <w:t xml:space="preserve">Se creó un recurso </w:t>
-      </w:r>
-      <w:proofErr w:type="spellStart"/>
-      <w:r>
-        <w:rPr>
-          <w:lang w:val="es-ES"/>
-        </w:rPr>
-        <w:t>PersistentVolume</w:t>
-      </w:r>
-      <w:proofErr w:type="spellEnd"/>
-      <w:r>
-        <w:rPr>
-          <w:lang w:val="es-ES"/>
-        </w:rPr>
-        <w:t xml:space="preserve"> asociado al servidor NFS.</w:t>
-      </w:r>
-      <w:r>
-        <w:rPr>
-          <w:lang w:val="es-ES"/>
-        </w:rPr>
-        <w:br/>
-      </w:r>
-      <w:r>
-        <w:rPr>
-          <w:lang w:val="es-ES"/>
-        </w:rPr>
-        <w:br/>
-      </w:r>
-      <w:proofErr w:type="spellStart"/>
-      <w:r>
-        <w:t>Archivo</w:t>
-      </w:r>
-      <w:proofErr w:type="spellEnd"/>
-      <w:r>
-        <w:t xml:space="preserve"> </w:t>
-      </w:r>
-      <w:proofErr w:type="spellStart"/>
-      <w:r>
-        <w:t>pv-nfs.yaml</w:t>
-      </w:r>
-      <w:proofErr w:type="spellEnd"/>
-      <w:r>
-        <w:br/>
-      </w:r>
-      <w:r>
-        <w:br/>
-      </w:r>
-      <w:proofErr w:type="spellStart"/>
-      <w:r>
-        <w:t>apiVersion</w:t>
-      </w:r>
-      <w:proofErr w:type="spellEnd"/>
-      <w:r>
-        <w:t>: v1</w:t>
+      <w:r>
+        <w:rPr>
+          <w:lang w:val="es-ES"/>
+        </w:rPr>
+        <w:br/>
+      </w:r>
+      <w:r>
+        <w:rPr>
+          <w:lang w:val="es-ES"/>
+        </w:rPr>
+        <w:br/>
+        <w:t>Se creó un recurso PersistentVolume asociado al servidor NFS.</w:t>
+      </w:r>
+      <w:r>
+        <w:rPr>
+          <w:lang w:val="es-ES"/>
+        </w:rPr>
+        <w:br/>
+      </w:r>
+      <w:r>
+        <w:rPr>
+          <w:lang w:val="es-ES"/>
+        </w:rPr>
+        <w:br/>
+      </w:r>
+      <w:r>
+        <w:t>Archivo pv-nfs.yaml</w:t>
+      </w:r>
+      <w:r>
+        <w:br/>
+      </w:r>
+      <w:r>
+        <w:br/>
+        <w:t>apiVersion: v1</w:t>
       </w:r>
       <w:r>
         <w:br/>
@@ -1199,7 +2740,6 @@
           <w:lang w:val="es-ES"/>
         </w:rPr>
       </w:pPr>
-      <w:proofErr w:type="spellStart"/>
       <w:r>
         <w:rPr>
           <w:lang w:val="es-ES"/>
@@ -1207,376 +2747,121 @@
         <w:lastRenderedPageBreak/>
         <w:t>PersistentVolumeClaim</w:t>
       </w:r>
-      <w:proofErr w:type="spellEnd"/>
-    </w:p>
-    <w:p>
-      <w:pPr>
-        <w:rPr>
-          <w:lang w:val="es-ES"/>
-        </w:rPr>
-      </w:pPr>
-      <w:r>
-        <w:rPr>
-          <w:lang w:val="es-ES"/>
-        </w:rPr>
-        <w:t xml:space="preserve">El recurso </w:t>
-      </w:r>
-      <w:proofErr w:type="spellStart"/>
-      <w:r>
-        <w:rPr>
-          <w:lang w:val="es-ES"/>
-        </w:rPr>
-        <w:t>PersistentVolumeClaim</w:t>
-      </w:r>
-      <w:proofErr w:type="spellEnd"/>
-      <w:r>
-        <w:rPr>
-          <w:lang w:val="es-ES"/>
-        </w:rPr>
-        <w:t xml:space="preserve"> permite a los </w:t>
-      </w:r>
-      <w:proofErr w:type="spellStart"/>
-      <w:r>
-        <w:rPr>
-          <w:lang w:val="es-ES"/>
-        </w:rPr>
-        <w:t>pods</w:t>
-      </w:r>
-      <w:proofErr w:type="spellEnd"/>
-      <w:r>
-        <w:rPr>
-          <w:lang w:val="es-ES"/>
-        </w:rPr>
-        <w:t xml:space="preserve"> solicitar almacenamiento persistente.</w:t>
-      </w:r>
-      <w:r>
-        <w:rPr>
-          <w:lang w:val="es-ES"/>
-        </w:rPr>
-        <w:br/>
-      </w:r>
-      <w:r>
-        <w:rPr>
-          <w:lang w:val="es-ES"/>
-        </w:rPr>
-        <w:br/>
-        <w:t xml:space="preserve">Archivo </w:t>
-      </w:r>
-      <w:proofErr w:type="spellStart"/>
-      <w:r>
-        <w:rPr>
-          <w:lang w:val="es-ES"/>
-        </w:rPr>
-        <w:t>pvc-</w:t>
-      </w:r>
-      <w:proofErr w:type="gramStart"/>
-      <w:r>
-        <w:rPr>
-          <w:lang w:val="es-ES"/>
-        </w:rPr>
-        <w:t>nfs.yaml</w:t>
-      </w:r>
-      <w:proofErr w:type="spellEnd"/>
-      <w:proofErr w:type="gramEnd"/>
-      <w:r>
-        <w:rPr>
-          <w:lang w:val="es-ES"/>
-        </w:rPr>
-        <w:br/>
-      </w:r>
-      <w:r>
-        <w:rPr>
-          <w:lang w:val="es-ES"/>
-        </w:rPr>
-        <w:br/>
-      </w:r>
-      <w:proofErr w:type="spellStart"/>
-      <w:r>
-        <w:rPr>
-          <w:lang w:val="es-ES"/>
-        </w:rPr>
-        <w:t>apiVersion</w:t>
-      </w:r>
-      <w:proofErr w:type="spellEnd"/>
-      <w:r>
-        <w:rPr>
-          <w:lang w:val="es-ES"/>
-        </w:rPr>
-        <w:t>: v1</w:t>
-      </w:r>
-      <w:r>
-        <w:rPr>
-          <w:lang w:val="es-ES"/>
-        </w:rPr>
-        <w:br/>
-      </w:r>
-      <w:proofErr w:type="spellStart"/>
-      <w:r>
-        <w:rPr>
-          <w:lang w:val="es-ES"/>
-        </w:rPr>
-        <w:t>kind</w:t>
-      </w:r>
-      <w:proofErr w:type="spellEnd"/>
-      <w:r>
-        <w:rPr>
-          <w:lang w:val="es-ES"/>
-        </w:rPr>
-        <w:t xml:space="preserve">: </w:t>
-      </w:r>
-      <w:proofErr w:type="spellStart"/>
-      <w:r>
-        <w:rPr>
-          <w:lang w:val="es-ES"/>
-        </w:rPr>
-        <w:t>PersistentVolumeClaim</w:t>
-      </w:r>
-      <w:proofErr w:type="spellEnd"/>
-      <w:r>
-        <w:rPr>
-          <w:lang w:val="es-ES"/>
-        </w:rPr>
-        <w:br/>
-      </w:r>
-      <w:proofErr w:type="spellStart"/>
-      <w:r>
-        <w:rPr>
-          <w:lang w:val="es-ES"/>
-        </w:rPr>
-        <w:t>metadata</w:t>
-      </w:r>
-      <w:proofErr w:type="spellEnd"/>
-      <w:r>
-        <w:rPr>
-          <w:lang w:val="es-ES"/>
-        </w:rPr>
-        <w:t>:</w:t>
-      </w:r>
-      <w:r>
-        <w:rPr>
-          <w:lang w:val="es-ES"/>
-        </w:rPr>
-        <w:br/>
-        <w:t xml:space="preserve">  </w:t>
-      </w:r>
-      <w:proofErr w:type="spellStart"/>
-      <w:r>
-        <w:rPr>
-          <w:lang w:val="es-ES"/>
-        </w:rPr>
-        <w:t>name</w:t>
-      </w:r>
-      <w:proofErr w:type="spellEnd"/>
-      <w:r>
-        <w:rPr>
-          <w:lang w:val="es-ES"/>
-        </w:rPr>
-        <w:t>: apache-</w:t>
-      </w:r>
-      <w:proofErr w:type="spellStart"/>
-      <w:r>
-        <w:rPr>
-          <w:lang w:val="es-ES"/>
-        </w:rPr>
-        <w:t>nfs</w:t>
-      </w:r>
-      <w:proofErr w:type="spellEnd"/>
-      <w:r>
-        <w:rPr>
-          <w:lang w:val="es-ES"/>
-        </w:rPr>
-        <w:t>-</w:t>
-      </w:r>
-      <w:proofErr w:type="spellStart"/>
-      <w:r>
-        <w:rPr>
-          <w:lang w:val="es-ES"/>
-        </w:rPr>
-        <w:t>pvc</w:t>
-      </w:r>
-      <w:proofErr w:type="spellEnd"/>
-      <w:r>
-        <w:rPr>
-          <w:lang w:val="es-ES"/>
-        </w:rPr>
-        <w:br/>
-      </w:r>
-      <w:proofErr w:type="spellStart"/>
-      <w:r>
-        <w:rPr>
-          <w:lang w:val="es-ES"/>
-        </w:rPr>
-        <w:t>spec</w:t>
-      </w:r>
-      <w:proofErr w:type="spellEnd"/>
-      <w:r>
-        <w:rPr>
-          <w:lang w:val="es-ES"/>
-        </w:rPr>
-        <w:t>:</w:t>
-      </w:r>
-      <w:r>
-        <w:rPr>
-          <w:lang w:val="es-ES"/>
-        </w:rPr>
-        <w:br/>
-        <w:t xml:space="preserve">  </w:t>
-      </w:r>
-      <w:proofErr w:type="spellStart"/>
-      <w:r>
-        <w:rPr>
-          <w:lang w:val="es-ES"/>
-        </w:rPr>
-        <w:t>storageClassName</w:t>
-      </w:r>
-      <w:proofErr w:type="spellEnd"/>
-      <w:r>
-        <w:rPr>
-          <w:lang w:val="es-ES"/>
-        </w:rPr>
-        <w:t>: ""</w:t>
-      </w:r>
-      <w:r>
-        <w:rPr>
-          <w:lang w:val="es-ES"/>
-        </w:rPr>
-        <w:br/>
-        <w:t xml:space="preserve">  </w:t>
-      </w:r>
-      <w:proofErr w:type="spellStart"/>
-      <w:r>
-        <w:rPr>
-          <w:lang w:val="es-ES"/>
-        </w:rPr>
-        <w:t>volumeName</w:t>
-      </w:r>
-      <w:proofErr w:type="spellEnd"/>
-      <w:r>
-        <w:rPr>
-          <w:lang w:val="es-ES"/>
-        </w:rPr>
-        <w:t>: apache-</w:t>
-      </w:r>
-      <w:proofErr w:type="spellStart"/>
-      <w:r>
-        <w:rPr>
-          <w:lang w:val="es-ES"/>
-        </w:rPr>
-        <w:t>nfs</w:t>
-      </w:r>
-      <w:proofErr w:type="spellEnd"/>
-      <w:r>
-        <w:rPr>
-          <w:lang w:val="es-ES"/>
-        </w:rPr>
-        <w:t>-</w:t>
-      </w:r>
-      <w:proofErr w:type="spellStart"/>
-      <w:r>
-        <w:rPr>
-          <w:lang w:val="es-ES"/>
-        </w:rPr>
-        <w:t>pv</w:t>
-      </w:r>
-      <w:proofErr w:type="spellEnd"/>
-      <w:r>
-        <w:rPr>
-          <w:lang w:val="es-ES"/>
-        </w:rPr>
-        <w:br/>
-        <w:t xml:space="preserve">  </w:t>
-      </w:r>
-      <w:proofErr w:type="spellStart"/>
-      <w:r>
-        <w:rPr>
-          <w:lang w:val="es-ES"/>
-        </w:rPr>
-        <w:t>accessModes</w:t>
-      </w:r>
-      <w:proofErr w:type="spellEnd"/>
-      <w:r>
-        <w:rPr>
-          <w:lang w:val="es-ES"/>
-        </w:rPr>
-        <w:t>:</w:t>
-      </w:r>
-      <w:r>
-        <w:rPr>
-          <w:lang w:val="es-ES"/>
-        </w:rPr>
-        <w:br/>
-        <w:t xml:space="preserve">    - </w:t>
-      </w:r>
-      <w:proofErr w:type="spellStart"/>
-      <w:r>
-        <w:rPr>
-          <w:lang w:val="es-ES"/>
-        </w:rPr>
-        <w:t>ReadWriteMany</w:t>
-      </w:r>
-      <w:proofErr w:type="spellEnd"/>
-      <w:r>
-        <w:rPr>
-          <w:lang w:val="es-ES"/>
-        </w:rPr>
-        <w:br/>
-        <w:t xml:space="preserve">  </w:t>
-      </w:r>
-      <w:proofErr w:type="spellStart"/>
-      <w:r>
-        <w:rPr>
-          <w:lang w:val="es-ES"/>
-        </w:rPr>
-        <w:t>resources</w:t>
-      </w:r>
-      <w:proofErr w:type="spellEnd"/>
-      <w:r>
-        <w:rPr>
-          <w:lang w:val="es-ES"/>
-        </w:rPr>
-        <w:t>:</w:t>
-      </w:r>
-      <w:r>
-        <w:rPr>
-          <w:lang w:val="es-ES"/>
-        </w:rPr>
-        <w:br/>
-        <w:t xml:space="preserve">    </w:t>
-      </w:r>
-      <w:proofErr w:type="spellStart"/>
-      <w:r>
-        <w:rPr>
-          <w:lang w:val="es-ES"/>
-        </w:rPr>
-        <w:t>requests</w:t>
-      </w:r>
-      <w:proofErr w:type="spellEnd"/>
-      <w:r>
-        <w:rPr>
-          <w:lang w:val="es-ES"/>
-        </w:rPr>
-        <w:t>:</w:t>
-      </w:r>
-      <w:r>
-        <w:rPr>
-          <w:lang w:val="es-ES"/>
-        </w:rPr>
-        <w:br/>
-        <w:t xml:space="preserve">      </w:t>
-      </w:r>
-      <w:proofErr w:type="spellStart"/>
-      <w:r>
-        <w:rPr>
-          <w:lang w:val="es-ES"/>
-        </w:rPr>
-        <w:t>storage</w:t>
-      </w:r>
-      <w:proofErr w:type="spellEnd"/>
-      <w:r>
-        <w:rPr>
-          <w:lang w:val="es-ES"/>
-        </w:rPr>
-        <w:t>: 20Gi</w:t>
+    </w:p>
+    <w:p>
+      <w:pPr>
+        <w:rPr>
+          <w:lang w:val="es-ES"/>
+        </w:rPr>
+      </w:pPr>
+      <w:r>
+        <w:rPr>
+          <w:lang w:val="es-ES"/>
+        </w:rPr>
+        <w:t>El recurso PersistentVolumeClaim permite a los pods solicitar almacenamiento persistente.</w:t>
+      </w:r>
+      <w:r>
+        <w:rPr>
+          <w:lang w:val="es-ES"/>
+        </w:rPr>
+        <w:br/>
+      </w:r>
+      <w:r>
+        <w:rPr>
+          <w:lang w:val="es-ES"/>
+        </w:rPr>
+        <w:br/>
+        <w:t>Archivo pvc-nfs.yaml</w:t>
+      </w:r>
+      <w:r>
+        <w:rPr>
+          <w:lang w:val="es-ES"/>
+        </w:rPr>
+        <w:br/>
+      </w:r>
+      <w:r>
+        <w:rPr>
+          <w:lang w:val="es-ES"/>
+        </w:rPr>
+        <w:br/>
+        <w:t>apiVersion: v1</w:t>
+      </w:r>
+      <w:r>
+        <w:rPr>
+          <w:lang w:val="es-ES"/>
+        </w:rPr>
+        <w:br/>
+        <w:t>kind: PersistentVolumeClaim</w:t>
+      </w:r>
+      <w:r>
+        <w:rPr>
+          <w:lang w:val="es-ES"/>
+        </w:rPr>
+        <w:br/>
+        <w:t>metadata:</w:t>
+      </w:r>
+      <w:r>
+        <w:rPr>
+          <w:lang w:val="es-ES"/>
+        </w:rPr>
+        <w:br/>
+        <w:t xml:space="preserve">  name: apache-nfs-pvc</w:t>
+      </w:r>
+      <w:r>
+        <w:rPr>
+          <w:lang w:val="es-ES"/>
+        </w:rPr>
+        <w:br/>
+        <w:t>spec:</w:t>
+      </w:r>
+      <w:r>
+        <w:rPr>
+          <w:lang w:val="es-ES"/>
+        </w:rPr>
+        <w:br/>
+        <w:t xml:space="preserve">  storageClassName: ""</w:t>
+      </w:r>
+      <w:r>
+        <w:rPr>
+          <w:lang w:val="es-ES"/>
+        </w:rPr>
+        <w:br/>
+        <w:t xml:space="preserve">  volumeName: apache-nfs-pv</w:t>
+      </w:r>
+      <w:r>
+        <w:rPr>
+          <w:lang w:val="es-ES"/>
+        </w:rPr>
+        <w:br/>
+        <w:t xml:space="preserve">  accessModes:</w:t>
+      </w:r>
+      <w:r>
+        <w:rPr>
+          <w:lang w:val="es-ES"/>
+        </w:rPr>
+        <w:br/>
+        <w:t xml:space="preserve">    - ReadWriteMany</w:t>
+      </w:r>
+      <w:r>
+        <w:rPr>
+          <w:lang w:val="es-ES"/>
+        </w:rPr>
+        <w:br/>
+        <w:t xml:space="preserve">  resources:</w:t>
+      </w:r>
+      <w:r>
+        <w:rPr>
+          <w:lang w:val="es-ES"/>
+        </w:rPr>
+        <w:br/>
+        <w:t xml:space="preserve">    requests:</w:t>
+      </w:r>
+      <w:r>
+        <w:rPr>
+          <w:lang w:val="es-ES"/>
+        </w:rPr>
+        <w:br/>
+        <w:t xml:space="preserve">      storage: 20Gi</w:t>
       </w:r>
       <w:r>
         <w:rPr>
@@ -1602,85 +2887,15 @@
           <w:lang w:val="es-ES"/>
         </w:rPr>
         <w:br/>
-      </w:r>
-      <w:proofErr w:type="spellStart"/>
-      <w:r>
-        <w:rPr>
-          <w:lang w:val="es-ES"/>
-        </w:rPr>
-        <w:t>kubectl</w:t>
-      </w:r>
-      <w:proofErr w:type="spellEnd"/>
-      <w:r>
-        <w:rPr>
-          <w:lang w:val="es-ES"/>
-        </w:rPr>
-        <w:t xml:space="preserve"> </w:t>
-      </w:r>
-      <w:proofErr w:type="spellStart"/>
-      <w:r>
-        <w:rPr>
-          <w:lang w:val="es-ES"/>
-        </w:rPr>
-        <w:t>apply</w:t>
-      </w:r>
-      <w:proofErr w:type="spellEnd"/>
-      <w:r>
-        <w:rPr>
-          <w:lang w:val="es-ES"/>
-        </w:rPr>
-        <w:t xml:space="preserve"> -f </w:t>
-      </w:r>
-      <w:proofErr w:type="spellStart"/>
-      <w:r>
-        <w:rPr>
-          <w:lang w:val="es-ES"/>
-        </w:rPr>
-        <w:t>pv-nfs.yaml</w:t>
-      </w:r>
-      <w:proofErr w:type="spellEnd"/>
-      <w:r>
-        <w:rPr>
-          <w:lang w:val="es-ES"/>
-        </w:rPr>
-        <w:br/>
-      </w:r>
-      <w:proofErr w:type="spellStart"/>
-      <w:r>
-        <w:rPr>
-          <w:lang w:val="es-ES"/>
-        </w:rPr>
-        <w:t>kubectl</w:t>
-      </w:r>
-      <w:proofErr w:type="spellEnd"/>
-      <w:r>
-        <w:rPr>
-          <w:lang w:val="es-ES"/>
-        </w:rPr>
-        <w:t xml:space="preserve"> </w:t>
-      </w:r>
-      <w:proofErr w:type="spellStart"/>
-      <w:r>
-        <w:rPr>
-          <w:lang w:val="es-ES"/>
-        </w:rPr>
-        <w:t>apply</w:t>
-      </w:r>
-      <w:proofErr w:type="spellEnd"/>
-      <w:r>
-        <w:rPr>
-          <w:lang w:val="es-ES"/>
-        </w:rPr>
-        <w:t xml:space="preserve"> -f </w:t>
-      </w:r>
-      <w:proofErr w:type="spellStart"/>
-      <w:r>
-        <w:rPr>
-          <w:lang w:val="es-ES"/>
-        </w:rPr>
-        <w:t>pvc-nfs.yaml</w:t>
-      </w:r>
-      <w:proofErr w:type="spellEnd"/>
+        <w:t>kubectl apply -f pv-nfs.yaml</w:t>
+      </w:r>
+      <w:r>
+        <w:rPr>
+          <w:lang w:val="es-ES"/>
+        </w:rPr>
+        <w:br/>
+        <w:t>kubectl apply -f pvc-nfs.yaml</w:t>
+      </w:r>
       <w:r>
         <w:rPr>
           <w:lang w:val="es-ES"/>
@@ -1713,79 +2928,15 @@
           <w:lang w:val="es-ES"/>
         </w:rPr>
         <w:lastRenderedPageBreak/>
-        <w:t xml:space="preserve">Configuración del servicio </w:t>
-      </w:r>
-      <w:proofErr w:type="spellStart"/>
-      <w:r>
-        <w:rPr>
-          <w:lang w:val="es-ES"/>
-        </w:rPr>
-        <w:t>ClusterIP</w:t>
-      </w:r>
-      <w:proofErr w:type="spellEnd"/>
-    </w:p>
-    <w:p>
-      <w:r>
-        <w:rPr>
-          <w:lang w:val="es-ES"/>
-        </w:rPr>
-        <w:t xml:space="preserve">Se creó un servicio de tipo </w:t>
-      </w:r>
-      <w:proofErr w:type="spellStart"/>
-      <w:r>
-        <w:rPr>
-          <w:lang w:val="es-ES"/>
-        </w:rPr>
-        <w:t>ClusterIP</w:t>
-      </w:r>
-      <w:proofErr w:type="spellEnd"/>
-      <w:r>
-        <w:rPr>
-          <w:lang w:val="es-ES"/>
-        </w:rPr>
-        <w:t xml:space="preserve"> para exponer internamente los </w:t>
-      </w:r>
-      <w:proofErr w:type="spellStart"/>
-      <w:r>
-        <w:rPr>
-          <w:lang w:val="es-ES"/>
-        </w:rPr>
-        <w:t>pods</w:t>
-      </w:r>
-      <w:proofErr w:type="spellEnd"/>
-      <w:r>
-        <w:rPr>
-          <w:lang w:val="es-ES"/>
-        </w:rPr>
-        <w:t xml:space="preserve"> Apache al </w:t>
-      </w:r>
-      <w:proofErr w:type="spellStart"/>
-      <w:r>
-        <w:rPr>
-          <w:lang w:val="es-ES"/>
-        </w:rPr>
-        <w:t>Ingress</w:t>
-      </w:r>
-      <w:proofErr w:type="spellEnd"/>
-      <w:r>
-        <w:rPr>
-          <w:lang w:val="es-ES"/>
-        </w:rPr>
-        <w:t xml:space="preserve"> </w:t>
-      </w:r>
-      <w:proofErr w:type="spellStart"/>
-      <w:r>
-        <w:rPr>
-          <w:lang w:val="es-ES"/>
-        </w:rPr>
-        <w:t>Controller</w:t>
-      </w:r>
-      <w:proofErr w:type="spellEnd"/>
-      <w:r>
-        <w:rPr>
-          <w:lang w:val="es-ES"/>
-        </w:rPr>
-        <w:t>.</w:t>
+        <w:t>Configuración del servicio ClusterIP</w:t>
+      </w:r>
+    </w:p>
+    <w:p>
+      <w:r>
+        <w:rPr>
+          <w:lang w:val="es-ES"/>
+        </w:rPr>
+        <w:t>Se creó un servicio de tipo ClusterIP para exponer internamente los pods Apache al Ingress Controller.</w:t>
       </w:r>
       <w:r>
         <w:rPr>
@@ -1811,116 +2962,29 @@
           <w:lang w:val="es-ES"/>
         </w:rPr>
         <w:br/>
-        <w:t xml:space="preserve">El </w:t>
-      </w:r>
-      <w:proofErr w:type="spellStart"/>
-      <w:r>
-        <w:rPr>
-          <w:lang w:val="es-ES"/>
-        </w:rPr>
-        <w:t>Ingress</w:t>
-      </w:r>
-      <w:proofErr w:type="spellEnd"/>
-      <w:r>
-        <w:rPr>
-          <w:lang w:val="es-ES"/>
-        </w:rPr>
-        <w:t xml:space="preserve"> </w:t>
-      </w:r>
-      <w:proofErr w:type="spellStart"/>
-      <w:r>
-        <w:rPr>
-          <w:lang w:val="es-ES"/>
-        </w:rPr>
-        <w:t>Controller</w:t>
-      </w:r>
-      <w:proofErr w:type="spellEnd"/>
-      <w:r>
-        <w:rPr>
-          <w:lang w:val="es-ES"/>
-        </w:rPr>
-        <w:t xml:space="preserve"> redirige las peticiones HTTP hacia el servicio apache-</w:t>
-      </w:r>
-      <w:proofErr w:type="spellStart"/>
-      <w:r>
-        <w:rPr>
-          <w:lang w:val="es-ES"/>
-        </w:rPr>
-        <w:t>service</w:t>
-      </w:r>
-      <w:proofErr w:type="spellEnd"/>
-      <w:r>
-        <w:rPr>
-          <w:lang w:val="es-ES"/>
-        </w:rPr>
-        <w:t xml:space="preserve">, el cual distribuye el tráfico entre los distintos </w:t>
-      </w:r>
-      <w:proofErr w:type="spellStart"/>
-      <w:r>
-        <w:rPr>
-          <w:lang w:val="es-ES"/>
-        </w:rPr>
-        <w:t>pods</w:t>
-      </w:r>
-      <w:proofErr w:type="spellEnd"/>
-      <w:r>
-        <w:rPr>
-          <w:lang w:val="es-ES"/>
-        </w:rPr>
-        <w:t xml:space="preserve"> mediante </w:t>
-      </w:r>
-      <w:proofErr w:type="spellStart"/>
-      <w:r>
-        <w:rPr>
-          <w:lang w:val="es-ES"/>
-        </w:rPr>
-        <w:t>kube</w:t>
-      </w:r>
-      <w:proofErr w:type="spellEnd"/>
-      <w:r>
-        <w:rPr>
-          <w:lang w:val="es-ES"/>
-        </w:rPr>
-        <w:t>-proxy.</w:t>
-      </w:r>
-      <w:r>
-        <w:rPr>
-          <w:lang w:val="es-ES"/>
-        </w:rPr>
-        <w:br/>
-      </w:r>
-      <w:r>
-        <w:rPr>
-          <w:lang w:val="es-ES"/>
-        </w:rPr>
-        <w:br/>
-      </w:r>
-      <w:proofErr w:type="spellStart"/>
-      <w:r>
-        <w:t>Archivo</w:t>
-      </w:r>
-      <w:proofErr w:type="spellEnd"/>
-      <w:r>
-        <w:t xml:space="preserve"> </w:t>
-      </w:r>
-      <w:proofErr w:type="spellStart"/>
-      <w:r>
-        <w:t>apache-service.yaml</w:t>
-      </w:r>
-      <w:proofErr w:type="spellEnd"/>
-      <w:r>
-        <w:br/>
-      </w:r>
-      <w:r>
-        <w:br/>
-      </w:r>
-      <w:proofErr w:type="spellStart"/>
-      <w:r>
-        <w:t>apiVersion</w:t>
-      </w:r>
-      <w:proofErr w:type="spellEnd"/>
-      <w:r>
-        <w:t>: v1</w:t>
+        <w:t>El Ingress Controller redirige las peticiones HTTP hacia el servicio apache-service, el cual distribuye el tráfico entre los distintos pods mediante kube-proxy.</w:t>
+      </w:r>
+      <w:r>
+        <w:rPr>
+          <w:lang w:val="es-ES"/>
+        </w:rPr>
+        <w:br/>
+      </w:r>
+      <w:r>
+        <w:rPr>
+          <w:lang w:val="es-ES"/>
+        </w:rPr>
+        <w:br/>
+      </w:r>
+      <w:r>
+        <w:t>Archivo apache-service.yaml</w:t>
+      </w:r>
+      <w:r>
+        <w:br/>
+      </w:r>
+      <w:r>
+        <w:br/>
+        <w:t>apiVersion: v1</w:t>
       </w:r>
       <w:r>
         <w:br/>
@@ -1999,584 +3063,312 @@
         <w:rPr>
           <w:lang w:val="es-ES"/>
         </w:rPr>
-        <w:t xml:space="preserve">Se creó un archivo de configuración Apache para modificar el </w:t>
-      </w:r>
-      <w:proofErr w:type="spellStart"/>
-      <w:r>
-        <w:rPr>
-          <w:lang w:val="es-ES"/>
-        </w:rPr>
-        <w:t>DocumentRoot</w:t>
-      </w:r>
-      <w:proofErr w:type="spellEnd"/>
-      <w:r>
-        <w:rPr>
-          <w:lang w:val="es-ES"/>
-        </w:rPr>
-        <w:t xml:space="preserve"> de la aplicación.</w:t>
-      </w:r>
-      <w:r>
-        <w:rPr>
-          <w:lang w:val="es-ES"/>
-        </w:rPr>
-        <w:br/>
-      </w:r>
-      <w:r>
-        <w:rPr>
-          <w:lang w:val="es-ES"/>
-        </w:rPr>
-        <w:br/>
-      </w:r>
-      <w:r>
-        <w:t>&lt;</w:t>
-      </w:r>
-      <w:proofErr w:type="spellStart"/>
-      <w:r>
-        <w:t>VirtualHost</w:t>
-      </w:r>
-      <w:proofErr w:type="spellEnd"/>
-      <w:r>
-        <w:t xml:space="preserve"> *:80&gt;</w:t>
-      </w:r>
-      <w:r>
-        <w:br/>
+        <w:t>Se creó un archivo de configuración Apache para modificar el DocumentRoot de la aplicación.</w:t>
+      </w:r>
+      <w:r>
+        <w:rPr>
+          <w:lang w:val="es-ES"/>
+        </w:rPr>
+        <w:br/>
+      </w:r>
+      <w:r>
+        <w:rPr>
+          <w:lang w:val="es-ES"/>
+        </w:rPr>
+        <w:br/>
+      </w:r>
+      <w:r>
+        <w:t>&lt;VirtualHost *:80&gt;</w:t>
+      </w:r>
+      <w:r>
+        <w:br/>
+        <w:t xml:space="preserve">    DocumentRoot /var/www/html/public</w:t>
+      </w:r>
+      <w:r>
+        <w:br/>
+      </w:r>
+      <w:r>
+        <w:br/>
+        <w:t xml:space="preserve">    &lt;Directory /var/www/html/public&gt;</w:t>
+      </w:r>
+      <w:r>
+        <w:br/>
+        <w:t xml:space="preserve">        AllowOverride All</w:t>
+      </w:r>
+      <w:r>
+        <w:br/>
+        <w:t xml:space="preserve">        Require all granted</w:t>
+      </w:r>
+      <w:r>
+        <w:br/>
+        <w:t xml:space="preserve">    &lt;/Directory&gt;</w:t>
+      </w:r>
+      <w:r>
+        <w:br/>
+      </w:r>
+      <w:r>
+        <w:br/>
+        <w:t xml:space="preserve">    &lt;Directory /var/www/&gt;</w:t>
+      </w:r>
+      <w:r>
+        <w:br/>
+        <w:t xml:space="preserve">        Require all granted</w:t>
+      </w:r>
+      <w:r>
+        <w:br/>
+        <w:t xml:space="preserve">    &lt;/Directory&gt;</w:t>
+      </w:r>
+      <w:r>
+        <w:br/>
+        <w:t>&lt;/VirtualHost&gt;</w:t>
+      </w:r>
+      <w:r>
+        <w:br/>
+      </w:r>
+    </w:p>
+    <w:p>
+      <w:pPr>
+        <w:pStyle w:val="Ttulo2"/>
+        <w:rPr>
+          <w:lang w:val="es-ES"/>
+        </w:rPr>
+      </w:pPr>
+      <w:r>
+        <w:rPr>
+          <w:lang w:val="es-ES"/>
+        </w:rPr>
+        <w:t>Construcción de la imagen Docker</w:t>
+      </w:r>
+    </w:p>
+    <w:p>
+      <w:pPr>
+        <w:rPr>
+          <w:lang w:val="es-ES"/>
+        </w:rPr>
+      </w:pPr>
+      <w:r>
+        <w:rPr>
+          <w:lang w:val="es-ES"/>
+        </w:rPr>
+        <w:t>Se creó una imagen personalizada basada en php:8.2-apache.</w:t>
+      </w:r>
+      <w:r>
+        <w:rPr>
+          <w:lang w:val="es-ES"/>
+        </w:rPr>
+        <w:br/>
+      </w:r>
+      <w:r>
+        <w:rPr>
+          <w:lang w:val="es-ES"/>
+        </w:rPr>
+        <w:br/>
+        <w:t>La imagen incluye:</w:t>
+      </w:r>
+      <w:r>
+        <w:rPr>
+          <w:lang w:val="es-ES"/>
+        </w:rPr>
+        <w:br/>
+        <w:t>• Soporte para PostgreSQL</w:t>
+      </w:r>
+      <w:r>
+        <w:rPr>
+          <w:lang w:val="es-ES"/>
+        </w:rPr>
+        <w:br/>
+        <w:t>• Módulo rewrite de Apache</w:t>
+      </w:r>
+      <w:r>
+        <w:rPr>
+          <w:lang w:val="es-ES"/>
+        </w:rPr>
+        <w:br/>
+        <w:t xml:space="preserve">• </w:t>
+      </w:r>
+      <w:r>
+        <w:rPr>
+          <w:lang w:val="es-ES"/>
+        </w:rPr>
+        <w:t>Instalación de las herramienta spara el uso de redis</w:t>
+      </w:r>
+      <w:r>
+        <w:rPr>
+          <w:lang w:val="es-ES"/>
+        </w:rPr>
+        <w:t xml:space="preserve"> y su configuración</w:t>
+      </w:r>
+      <w:r>
+        <w:rPr>
+          <w:lang w:val="es-ES"/>
+        </w:rPr>
+        <w:br/>
+      </w:r>
+      <w:r>
+        <w:rPr>
+          <w:lang w:val="es-ES"/>
+        </w:rPr>
+        <w:br/>
+        <w:t>Dockerfile</w:t>
+      </w:r>
+      <w:r>
+        <w:rPr>
+          <w:lang w:val="es-ES"/>
+        </w:rPr>
+        <w:br/>
+      </w:r>
+      <w:r>
+        <w:rPr>
+          <w:lang w:val="es-ES"/>
+        </w:rPr>
+        <w:br/>
+      </w:r>
+      <w:r>
+        <w:rPr>
+          <w:lang w:val="es-ES"/>
+        </w:rPr>
+        <w:t>FROM php:8.2-apache</w:t>
+      </w:r>
+    </w:p>
+    <w:p>
+      <w:r>
+        <w:t>RUN a2enmod rewrite</w:t>
+      </w:r>
+    </w:p>
+    <w:p>
+      <w:r>
+        <w:t>RUN apt-get update &amp;&amp; apt-get install -y \</w:t>
+      </w:r>
+    </w:p>
+    <w:p>
+      <w:r>
+        <w:t xml:space="preserve">    libpq-dev \</w:t>
+      </w:r>
+    </w:p>
+    <w:p>
+      <w:r>
+        <w:t xml:space="preserve">    &amp;&amp; docker-php-ext-install pdo pdo_pgsql</w:t>
+      </w:r>
+    </w:p>
+    <w:p>
+      <w:r>
+        <w:t>RUN pecl install redis \</w:t>
+      </w:r>
+    </w:p>
+    <w:p>
+      <w:r>
+        <w:t xml:space="preserve">    &amp;&amp; docker-php-ext-enable redis</w:t>
+      </w:r>
+    </w:p>
+    <w:p>
+      <w:r>
+        <w:t>RUN echo "session.save_handler = redis" \</w:t>
+      </w:r>
+    </w:p>
+    <w:p>
+      <w:r>
+        <w:t xml:space="preserve">    &gt; /usr/local/etc/php/conf.d/session.ini</w:t>
+      </w:r>
+    </w:p>
+    <w:p>
+      <w:r>
+        <w:lastRenderedPageBreak/>
+        <w:t>RUN echo 'session.save_path = "tcp://redis-master:6379"' \</w:t>
+      </w:r>
+    </w:p>
+    <w:p>
+      <w:r>
+        <w:t xml:space="preserve">    &gt;&gt; /usr/local/etc/php/conf.d/session.ini</w:t>
+      </w:r>
+    </w:p>
+    <w:p>
+      <w:r>
+        <w:t>RUN echo "session.gc_maxlifetime = 86400" \</w:t>
+      </w:r>
+    </w:p>
+    <w:p>
+      <w:r>
+        <w:t xml:space="preserve">    &gt;&gt; /usr/local/etc/php/conf.d/session.ini</w:t>
+      </w:r>
+    </w:p>
+    <w:p>
+      <w:pPr>
+        <w:rPr>
+          <w:lang w:val="es-ES"/>
+        </w:rPr>
+      </w:pPr>
+      <w:r>
+        <w:rPr>
+          <w:lang w:val="es-ES"/>
+        </w:rPr>
+        <w:t>RUN echo "session.cookie_httponly = 1" \</w:t>
+      </w:r>
+    </w:p>
+    <w:p>
+      <w:r>
+        <w:rPr>
+          <w:lang w:val="es-ES"/>
+        </w:rPr>
         <w:t xml:space="preserve">    </w:t>
       </w:r>
-      <w:proofErr w:type="spellStart"/>
-      <w:r>
-        <w:t>DocumentRoot</w:t>
-      </w:r>
-      <w:proofErr w:type="spellEnd"/>
-      <w:r>
-        <w:t xml:space="preserve"> /var/www/html/public</w:t>
-      </w:r>
-      <w:r>
-        <w:br/>
-      </w:r>
-      <w:r>
-        <w:br/>
-        <w:t xml:space="preserve">    &lt;Directory /var/www/html/public&gt;</w:t>
-      </w:r>
-      <w:r>
-        <w:br/>
-        <w:t xml:space="preserve">        AllowOverride All</w:t>
-      </w:r>
-      <w:r>
-        <w:br/>
-        <w:t xml:space="preserve">        Require all granted</w:t>
-      </w:r>
-      <w:r>
-        <w:br/>
-        <w:t xml:space="preserve">    &lt;/Directory&gt;</w:t>
-      </w:r>
-      <w:r>
-        <w:br/>
-      </w:r>
-      <w:r>
-        <w:br/>
-        <w:t xml:space="preserve">    &lt;Directory /var/www/&gt;</w:t>
-      </w:r>
-      <w:r>
-        <w:br/>
-        <w:t xml:space="preserve">        Require all granted</w:t>
-      </w:r>
-      <w:r>
-        <w:br/>
-        <w:t xml:space="preserve">    &lt;/Directory&gt;</w:t>
-      </w:r>
-      <w:r>
-        <w:br/>
-        <w:t>&lt;/VirtualHost&gt;</w:t>
-      </w:r>
-      <w:r>
-        <w:br/>
-      </w:r>
-    </w:p>
-    <w:p>
-      <w:pPr>
-        <w:pStyle w:val="Ttulo2"/>
-        <w:rPr>
-          <w:lang w:val="es-ES"/>
-        </w:rPr>
-      </w:pPr>
-      <w:r>
-        <w:rPr>
-          <w:lang w:val="es-ES"/>
-        </w:rPr>
-        <w:t>Construcción de la imagen Docker</w:t>
-      </w:r>
-    </w:p>
-    <w:p>
-      <w:pPr>
-        <w:rPr>
-          <w:lang w:val="es-ES"/>
-        </w:rPr>
-      </w:pPr>
-      <w:r>
-        <w:rPr>
-          <w:lang w:val="es-ES"/>
-        </w:rPr>
-        <w:t>Se creó una imagen personalizada basada en php:8.2-apache.</w:t>
-      </w:r>
-      <w:r>
-        <w:rPr>
-          <w:lang w:val="es-ES"/>
-        </w:rPr>
-        <w:br/>
-      </w:r>
-      <w:r>
-        <w:rPr>
-          <w:lang w:val="es-ES"/>
-        </w:rPr>
-        <w:br/>
-        <w:t>La imagen incluye:</w:t>
-      </w:r>
-      <w:r>
-        <w:rPr>
-          <w:lang w:val="es-ES"/>
-        </w:rPr>
-        <w:br/>
-        <w:t>• Soporte para PostgreSQL</w:t>
-      </w:r>
-      <w:r>
-        <w:rPr>
-          <w:lang w:val="es-ES"/>
-        </w:rPr>
-        <w:br/>
-        <w:t xml:space="preserve">• Módulo </w:t>
-      </w:r>
-      <w:proofErr w:type="spellStart"/>
-      <w:r>
-        <w:rPr>
-          <w:lang w:val="es-ES"/>
-        </w:rPr>
-        <w:t>rewrite</w:t>
-      </w:r>
-      <w:proofErr w:type="spellEnd"/>
-      <w:r>
-        <w:rPr>
-          <w:lang w:val="es-ES"/>
-        </w:rPr>
-        <w:t xml:space="preserve"> de Apache</w:t>
-      </w:r>
-      <w:r>
-        <w:rPr>
-          <w:lang w:val="es-ES"/>
-        </w:rPr>
-        <w:br/>
-        <w:t>• Configuración de sesiones PHP almacenadas en NFS</w:t>
-      </w:r>
-      <w:r>
-        <w:rPr>
-          <w:lang w:val="es-ES"/>
-        </w:rPr>
-        <w:br/>
-      </w:r>
-      <w:r>
-        <w:rPr>
-          <w:lang w:val="es-ES"/>
-        </w:rPr>
-        <w:br/>
-      </w:r>
-      <w:proofErr w:type="spellStart"/>
-      <w:r>
-        <w:rPr>
-          <w:lang w:val="es-ES"/>
-        </w:rPr>
-        <w:t>Dockerfile</w:t>
-      </w:r>
-      <w:proofErr w:type="spellEnd"/>
-      <w:r>
-        <w:rPr>
-          <w:lang w:val="es-ES"/>
-        </w:rPr>
-        <w:br/>
-      </w:r>
-      <w:r>
-        <w:rPr>
-          <w:lang w:val="es-ES"/>
-        </w:rPr>
-        <w:br/>
-        <w:t>FROM php:8.2-apache</w:t>
-      </w:r>
-      <w:r>
-        <w:rPr>
-          <w:lang w:val="es-ES"/>
-        </w:rPr>
-        <w:br/>
-        <w:t xml:space="preserve">RUN a2enmod </w:t>
-      </w:r>
-      <w:proofErr w:type="spellStart"/>
-      <w:r>
-        <w:rPr>
-          <w:lang w:val="es-ES"/>
-        </w:rPr>
-        <w:t>rewrite</w:t>
-      </w:r>
-      <w:proofErr w:type="spellEnd"/>
-      <w:r>
-        <w:rPr>
-          <w:lang w:val="es-ES"/>
-        </w:rPr>
-        <w:br/>
-        <w:t xml:space="preserve">RUN </w:t>
-      </w:r>
-      <w:proofErr w:type="spellStart"/>
-      <w:r>
-        <w:rPr>
-          <w:lang w:val="es-ES"/>
-        </w:rPr>
-        <w:t>apt-get</w:t>
-      </w:r>
-      <w:proofErr w:type="spellEnd"/>
-      <w:r>
-        <w:rPr>
-          <w:lang w:val="es-ES"/>
-        </w:rPr>
-        <w:t xml:space="preserve"> </w:t>
-      </w:r>
-      <w:proofErr w:type="spellStart"/>
-      <w:r>
-        <w:rPr>
-          <w:lang w:val="es-ES"/>
-        </w:rPr>
-        <w:t>update</w:t>
-      </w:r>
-      <w:proofErr w:type="spellEnd"/>
-      <w:r>
-        <w:rPr>
-          <w:lang w:val="es-ES"/>
-        </w:rPr>
-        <w:t xml:space="preserve"> &amp;&amp; </w:t>
-      </w:r>
-      <w:proofErr w:type="spellStart"/>
-      <w:r>
-        <w:rPr>
-          <w:lang w:val="es-ES"/>
-        </w:rPr>
-        <w:t>apt-get</w:t>
-      </w:r>
-      <w:proofErr w:type="spellEnd"/>
-      <w:r>
-        <w:rPr>
-          <w:lang w:val="es-ES"/>
-        </w:rPr>
-        <w:t xml:space="preserve"> </w:t>
-      </w:r>
-      <w:proofErr w:type="spellStart"/>
-      <w:r>
-        <w:rPr>
-          <w:lang w:val="es-ES"/>
-        </w:rPr>
-        <w:t>install</w:t>
-      </w:r>
-      <w:proofErr w:type="spellEnd"/>
-      <w:r>
-        <w:rPr>
-          <w:lang w:val="es-ES"/>
-        </w:rPr>
-        <w:t xml:space="preserve"> -y \</w:t>
-      </w:r>
-      <w:r>
-        <w:rPr>
-          <w:lang w:val="es-ES"/>
-        </w:rPr>
-        <w:br/>
+      <w:r>
+        <w:t>&gt;&gt; /usr/local/etc/php/conf.d/session.ini</w:t>
+      </w:r>
+    </w:p>
+    <w:p>
+      <w:r>
+        <w:t>RUN echo "session.cookie_samesite = Lax" \</w:t>
+      </w:r>
+    </w:p>
+    <w:p>
+      <w:r>
+        <w:t xml:space="preserve">    &gt;&gt; /usr/local/etc/php/conf.d/session.ini</w:t>
+      </w:r>
+    </w:p>
+    <w:p>
+      <w:r>
+        <w:t>RUN echo "session.use_strict_mode = 1" \</w:t>
+      </w:r>
+    </w:p>
+    <w:p>
+      <w:pPr>
+        <w:rPr>
+          <w:lang w:val="es-ES"/>
+        </w:rPr>
+      </w:pPr>
+      <w:r>
         <w:t xml:space="preserve">    </w:t>
       </w:r>
-      <w:proofErr w:type="spellStart"/>
-      <w:r>
-        <w:rPr>
-          <w:lang w:val="es-ES"/>
-        </w:rPr>
-        <w:t>libpq-dev</w:t>
-      </w:r>
-      <w:proofErr w:type="spellEnd"/>
-      <w:r>
-        <w:rPr>
-          <w:lang w:val="es-ES"/>
-        </w:rPr>
-        <w:t xml:space="preserve"> \</w:t>
-      </w:r>
-      <w:r>
-        <w:rPr>
-          <w:lang w:val="es-ES"/>
-        </w:rPr>
-        <w:br/>
-        <w:t xml:space="preserve">    &amp;&amp; </w:t>
-      </w:r>
-      <w:proofErr w:type="spellStart"/>
-      <w:r>
-        <w:rPr>
-          <w:lang w:val="es-ES"/>
-        </w:rPr>
-        <w:t>docker-php-ext-install</w:t>
-      </w:r>
-      <w:proofErr w:type="spellEnd"/>
-      <w:r>
-        <w:rPr>
-          <w:lang w:val="es-ES"/>
-        </w:rPr>
-        <w:t xml:space="preserve"> </w:t>
-      </w:r>
-      <w:proofErr w:type="spellStart"/>
-      <w:r>
-        <w:rPr>
-          <w:lang w:val="es-ES"/>
-        </w:rPr>
-        <w:t>pdo</w:t>
-      </w:r>
-      <w:proofErr w:type="spellEnd"/>
-      <w:r>
-        <w:rPr>
-          <w:lang w:val="es-ES"/>
-        </w:rPr>
-        <w:t xml:space="preserve"> </w:t>
-      </w:r>
-      <w:proofErr w:type="spellStart"/>
-      <w:r>
-        <w:rPr>
-          <w:lang w:val="es-ES"/>
-        </w:rPr>
-        <w:t>pdo_pgsql</w:t>
-      </w:r>
-      <w:proofErr w:type="spellEnd"/>
-      <w:r>
-        <w:rPr>
-          <w:lang w:val="es-ES"/>
-        </w:rPr>
-        <w:br/>
-        <w:t>RUN echo "</w:t>
-      </w:r>
-      <w:proofErr w:type="spellStart"/>
-      <w:r>
-        <w:rPr>
-          <w:lang w:val="es-ES"/>
-        </w:rPr>
-        <w:t>session.save_handler</w:t>
-      </w:r>
-      <w:proofErr w:type="spellEnd"/>
-      <w:r>
-        <w:rPr>
-          <w:lang w:val="es-ES"/>
-        </w:rPr>
-        <w:t xml:space="preserve"> = files" &gt; /</w:t>
-      </w:r>
-      <w:proofErr w:type="spellStart"/>
-      <w:r>
-        <w:rPr>
-          <w:lang w:val="es-ES"/>
-        </w:rPr>
-        <w:t>usr</w:t>
-      </w:r>
-      <w:proofErr w:type="spellEnd"/>
-      <w:r>
-        <w:rPr>
-          <w:lang w:val="es-ES"/>
-        </w:rPr>
-        <w:t>/local/</w:t>
-      </w:r>
-      <w:proofErr w:type="spellStart"/>
-      <w:r>
-        <w:rPr>
-          <w:lang w:val="es-ES"/>
-        </w:rPr>
-        <w:t>etc</w:t>
-      </w:r>
-      <w:proofErr w:type="spellEnd"/>
-      <w:r>
-        <w:rPr>
-          <w:lang w:val="es-ES"/>
-        </w:rPr>
-        <w:t>/</w:t>
-      </w:r>
-      <w:proofErr w:type="spellStart"/>
-      <w:r>
-        <w:rPr>
-          <w:lang w:val="es-ES"/>
-        </w:rPr>
-        <w:t>php</w:t>
-      </w:r>
-      <w:proofErr w:type="spellEnd"/>
-      <w:r>
-        <w:rPr>
-          <w:lang w:val="es-ES"/>
-        </w:rPr>
-        <w:t>/</w:t>
-      </w:r>
-      <w:proofErr w:type="spellStart"/>
-      <w:r>
-        <w:rPr>
-          <w:lang w:val="es-ES"/>
-        </w:rPr>
-        <w:t>conf.d</w:t>
-      </w:r>
-      <w:proofErr w:type="spellEnd"/>
-      <w:r>
-        <w:rPr>
-          <w:lang w:val="es-ES"/>
-        </w:rPr>
-        <w:t>/session.ini</w:t>
-      </w:r>
-      <w:r>
-        <w:rPr>
-          <w:lang w:val="es-ES"/>
-        </w:rPr>
-        <w:br/>
-        <w:t>RUN echo '</w:t>
-      </w:r>
-      <w:proofErr w:type="spellStart"/>
-      <w:r>
-        <w:rPr>
-          <w:lang w:val="es-ES"/>
-        </w:rPr>
-        <w:t>session.save_path</w:t>
-      </w:r>
-      <w:proofErr w:type="spellEnd"/>
-      <w:r>
-        <w:rPr>
-          <w:lang w:val="es-ES"/>
-        </w:rPr>
-        <w:t xml:space="preserve"> = "/</w:t>
-      </w:r>
-      <w:proofErr w:type="spellStart"/>
-      <w:r>
-        <w:rPr>
-          <w:lang w:val="es-ES"/>
-        </w:rPr>
-        <w:t>var</w:t>
-      </w:r>
-      <w:proofErr w:type="spellEnd"/>
-      <w:r>
-        <w:rPr>
-          <w:lang w:val="es-ES"/>
-        </w:rPr>
-        <w:t>/www/</w:t>
-      </w:r>
-      <w:proofErr w:type="spellStart"/>
-      <w:r>
-        <w:rPr>
-          <w:lang w:val="es-ES"/>
-        </w:rPr>
-        <w:t>html</w:t>
-      </w:r>
-      <w:proofErr w:type="spellEnd"/>
-      <w:r>
-        <w:rPr>
-          <w:lang w:val="es-ES"/>
-        </w:rPr>
-        <w:t>/</w:t>
-      </w:r>
-      <w:proofErr w:type="spellStart"/>
-      <w:r>
-        <w:rPr>
-          <w:lang w:val="es-ES"/>
-        </w:rPr>
-        <w:t>sessions</w:t>
-      </w:r>
-      <w:proofErr w:type="spellEnd"/>
-      <w:r>
-        <w:rPr>
-          <w:lang w:val="es-ES"/>
-        </w:rPr>
-        <w:t>"' &gt;&gt; /</w:t>
-      </w:r>
-      <w:proofErr w:type="spellStart"/>
-      <w:r>
-        <w:rPr>
-          <w:lang w:val="es-ES"/>
-        </w:rPr>
-        <w:t>usr</w:t>
-      </w:r>
-      <w:proofErr w:type="spellEnd"/>
-      <w:r>
-        <w:rPr>
-          <w:lang w:val="es-ES"/>
-        </w:rPr>
-        <w:t>/local/</w:t>
-      </w:r>
-      <w:proofErr w:type="spellStart"/>
-      <w:r>
-        <w:rPr>
-          <w:lang w:val="es-ES"/>
-        </w:rPr>
-        <w:t>etc</w:t>
-      </w:r>
-      <w:proofErr w:type="spellEnd"/>
-      <w:r>
-        <w:rPr>
-          <w:lang w:val="es-ES"/>
-        </w:rPr>
-        <w:t>/</w:t>
-      </w:r>
-      <w:proofErr w:type="spellStart"/>
-      <w:r>
-        <w:rPr>
-          <w:lang w:val="es-ES"/>
-        </w:rPr>
-        <w:t>php</w:t>
-      </w:r>
-      <w:proofErr w:type="spellEnd"/>
-      <w:r>
-        <w:rPr>
-          <w:lang w:val="es-ES"/>
-        </w:rPr>
-        <w:t>/</w:t>
-      </w:r>
-      <w:proofErr w:type="spellStart"/>
-      <w:r>
-        <w:rPr>
-          <w:lang w:val="es-ES"/>
-        </w:rPr>
-        <w:t>conf.d</w:t>
-      </w:r>
-      <w:proofErr w:type="spellEnd"/>
-      <w:r>
-        <w:rPr>
-          <w:lang w:val="es-ES"/>
-        </w:rPr>
-        <w:t>/session.ini</w:t>
-      </w:r>
-      <w:r>
-        <w:rPr>
-          <w:lang w:val="es-ES"/>
-        </w:rPr>
-        <w:br/>
-        <w:t>COPY 000-default.conf /</w:t>
-      </w:r>
-      <w:proofErr w:type="spellStart"/>
-      <w:r>
-        <w:rPr>
-          <w:lang w:val="es-ES"/>
-        </w:rPr>
-        <w:t>etc</w:t>
-      </w:r>
-      <w:proofErr w:type="spellEnd"/>
-      <w:r>
-        <w:rPr>
-          <w:lang w:val="es-ES"/>
-        </w:rPr>
-        <w:t>/apache2/sites-</w:t>
-      </w:r>
-      <w:proofErr w:type="spellStart"/>
-      <w:r>
-        <w:rPr>
-          <w:lang w:val="es-ES"/>
-        </w:rPr>
-        <w:t>available</w:t>
-      </w:r>
-      <w:proofErr w:type="spellEnd"/>
-      <w:r>
-        <w:rPr>
-          <w:lang w:val="es-ES"/>
-        </w:rPr>
-        <w:t>/000-default.conf</w:t>
-      </w:r>
-      <w:r>
-        <w:rPr>
-          <w:lang w:val="es-ES"/>
-        </w:rPr>
-        <w:br/>
+      <w:r>
+        <w:rPr>
+          <w:lang w:val="es-ES"/>
+        </w:rPr>
+        <w:t>&gt;&gt; /usr/local/etc/php/conf.d/session.ini</w:t>
+      </w:r>
+    </w:p>
+    <w:p>
+      <w:pPr>
+        <w:rPr>
+          <w:lang w:val="es-ES"/>
+        </w:rPr>
+      </w:pPr>
+      <w:r>
+        <w:rPr>
+          <w:lang w:val="es-ES"/>
+        </w:rPr>
+        <w:t>COPY 000-default.conf /etc/apache2/sites-available/000-default.conf</w:t>
+      </w:r>
+    </w:p>
+    <w:p>
+      <w:pPr>
+        <w:rPr>
+          <w:lang w:val="es-ES"/>
+        </w:rPr>
+      </w:pPr>
+      <w:r>
+        <w:rPr>
+          <w:lang w:val="es-ES"/>
+        </w:rPr>
         <w:t>RUN a2ensite 000-default.conf</w:t>
       </w:r>
       <w:r>
@@ -2590,27 +3382,197 @@
           <w:lang w:val="es-ES"/>
         </w:rPr>
         <w:br/>
-        <w:t xml:space="preserve">La construcción de la imagen se realizó mediante Docker Desktop en Windows debido a incompatibilidades detectadas con </w:t>
-      </w:r>
-      <w:proofErr w:type="spellStart"/>
-      <w:r>
-        <w:rPr>
-          <w:lang w:val="es-ES"/>
-        </w:rPr>
-        <w:t>containerd</w:t>
-      </w:r>
-      <w:proofErr w:type="spellEnd"/>
-      <w:r>
-        <w:rPr>
-          <w:lang w:val="es-ES"/>
-        </w:rPr>
-        <w:t xml:space="preserve"> en las máquinas virtuales.</w:t>
-      </w:r>
-      <w:r>
-        <w:rPr>
-          <w:lang w:val="es-ES"/>
-        </w:rPr>
-        <w:br/>
+        <w:t>La construcción de la imagen se realizó mediante Docker Desktop en Windows debido a incompatibilidades detectadas con containerd en las máquinas virtuales.</w:t>
+      </w:r>
+    </w:p>
+    <w:p>
+      <w:pPr>
+        <w:rPr>
+          <w:b/>
+          <w:bCs/>
+          <w:lang w:val="es-ES"/>
+        </w:rPr>
+      </w:pPr>
+      <w:r>
+        <w:rPr>
+          <w:b/>
+          <w:bCs/>
+          <w:lang w:val="es-ES"/>
+        </w:rPr>
+        <w:t>Crea</w:t>
+      </w:r>
+      <w:r>
+        <w:rPr>
+          <w:b/>
+          <w:bCs/>
+          <w:lang w:val="es-ES"/>
+        </w:rPr>
+        <w:t>ción de la imagen</w:t>
+      </w:r>
+      <w:r>
+        <w:rPr>
+          <w:b/>
+          <w:bCs/>
+          <w:lang w:val="es-ES"/>
+        </w:rPr>
+        <w:t xml:space="preserve"> y su posterior carga en los workers</w:t>
+      </w:r>
+      <w:r>
+        <w:rPr>
+          <w:b/>
+          <w:bCs/>
+          <w:lang w:val="es-ES"/>
+        </w:rPr>
+        <w:t>:</w:t>
+      </w:r>
+    </w:p>
+    <w:p>
+      <w:pPr>
+        <w:rPr>
+          <w:lang w:val="es-ES"/>
+        </w:rPr>
+      </w:pPr>
+      <w:r>
+        <w:rPr>
+          <w:lang w:val="es-ES"/>
+        </w:rPr>
+        <w:t>docker build -t apache-php-postgres:1.0 .</w:t>
+      </w:r>
+    </w:p>
+    <w:p>
+      <w:pPr>
+        <w:rPr>
+          <w:u w:val="single"/>
+          <w:lang w:val="es-ES"/>
+        </w:rPr>
+      </w:pPr>
+      <w:r>
+        <w:rPr>
+          <w:u w:val="single"/>
+          <w:lang w:val="es-ES"/>
+        </w:rPr>
+        <w:t>Exportamos la imagen</w:t>
+      </w:r>
+      <w:r>
+        <w:rPr>
+          <w:u w:val="single"/>
+          <w:lang w:val="es-ES"/>
+        </w:rPr>
+        <w:t>:</w:t>
+      </w:r>
+    </w:p>
+    <w:p>
+      <w:pPr>
+        <w:rPr>
+          <w:lang w:val="es-ES"/>
+        </w:rPr>
+      </w:pPr>
+      <w:r>
+        <w:rPr>
+          <w:lang w:val="es-ES"/>
+        </w:rPr>
+        <w:t>docker save -o apache-php-postgres.tar apache-php-postgres:1.0</w:t>
+      </w:r>
+    </w:p>
+    <w:p>
+      <w:pPr>
+        <w:rPr>
+          <w:u w:val="single"/>
+          <w:lang w:val="es-ES"/>
+        </w:rPr>
+      </w:pPr>
+      <w:r>
+        <w:rPr>
+          <w:u w:val="single"/>
+          <w:lang w:val="es-ES"/>
+        </w:rPr>
+        <w:t>Se pasa la imagen a los workers</w:t>
+      </w:r>
+      <w:r>
+        <w:rPr>
+          <w:u w:val="single"/>
+          <w:lang w:val="es-ES"/>
+        </w:rPr>
+        <w:t>:</w:t>
+      </w:r>
+    </w:p>
+    <w:p>
+      <w:r>
+        <w:t xml:space="preserve">scp ./apache-php-postgres.tar </w:t>
+      </w:r>
+      <w:r>
+        <w:t>&lt;Nombre Worker&gt;</w:t>
+      </w:r>
+      <w:r>
+        <w:t>@</w:t>
+      </w:r>
+      <w:r>
+        <w:t>&lt;IP worker&gt;</w:t>
+      </w:r>
+      <w:r>
+        <w:t>:/tmp/</w:t>
+      </w:r>
+    </w:p>
+    <w:p>
+      <w:pPr>
+        <w:rPr>
+          <w:u w:val="single"/>
+          <w:lang w:val="es-ES"/>
+        </w:rPr>
+      </w:pPr>
+      <w:r>
+        <w:rPr>
+          <w:u w:val="single"/>
+          <w:lang w:val="es-ES"/>
+        </w:rPr>
+        <w:t>Ahora se entra en cada worker para cargar la imagen:</w:t>
+      </w:r>
+    </w:p>
+    <w:p>
+      <w:pPr>
+        <w:rPr>
+          <w:lang w:val="es-ES"/>
+        </w:rPr>
+      </w:pPr>
+      <w:r>
+        <w:rPr>
+          <w:lang w:val="es-ES"/>
+        </w:rPr>
+        <w:t>sudo ctr -n k8s.io images import /tmp/apache-php-postgres.tar</w:t>
+      </w:r>
+    </w:p>
+    <w:p>
+      <w:pPr>
+        <w:rPr>
+          <w:u w:val="single"/>
+          <w:lang w:val="es-ES"/>
+        </w:rPr>
+      </w:pPr>
+      <w:r>
+        <w:rPr>
+          <w:u w:val="single"/>
+          <w:lang w:val="es-ES"/>
+        </w:rPr>
+        <w:t>Y se verifica que se ha cargado:</w:t>
+      </w:r>
+    </w:p>
+    <w:p>
+      <w:pPr>
+        <w:rPr>
+          <w:lang w:val="es-ES"/>
+        </w:rPr>
+      </w:pPr>
+      <w:r>
+        <w:rPr>
+          <w:lang w:val="es-ES"/>
+        </w:rPr>
+        <w:t>sudo ctr -n k8s.io images ls</w:t>
+      </w:r>
+      <w:r>
+        <w:rPr>
+          <w:lang w:val="es-ES"/>
+        </w:rPr>
+        <w:br w:type="page"/>
       </w:r>
     </w:p>
     <w:p>
@@ -2633,106 +3595,44 @@
         <w:rPr>
           <w:lang w:val="es-ES"/>
         </w:rPr>
-        <w:t xml:space="preserve">Se creó un </w:t>
-      </w:r>
-      <w:proofErr w:type="spellStart"/>
-      <w:r>
-        <w:rPr>
-          <w:lang w:val="es-ES"/>
-        </w:rPr>
-        <w:t>Deployment</w:t>
-      </w:r>
-      <w:proofErr w:type="spellEnd"/>
-      <w:r>
-        <w:rPr>
-          <w:lang w:val="es-ES"/>
-        </w:rPr>
-        <w:t xml:space="preserve"> con tres réplicas para garantizar alta disponibilidad.</w:t>
-      </w:r>
-      <w:r>
-        <w:rPr>
-          <w:lang w:val="es-ES"/>
-        </w:rPr>
-        <w:br/>
-      </w:r>
-      <w:r>
-        <w:rPr>
-          <w:lang w:val="es-ES"/>
-        </w:rPr>
-        <w:br/>
-        <w:t xml:space="preserve">Además, se configuró una política </w:t>
-      </w:r>
-      <w:proofErr w:type="spellStart"/>
-      <w:r>
-        <w:rPr>
-          <w:lang w:val="es-ES"/>
-        </w:rPr>
-        <w:t>podAntiAffinity</w:t>
-      </w:r>
-      <w:proofErr w:type="spellEnd"/>
-      <w:r>
-        <w:rPr>
-          <w:lang w:val="es-ES"/>
-        </w:rPr>
-        <w:t xml:space="preserve"> para distribuir los </w:t>
-      </w:r>
-      <w:proofErr w:type="spellStart"/>
-      <w:r>
-        <w:rPr>
-          <w:lang w:val="es-ES"/>
-        </w:rPr>
-        <w:t>pods</w:t>
-      </w:r>
-      <w:proofErr w:type="spellEnd"/>
-      <w:r>
-        <w:rPr>
-          <w:lang w:val="es-ES"/>
-        </w:rPr>
-        <w:t xml:space="preserve"> entre diferentes nodos físicos.</w:t>
-      </w:r>
-      <w:r>
-        <w:rPr>
-          <w:lang w:val="es-ES"/>
-        </w:rPr>
-        <w:br/>
-      </w:r>
-      <w:r>
-        <w:rPr>
-          <w:lang w:val="es-ES"/>
-        </w:rPr>
-        <w:br/>
-      </w:r>
-      <w:proofErr w:type="spellStart"/>
-      <w:r>
-        <w:t>Archivo</w:t>
-      </w:r>
-      <w:proofErr w:type="spellEnd"/>
-      <w:r>
-        <w:t xml:space="preserve"> </w:t>
-      </w:r>
-      <w:proofErr w:type="spellStart"/>
-      <w:r>
-        <w:t>apache-</w:t>
-      </w:r>
-      <w:proofErr w:type="gramStart"/>
-      <w:r>
-        <w:t>deployment.yaml</w:t>
-      </w:r>
-      <w:proofErr w:type="spellEnd"/>
-      <w:proofErr w:type="gramEnd"/>
-      <w:r>
-        <w:br/>
-      </w:r>
-      <w:r>
-        <w:br/>
-      </w:r>
-      <w:proofErr w:type="spellStart"/>
-      <w:r>
-        <w:t>apiVersion</w:t>
-      </w:r>
-      <w:proofErr w:type="spellEnd"/>
-      <w:r>
-        <w:t>: apps/v1</w:t>
+        <w:t>Se creó un Deployment con tres réplicas para garantizar alta disponibilidad.</w:t>
+      </w:r>
+      <w:r>
+        <w:rPr>
+          <w:lang w:val="es-ES"/>
+        </w:rPr>
+        <w:br/>
+      </w:r>
+      <w:r>
+        <w:rPr>
+          <w:lang w:val="es-ES"/>
+        </w:rPr>
+        <w:br/>
+        <w:t>Además, se configuró una política podAntiAffinity para distribuir los pods entre diferentes nodos físicos.</w:t>
+      </w:r>
+      <w:r>
+        <w:rPr>
+          <w:lang w:val="es-ES"/>
+        </w:rPr>
+        <w:br/>
+      </w:r>
+      <w:r>
+        <w:rPr>
+          <w:lang w:val="es-ES"/>
+        </w:rPr>
+        <w:br/>
+      </w:r>
+      <w:r>
+        <w:t>Archivo apache-deployment.yaml</w:t>
+      </w:r>
+      <w:r>
+        <w:br/>
+      </w:r>
+      <w:r>
+        <w:br/>
+      </w:r>
+      <w:r>
+        <w:t>apiVersion: apps/v1</w:t>
       </w:r>
     </w:p>
     <w:p>
@@ -2747,13 +3647,8 @@
     </w:p>
     <w:p>
       <w:r>
-        <w:t xml:space="preserve">  name: </w:t>
-      </w:r>
-      <w:proofErr w:type="spellStart"/>
-      <w:r>
-        <w:t>apache-php</w:t>
-      </w:r>
-      <w:proofErr w:type="spellEnd"/>
+        <w:t xml:space="preserve">  name: apache-php</w:t>
+      </w:r>
     </w:p>
     <w:p>
       <w:r>
@@ -2772,51 +3667,22 @@
     </w:p>
     <w:p>
       <w:r>
-        <w:t xml:space="preserve">    type: </w:t>
-      </w:r>
-      <w:proofErr w:type="spellStart"/>
-      <w:r>
-        <w:t>RollingUpdate</w:t>
-      </w:r>
-      <w:proofErr w:type="spellEnd"/>
-    </w:p>
-    <w:p>
-      <w:r>
-        <w:t xml:space="preserve">    </w:t>
-      </w:r>
-      <w:proofErr w:type="spellStart"/>
-      <w:r>
-        <w:t>rollingUpdate</w:t>
-      </w:r>
-      <w:proofErr w:type="spellEnd"/>
-      <w:r>
-        <w:t>:</w:t>
-      </w:r>
-    </w:p>
-    <w:p>
-      <w:r>
-        <w:t xml:space="preserve">      </w:t>
-      </w:r>
-      <w:proofErr w:type="spellStart"/>
-      <w:r>
-        <w:t>maxSurge</w:t>
-      </w:r>
-      <w:proofErr w:type="spellEnd"/>
-      <w:r>
-        <w:t>: 0</w:t>
-      </w:r>
-    </w:p>
-    <w:p>
-      <w:r>
-        <w:t xml:space="preserve">      </w:t>
-      </w:r>
-      <w:proofErr w:type="spellStart"/>
-      <w:r>
-        <w:t>maxUnavailable</w:t>
-      </w:r>
-      <w:proofErr w:type="spellEnd"/>
-      <w:r>
-        <w:t>: 1</w:t>
+        <w:t xml:space="preserve">    type: RollingUpdate</w:t>
+      </w:r>
+    </w:p>
+    <w:p>
+      <w:r>
+        <w:t xml:space="preserve">    rollingUpdate:</w:t>
+      </w:r>
+    </w:p>
+    <w:p>
+      <w:r>
+        <w:t xml:space="preserve">      maxSurge: 0</w:t>
+      </w:r>
+    </w:p>
+    <w:p>
+      <w:r>
+        <w:t xml:space="preserve">      maxUnavailable: 1</w:t>
       </w:r>
     </w:p>
     <w:p>
@@ -2826,26 +3692,13 @@
     </w:p>
     <w:p>
       <w:r>
-        <w:t xml:space="preserve">    </w:t>
-      </w:r>
-      <w:proofErr w:type="spellStart"/>
-      <w:r>
-        <w:t>matchLabels</w:t>
-      </w:r>
-      <w:proofErr w:type="spellEnd"/>
-      <w:r>
-        <w:t>:</w:t>
-      </w:r>
-    </w:p>
-    <w:p>
-      <w:r>
-        <w:t xml:space="preserve">      app: </w:t>
-      </w:r>
-      <w:proofErr w:type="spellStart"/>
-      <w:r>
-        <w:t>apache-php</w:t>
-      </w:r>
-      <w:proofErr w:type="spellEnd"/>
+        <w:t xml:space="preserve">    matchLabels:</w:t>
+      </w:r>
+    </w:p>
+    <w:p>
+      <w:r>
+        <w:t xml:space="preserve">      app: apache-php</w:t>
+      </w:r>
     </w:p>
     <w:p>
       <w:r>
@@ -2864,13 +3717,8 @@
     </w:p>
     <w:p>
       <w:r>
-        <w:t xml:space="preserve">        app: </w:t>
-      </w:r>
-      <w:proofErr w:type="spellStart"/>
-      <w:r>
-        <w:t>apache-php</w:t>
-      </w:r>
-      <w:proofErr w:type="spellEnd"/>
+        <w:t xml:space="preserve">        app: apache-php</w:t>
+      </w:r>
     </w:p>
     <w:p>
       <w:r>
@@ -2890,77 +3738,32 @@
     </w:p>
     <w:p>
       <w:r>
-        <w:t xml:space="preserve">        </w:t>
-      </w:r>
-      <w:proofErr w:type="spellStart"/>
-      <w:r>
-        <w:t>podAntiAffinity</w:t>
-      </w:r>
-      <w:proofErr w:type="spellEnd"/>
-      <w:r>
-        <w:t>:</w:t>
-      </w:r>
-    </w:p>
-    <w:p>
-      <w:r>
-        <w:t xml:space="preserve">          </w:t>
-      </w:r>
-      <w:proofErr w:type="spellStart"/>
-      <w:r>
-        <w:t>requiredDuringSchedulingIgnoredDuringExecution</w:t>
-      </w:r>
-      <w:proofErr w:type="spellEnd"/>
-      <w:r>
-        <w:t>:</w:t>
-      </w:r>
-    </w:p>
-    <w:p>
-      <w:r>
-        <w:t xml:space="preserve">            - </w:t>
-      </w:r>
-      <w:proofErr w:type="spellStart"/>
-      <w:r>
-        <w:t>labelSelector</w:t>
-      </w:r>
-      <w:proofErr w:type="spellEnd"/>
-      <w:r>
-        <w:t>:</w:t>
-      </w:r>
-    </w:p>
-    <w:p>
-      <w:r>
-        <w:t xml:space="preserve">                </w:t>
-      </w:r>
-      <w:proofErr w:type="spellStart"/>
-      <w:r>
-        <w:t>matchLabels</w:t>
-      </w:r>
-      <w:proofErr w:type="spellEnd"/>
-      <w:r>
-        <w:t>:</w:t>
-      </w:r>
-    </w:p>
-    <w:p>
-      <w:r>
-        <w:t xml:space="preserve">                  app: </w:t>
-      </w:r>
-      <w:proofErr w:type="spellStart"/>
-      <w:r>
-        <w:t>apache-php</w:t>
-      </w:r>
-      <w:proofErr w:type="spellEnd"/>
-    </w:p>
-    <w:p>
-      <w:r>
-        <w:t xml:space="preserve">              </w:t>
-      </w:r>
-      <w:proofErr w:type="spellStart"/>
-      <w:r>
-        <w:t>topologyKey</w:t>
-      </w:r>
-      <w:proofErr w:type="spellEnd"/>
-      <w:r>
-        <w:t>: kubernetes.io/hostname</w:t>
+        <w:t xml:space="preserve">        podAntiAffinity:</w:t>
+      </w:r>
+    </w:p>
+    <w:p>
+      <w:r>
+        <w:t xml:space="preserve">          requiredDuringSchedulingIgnoredDuringExecution:</w:t>
+      </w:r>
+    </w:p>
+    <w:p>
+      <w:r>
+        <w:t xml:space="preserve">            - labelSelector:</w:t>
+      </w:r>
+    </w:p>
+    <w:p>
+      <w:r>
+        <w:t xml:space="preserve">                matchLabels:</w:t>
+      </w:r>
+    </w:p>
+    <w:p>
+      <w:r>
+        <w:t xml:space="preserve">                  app: apache-php</w:t>
+      </w:r>
+    </w:p>
+    <w:p>
+      <w:r>
+        <w:t xml:space="preserve">              topologyKey: kubernetes.io/hostname</w:t>
       </w:r>
     </w:p>
     <w:p>
@@ -2970,13 +3773,8 @@
     </w:p>
     <w:p>
       <w:r>
-        <w:t xml:space="preserve">        - name: </w:t>
-      </w:r>
-      <w:proofErr w:type="spellStart"/>
-      <w:r>
-        <w:t>apache-php</w:t>
-      </w:r>
-      <w:proofErr w:type="spellEnd"/>
+        <w:t xml:space="preserve">        - name: apache-php</w:t>
+      </w:r>
     </w:p>
     <w:p>
       <w:r>
@@ -2985,15 +3783,7 @@
     </w:p>
     <w:p>
       <w:r>
-        <w:t xml:space="preserve">          </w:t>
-      </w:r>
-      <w:proofErr w:type="spellStart"/>
-      <w:r>
-        <w:t>imagePullPolicy</w:t>
-      </w:r>
-      <w:proofErr w:type="spellEnd"/>
-      <w:r>
-        <w:t>: Never</w:t>
+        <w:t xml:space="preserve">          imagePullPolicy: Never</w:t>
       </w:r>
     </w:p>
     <w:p>
@@ -3003,28 +3793,12 @@
     </w:p>
     <w:p>
       <w:r>
-        <w:t xml:space="preserve">            - </w:t>
-      </w:r>
-      <w:proofErr w:type="spellStart"/>
-      <w:r>
-        <w:t>containerPort</w:t>
-      </w:r>
-      <w:proofErr w:type="spellEnd"/>
-      <w:r>
-        <w:t>: 80</w:t>
-      </w:r>
-    </w:p>
-    <w:p>
-      <w:r>
-        <w:t xml:space="preserve">          </w:t>
-      </w:r>
-      <w:proofErr w:type="spellStart"/>
-      <w:r>
-        <w:t>volumeMounts</w:t>
-      </w:r>
-      <w:proofErr w:type="spellEnd"/>
-      <w:r>
-        <w:t>:</w:t>
+        <w:t xml:space="preserve">            - containerPort: 80</w:t>
+      </w:r>
+    </w:p>
+    <w:p>
+      <w:r>
+        <w:t xml:space="preserve">          volumeMounts:</w:t>
       </w:r>
     </w:p>
     <w:p>
@@ -3034,15 +3808,7 @@
     </w:p>
     <w:p>
       <w:r>
-        <w:t xml:space="preserve">              </w:t>
-      </w:r>
-      <w:proofErr w:type="spellStart"/>
-      <w:r>
-        <w:t>mountPath</w:t>
-      </w:r>
-      <w:proofErr w:type="spellEnd"/>
-      <w:r>
-        <w:t>: /var/www/html</w:t>
+        <w:t xml:space="preserve">              mountPath: /var/www/html</w:t>
       </w:r>
     </w:p>
     <w:p>
@@ -3057,15 +3823,7 @@
     </w:p>
     <w:p>
       <w:r>
-        <w:t xml:space="preserve">          </w:t>
-      </w:r>
-      <w:proofErr w:type="spellStart"/>
-      <w:r>
-        <w:t>persistentVolumeClaim</w:t>
-      </w:r>
-      <w:proofErr w:type="spellEnd"/>
-      <w:r>
-        <w:t>:</w:t>
+        <w:t xml:space="preserve">          persistentVolumeClaim:</w:t>
       </w:r>
     </w:p>
     <w:p>
@@ -3077,42 +3835,12 @@
       <w:r>
         <w:t xml:space="preserve">            </w:t>
       </w:r>
-      <w:proofErr w:type="spellStart"/>
-      <w:r>
-        <w:rPr>
-          <w:lang w:val="es-ES"/>
-        </w:rPr>
-        <w:t>claimName</w:t>
-      </w:r>
-      <w:proofErr w:type="spellEnd"/>
-      <w:r>
-        <w:rPr>
-          <w:lang w:val="es-ES"/>
-        </w:rPr>
-        <w:t>: apache-</w:t>
-      </w:r>
-      <w:proofErr w:type="spellStart"/>
-      <w:r>
-        <w:rPr>
-          <w:lang w:val="es-ES"/>
-        </w:rPr>
-        <w:t>nfs</w:t>
-      </w:r>
-      <w:proofErr w:type="spellEnd"/>
-      <w:r>
-        <w:rPr>
-          <w:lang w:val="es-ES"/>
-        </w:rPr>
-        <w:t>-</w:t>
-      </w:r>
-      <w:proofErr w:type="spellStart"/>
-      <w:r>
-        <w:rPr>
-          <w:lang w:val="es-ES"/>
-        </w:rPr>
-        <w:t>pvc</w:t>
-      </w:r>
-      <w:proofErr w:type="spellEnd"/>
+      <w:r>
+        <w:rPr>
+          <w:lang w:val="es-ES"/>
+        </w:rPr>
+        <w:t>claimName: apache-nfs-pvc</w:t>
+      </w:r>
       <w:r>
         <w:rPr>
           <w:lang w:val="es-ES"/>
@@ -3138,72 +3866,88 @@
         <w:rPr>
           <w:lang w:val="es-ES"/>
         </w:rPr>
-        <w:t>Despliegue de la API</w:t>
-      </w:r>
-    </w:p>
-    <w:p>
-      <w:pPr>
-        <w:rPr>
-          <w:lang w:val="es-ES"/>
-        </w:rPr>
-      </w:pPr>
-      <w:r>
-        <w:rPr>
-          <w:lang w:val="es-ES"/>
-        </w:rPr>
-        <w:t>Se planteó el despliegue de una API independiente para desacoplar la lógica de acceso a datos de la aplicación principal.</w:t>
-      </w:r>
-      <w:r>
-        <w:rPr>
-          <w:lang w:val="es-ES"/>
-        </w:rPr>
-        <w:br/>
-      </w:r>
-      <w:r>
-        <w:rPr>
-          <w:lang w:val="es-ES"/>
-        </w:rPr>
-        <w:br/>
-      </w:r>
-      <w:r>
-        <w:rPr>
-          <w:color w:val="FF0000"/>
-          <w:lang w:val="es-ES"/>
-        </w:rPr>
-        <w:t>&lt;</w:t>
-      </w:r>
-      <w:r>
-        <w:rPr>
-          <w:color w:val="FF0000"/>
-          <w:lang w:val="es-ES"/>
-        </w:rPr>
-        <w:t>De momento se sigue investigando c</w:t>
-      </w:r>
-      <w:r>
-        <w:rPr>
-          <w:color w:val="FF0000"/>
-          <w:lang w:val="es-ES"/>
-        </w:rPr>
-        <w:t>ó</w:t>
-      </w:r>
-      <w:r>
-        <w:rPr>
-          <w:color w:val="FF0000"/>
-          <w:lang w:val="es-ES"/>
-        </w:rPr>
-        <w:t>mo realizarla</w:t>
-      </w:r>
-      <w:r>
-        <w:rPr>
-          <w:color w:val="FF0000"/>
-          <w:lang w:val="es-ES"/>
-        </w:rPr>
-        <w:t>&gt;</w:t>
-      </w:r>
-      <w:r>
-        <w:rPr>
-          <w:lang w:val="es-ES"/>
-        </w:rPr>
+        <w:t>Configuración de namespaces</w:t>
+      </w:r>
+    </w:p>
+    <w:p>
+      <w:r>
+        <w:rPr>
+          <w:lang w:val="es-ES"/>
+        </w:rPr>
+        <w:t>Para aislar los recursos de la base de datos se creó un namespace específico denominado database.</w:t>
+      </w:r>
+      <w:r>
+        <w:rPr>
+          <w:lang w:val="es-ES"/>
+        </w:rPr>
+        <w:br/>
+      </w:r>
+      <w:r>
+        <w:rPr>
+          <w:lang w:val="es-ES"/>
+        </w:rPr>
+        <w:br/>
+      </w:r>
+      <w:r>
+        <w:t>apiVersion: v1</w:t>
+      </w:r>
+      <w:r>
+        <w:br/>
+        <w:t>kind: Namespace</w:t>
+      </w:r>
+      <w:r>
+        <w:br/>
+        <w:t>metadata:</w:t>
+      </w:r>
+      <w:r>
+        <w:br/>
+        <w:t xml:space="preserve">  name: database</w:t>
+      </w:r>
+      <w:r>
+        <w:br/>
+      </w:r>
+      <w:r>
+        <w:br/>
+      </w:r>
+      <w:r>
+        <w:rPr>
+          <w:u w:val="single"/>
+        </w:rPr>
+        <w:t>Consultar namespace actual:</w:t>
+      </w:r>
+      <w:r>
+        <w:rPr>
+          <w:u w:val="single"/>
+        </w:rPr>
+        <w:br/>
+      </w:r>
+      <w:r>
+        <w:br/>
+        <w:t>kubectl config view --minify -o jsonpath='{..namespace}'</w:t>
+      </w:r>
+      <w:r>
+        <w:br/>
+      </w:r>
+      <w:r>
+        <w:br/>
+      </w:r>
+      <w:r>
+        <w:rPr>
+          <w:u w:val="single"/>
+        </w:rPr>
+        <w:t>Cambiar namespace actual:</w:t>
+      </w:r>
+      <w:r>
+        <w:rPr>
+          <w:u w:val="single"/>
+        </w:rPr>
+        <w:br/>
+      </w:r>
+      <w:r>
+        <w:br/>
+        <w:t>kubectl config set-context --current --namespace=mi-namespace</w:t>
+      </w:r>
+      <w:r>
         <w:br/>
       </w:r>
     </w:p>
@@ -3218,135 +3962,6 @@
         <w:rPr>
           <w:lang w:val="es-ES"/>
         </w:rPr>
-        <w:t xml:space="preserve">Configuración de </w:t>
-      </w:r>
-      <w:proofErr w:type="spellStart"/>
-      <w:r>
-        <w:rPr>
-          <w:lang w:val="es-ES"/>
-        </w:rPr>
-        <w:t>namespaces</w:t>
-      </w:r>
-      <w:proofErr w:type="spellEnd"/>
-    </w:p>
-    <w:p>
-      <w:r>
-        <w:rPr>
-          <w:lang w:val="es-ES"/>
-        </w:rPr>
-        <w:t xml:space="preserve">Para aislar los recursos de la base de datos se creó un </w:t>
-      </w:r>
-      <w:proofErr w:type="spellStart"/>
-      <w:r>
-        <w:rPr>
-          <w:lang w:val="es-ES"/>
-        </w:rPr>
-        <w:t>namespace</w:t>
-      </w:r>
-      <w:proofErr w:type="spellEnd"/>
-      <w:r>
-        <w:rPr>
-          <w:lang w:val="es-ES"/>
-        </w:rPr>
-        <w:t xml:space="preserve"> específico denominado </w:t>
-      </w:r>
-      <w:proofErr w:type="spellStart"/>
-      <w:r>
-        <w:rPr>
-          <w:lang w:val="es-ES"/>
-        </w:rPr>
-        <w:t>database</w:t>
-      </w:r>
-      <w:proofErr w:type="spellEnd"/>
-      <w:r>
-        <w:rPr>
-          <w:lang w:val="es-ES"/>
-        </w:rPr>
-        <w:t>.</w:t>
-      </w:r>
-      <w:r>
-        <w:rPr>
-          <w:lang w:val="es-ES"/>
-        </w:rPr>
-        <w:br/>
-      </w:r>
-      <w:r>
-        <w:rPr>
-          <w:lang w:val="es-ES"/>
-        </w:rPr>
-        <w:br/>
-      </w:r>
-      <w:proofErr w:type="spellStart"/>
-      <w:r>
-        <w:t>apiVersion</w:t>
-      </w:r>
-      <w:proofErr w:type="spellEnd"/>
-      <w:r>
-        <w:t>: v1</w:t>
-      </w:r>
-      <w:r>
-        <w:br/>
-        <w:t>kind: Namespace</w:t>
-      </w:r>
-      <w:r>
-        <w:br/>
-        <w:t>metadata:</w:t>
-      </w:r>
-      <w:r>
-        <w:br/>
-        <w:t xml:space="preserve">  name: database</w:t>
-      </w:r>
-      <w:r>
-        <w:br/>
-      </w:r>
-      <w:r>
-        <w:br/>
-        <w:t>Consultar namespace actual:</w:t>
-      </w:r>
-      <w:r>
-        <w:br/>
-      </w:r>
-      <w:r>
-        <w:br/>
-        <w:t>kubectl config view --minify -o jsonpath='</w:t>
-      </w:r>
-      <w:proofErr w:type="gramStart"/>
-      <w:r>
-        <w:t>{..</w:t>
-      </w:r>
-      <w:proofErr w:type="gramEnd"/>
-      <w:r>
-        <w:t>namespace}'</w:t>
-      </w:r>
-      <w:r>
-        <w:br/>
-      </w:r>
-      <w:r>
-        <w:br/>
-        <w:t>Cambiar namespace actual:</w:t>
-      </w:r>
-      <w:r>
-        <w:br/>
-      </w:r>
-      <w:r>
-        <w:br/>
-        <w:t>kubectl config set-context --current --namespace=mi-namespace</w:t>
-      </w:r>
-      <w:r>
-        <w:br/>
-      </w:r>
-    </w:p>
-    <w:p>
-      <w:pPr>
-        <w:pStyle w:val="Ttulo2"/>
-        <w:rPr>
-          <w:lang w:val="es-ES"/>
-        </w:rPr>
-      </w:pPr>
-      <w:r>
-        <w:rPr>
-          <w:lang w:val="es-ES"/>
-        </w:rPr>
         <w:t>Configuración de almacenamiento dinámico</w:t>
       </w:r>
     </w:p>
@@ -3355,57 +3970,24 @@
         <w:rPr>
           <w:lang w:val="es-ES"/>
         </w:rPr>
-        <w:t xml:space="preserve">Se instaló el </w:t>
-      </w:r>
-      <w:proofErr w:type="spellStart"/>
-      <w:r>
-        <w:rPr>
-          <w:lang w:val="es-ES"/>
-        </w:rPr>
-        <w:t>provisionador</w:t>
-      </w:r>
-      <w:proofErr w:type="spellEnd"/>
-      <w:r>
-        <w:rPr>
-          <w:lang w:val="es-ES"/>
-        </w:rPr>
-        <w:t xml:space="preserve"> dinámico </w:t>
-      </w:r>
-      <w:proofErr w:type="spellStart"/>
-      <w:r>
-        <w:rPr>
-          <w:lang w:val="es-ES"/>
-        </w:rPr>
-        <w:t>nfs-subdir-external-provisioner</w:t>
-      </w:r>
-      <w:proofErr w:type="spellEnd"/>
-      <w:r>
-        <w:rPr>
-          <w:lang w:val="es-ES"/>
-        </w:rPr>
-        <w:t>, encargado de crear automáticamente volúmenes persistentes.</w:t>
-      </w:r>
-      <w:r>
-        <w:rPr>
-          <w:lang w:val="es-ES"/>
-        </w:rPr>
-        <w:br/>
-      </w:r>
-      <w:r>
-        <w:rPr>
-          <w:lang w:val="es-ES"/>
-        </w:rPr>
-        <w:br/>
-      </w:r>
-      <w:proofErr w:type="spellStart"/>
-      <w:r>
-        <w:t>kubectl</w:t>
-      </w:r>
-      <w:proofErr w:type="spellEnd"/>
-      <w:r>
-        <w:t xml:space="preserve"> apply -f </w:t>
-      </w:r>
-      <w:hyperlink r:id="rId9" w:history="1">
+        <w:t>Se instaló el provisionador dinámico nfs-subdir-external-provisioner, encargado de crear automáticamente volúmenes persistentes.</w:t>
+      </w:r>
+      <w:r>
+        <w:rPr>
+          <w:lang w:val="es-ES"/>
+        </w:rPr>
+        <w:br/>
+      </w:r>
+      <w:r>
+        <w:rPr>
+          <w:lang w:val="es-ES"/>
+        </w:rPr>
+        <w:br/>
+      </w:r>
+      <w:r>
+        <w:t xml:space="preserve">kubectl apply -f </w:t>
+      </w:r>
+      <w:hyperlink r:id="rId13" w:history="1">
         <w:r>
           <w:rPr>
             <w:rStyle w:val="Hipervnculo"/>
@@ -3439,532 +4021,268 @@
           <w:lang w:val="es-ES"/>
         </w:rPr>
         <w:lastRenderedPageBreak/>
-        <w:t xml:space="preserve">Creamos un </w:t>
-      </w:r>
-      <w:proofErr w:type="spellStart"/>
-      <w:r>
+        <w:t>Creamos un yaml para el nfs provisioner:</w:t>
+      </w:r>
+    </w:p>
+    <w:p>
+      <w:r>
+        <w:t>apiVersion: apps/v1</w:t>
+      </w:r>
+    </w:p>
+    <w:p>
+      <w:r>
+        <w:t>kind: Deployment</w:t>
+      </w:r>
+    </w:p>
+    <w:p>
+      <w:r>
+        <w:t>metadata:</w:t>
+      </w:r>
+    </w:p>
+    <w:p>
+      <w:r>
+        <w:t xml:space="preserve">  name: nfs-client-provisioner</w:t>
+      </w:r>
+    </w:p>
+    <w:p>
+      <w:r>
+        <w:t xml:space="preserve">  namespace: default</w:t>
+      </w:r>
+    </w:p>
+    <w:p>
+      <w:r>
+        <w:t>spec:</w:t>
+      </w:r>
+    </w:p>
+    <w:p>
+      <w:r>
+        <w:t xml:space="preserve">  replicas: 1</w:t>
+      </w:r>
+    </w:p>
+    <w:p>
+      <w:r>
+        <w:t xml:space="preserve">  strategy:</w:t>
+      </w:r>
+    </w:p>
+    <w:p>
+      <w:r>
+        <w:t xml:space="preserve">    type: Recreate</w:t>
+      </w:r>
+    </w:p>
+    <w:p>
+      <w:r>
+        <w:t xml:space="preserve">  selector:</w:t>
+      </w:r>
+    </w:p>
+    <w:p>
+      <w:r>
+        <w:t xml:space="preserve">    matchLabels:</w:t>
+      </w:r>
+    </w:p>
+    <w:p>
+      <w:r>
+        <w:t xml:space="preserve">      app: nfs-client-provisioner</w:t>
+      </w:r>
+    </w:p>
+    <w:p>
+      <w:r>
+        <w:t xml:space="preserve">  template:</w:t>
+      </w:r>
+    </w:p>
+    <w:p>
+      <w:r>
+        <w:t xml:space="preserve">    metadata:</w:t>
+      </w:r>
+    </w:p>
+    <w:p>
+      <w:r>
+        <w:t xml:space="preserve">      labels:</w:t>
+      </w:r>
+    </w:p>
+    <w:p>
+      <w:r>
+        <w:t xml:space="preserve">        app: nfs-client-provisioner</w:t>
+      </w:r>
+    </w:p>
+    <w:p>
+      <w:r>
+        <w:t xml:space="preserve">    spec:</w:t>
+      </w:r>
+    </w:p>
+    <w:p>
+      <w:r>
+        <w:t xml:space="preserve">      serviceAccountName: nfs-client-provisioner</w:t>
+      </w:r>
+    </w:p>
+    <w:p>
+      <w:r>
+        <w:t xml:space="preserve">      containers:</w:t>
+      </w:r>
+    </w:p>
+    <w:p>
+      <w:r>
+        <w:t xml:space="preserve">      - name: nfs-client-provisioner</w:t>
+      </w:r>
+    </w:p>
+    <w:p>
+      <w:r>
+        <w:t xml:space="preserve">        image: registry.k8s.io/sig-storage/nfs-subdir-external-provisioner:v4.0.2</w:t>
+      </w:r>
+    </w:p>
+    <w:p>
+      <w:r>
+        <w:t xml:space="preserve">        volumeMounts:</w:t>
+      </w:r>
+    </w:p>
+    <w:p>
+      <w:r>
+        <w:t xml:space="preserve">        - name: nfs-client-root</w:t>
+      </w:r>
+    </w:p>
+    <w:p>
+      <w:r>
+        <w:t xml:space="preserve">          mountPath: /persistentvolumes</w:t>
+      </w:r>
+    </w:p>
+    <w:p>
+      <w:r>
+        <w:br w:type="page"/>
+      </w:r>
+    </w:p>
+    <w:p>
+      <w:r>
+        <w:lastRenderedPageBreak/>
+        <w:t xml:space="preserve">        env:</w:t>
+      </w:r>
+    </w:p>
+    <w:p>
+      <w:r>
+        <w:t xml:space="preserve">        - name: PROVISIONER_NAME</w:t>
+      </w:r>
+    </w:p>
+    <w:p>
+      <w:r>
+        <w:t xml:space="preserve">          value: k8s-sigs.io/nfs-subdir-external-provisioner</w:t>
+      </w:r>
+    </w:p>
+    <w:p>
+      <w:r>
+        <w:t xml:space="preserve">        - name: NFS_SERVER</w:t>
+      </w:r>
+    </w:p>
+    <w:p>
+      <w:r>
+        <w:t xml:space="preserve">          value: </w:t>
+      </w:r>
+      <w:r>
+        <w:t>&lt;IP NFS&gt;</w:t>
+      </w:r>
+    </w:p>
+    <w:p>
+      <w:r>
+        <w:t xml:space="preserve">        - name: NFS_PATH</w:t>
+      </w:r>
+    </w:p>
+    <w:p>
+      <w:r>
+        <w:t xml:space="preserve">          value: /srv/nfs/data-kubernetes/postgres</w:t>
+      </w:r>
+    </w:p>
+    <w:p>
+      <w:r>
+        <w:t xml:space="preserve">      volumes:</w:t>
+      </w:r>
+    </w:p>
+    <w:p>
+      <w:r>
+        <w:t xml:space="preserve">      - name: nfs-client-root</w:t>
+      </w:r>
+    </w:p>
+    <w:p>
+      <w:r>
+        <w:t xml:space="preserve">        nfs:</w:t>
+      </w:r>
+    </w:p>
+    <w:p>
+      <w:r>
+        <w:t xml:space="preserve">          server: </w:t>
+      </w:r>
+      <w:r>
+        <w:t>&lt;IP NFS&gt;</w:t>
+      </w:r>
+    </w:p>
+    <w:p>
+      <w:r>
+        <w:t xml:space="preserve">          path: /srv/nfs/data-kubernetes/postgres</w:t>
+      </w:r>
+    </w:p>
+    <w:p/>
+    <w:p>
+      <w:pPr>
         <w:rPr>
           <w:b/>
           <w:bCs/>
           <w:lang w:val="es-ES"/>
         </w:rPr>
-        <w:t>yaml</w:t>
-      </w:r>
-      <w:proofErr w:type="spellEnd"/>
+      </w:pPr>
       <w:r>
         <w:rPr>
           <w:b/>
           <w:bCs/>
           <w:lang w:val="es-ES"/>
         </w:rPr>
-        <w:t xml:space="preserve"> para el </w:t>
-      </w:r>
-      <w:proofErr w:type="spellStart"/>
+        <w:t xml:space="preserve">Creamos un </w:t>
+      </w:r>
       <w:r>
         <w:rPr>
           <w:b/>
           <w:bCs/>
           <w:lang w:val="es-ES"/>
         </w:rPr>
-        <w:t>nfs</w:t>
-      </w:r>
-      <w:proofErr w:type="spellEnd"/>
+        <w:t>YAML</w:t>
+      </w:r>
       <w:r>
         <w:rPr>
           <w:b/>
           <w:bCs/>
           <w:lang w:val="es-ES"/>
         </w:rPr>
-        <w:t xml:space="preserve"> </w:t>
-      </w:r>
-      <w:proofErr w:type="spellStart"/>
+        <w:t xml:space="preserve"> para el </w:t>
+      </w:r>
       <w:r>
         <w:rPr>
           <w:b/>
           <w:bCs/>
           <w:lang w:val="es-ES"/>
         </w:rPr>
-        <w:t>provisioner</w:t>
-      </w:r>
-      <w:proofErr w:type="spellEnd"/>
+        <w:t>StorageClass</w:t>
+      </w:r>
       <w:r>
         <w:rPr>
           <w:b/>
           <w:bCs/>
           <w:lang w:val="es-ES"/>
         </w:rPr>
-        <w:t>:</w:t>
-      </w:r>
-    </w:p>
-    <w:p>
-      <w:proofErr w:type="spellStart"/>
-      <w:r>
-        <w:t>apiVersion</w:t>
-      </w:r>
-      <w:proofErr w:type="spellEnd"/>
-      <w:r>
-        <w:t>: apps/v1</w:t>
-      </w:r>
-    </w:p>
-    <w:p>
-      <w:r>
-        <w:t>kind: Deployment</w:t>
-      </w:r>
-    </w:p>
-    <w:p>
-      <w:r>
-        <w:t>metadata:</w:t>
-      </w:r>
-    </w:p>
-    <w:p>
-      <w:r>
-        <w:t xml:space="preserve">  name: </w:t>
-      </w:r>
-      <w:proofErr w:type="spellStart"/>
-      <w:r>
-        <w:t>nfs</w:t>
-      </w:r>
-      <w:proofErr w:type="spellEnd"/>
-      <w:r>
-        <w:t>-client-provisioner</w:t>
-      </w:r>
-    </w:p>
-    <w:p>
-      <w:r>
-        <w:t xml:space="preserve">  namespace: default</w:t>
-      </w:r>
-    </w:p>
-    <w:p>
-      <w:r>
-        <w:t>spec:</w:t>
-      </w:r>
-    </w:p>
-    <w:p>
-      <w:r>
-        <w:t xml:space="preserve">  replicas: 1</w:t>
-      </w:r>
-    </w:p>
-    <w:p>
-      <w:r>
-        <w:t xml:space="preserve">  strategy:</w:t>
-      </w:r>
-    </w:p>
-    <w:p>
-      <w:r>
-        <w:t xml:space="preserve">    type: Recreate</w:t>
-      </w:r>
-    </w:p>
-    <w:p>
-      <w:r>
-        <w:t xml:space="preserve">  selector:</w:t>
-      </w:r>
-    </w:p>
-    <w:p>
-      <w:r>
-        <w:t xml:space="preserve">    </w:t>
-      </w:r>
-      <w:proofErr w:type="spellStart"/>
-      <w:r>
-        <w:t>matchLabels</w:t>
-      </w:r>
-      <w:proofErr w:type="spellEnd"/>
-      <w:r>
-        <w:t>:</w:t>
-      </w:r>
-    </w:p>
-    <w:p>
-      <w:r>
-        <w:t xml:space="preserve">      app: </w:t>
-      </w:r>
-      <w:proofErr w:type="spellStart"/>
-      <w:r>
-        <w:t>nfs</w:t>
-      </w:r>
-      <w:proofErr w:type="spellEnd"/>
-      <w:r>
-        <w:t>-client-provisioner</w:t>
-      </w:r>
-    </w:p>
-    <w:p>
-      <w:r>
-        <w:t xml:space="preserve">  template:</w:t>
-      </w:r>
-    </w:p>
-    <w:p>
-      <w:r>
-        <w:t xml:space="preserve">    metadata:</w:t>
-      </w:r>
-    </w:p>
-    <w:p>
-      <w:r>
-        <w:t xml:space="preserve">      labels:</w:t>
-      </w:r>
-    </w:p>
-    <w:p>
-      <w:r>
-        <w:t xml:space="preserve">        app: </w:t>
-      </w:r>
-      <w:proofErr w:type="spellStart"/>
-      <w:r>
-        <w:t>nfs</w:t>
-      </w:r>
-      <w:proofErr w:type="spellEnd"/>
-      <w:r>
-        <w:t>-client-provisioner</w:t>
-      </w:r>
-    </w:p>
-    <w:p>
-      <w:r>
-        <w:t xml:space="preserve">    spec:</w:t>
-      </w:r>
-    </w:p>
-    <w:p>
-      <w:r>
-        <w:t xml:space="preserve">      </w:t>
-      </w:r>
-      <w:proofErr w:type="spellStart"/>
-      <w:r>
-        <w:t>serviceAccountName</w:t>
-      </w:r>
-      <w:proofErr w:type="spellEnd"/>
-      <w:r>
-        <w:t xml:space="preserve">: </w:t>
-      </w:r>
-      <w:proofErr w:type="spellStart"/>
-      <w:r>
-        <w:t>nfs</w:t>
-      </w:r>
-      <w:proofErr w:type="spellEnd"/>
-      <w:r>
-        <w:t>-client-provisioner</w:t>
-      </w:r>
-    </w:p>
-    <w:p>
-      <w:r>
-        <w:t xml:space="preserve">      containers:</w:t>
-      </w:r>
-    </w:p>
-    <w:p>
-      <w:r>
-        <w:t xml:space="preserve">      - name: </w:t>
-      </w:r>
-      <w:proofErr w:type="spellStart"/>
-      <w:r>
-        <w:t>nfs</w:t>
-      </w:r>
-      <w:proofErr w:type="spellEnd"/>
-      <w:r>
-        <w:t>-client-provisioner</w:t>
-      </w:r>
-    </w:p>
-    <w:p>
-      <w:r>
-        <w:t xml:space="preserve">        image: registry.k8s.io/sig-storage/nfs-subdir-external-</w:t>
-      </w:r>
-      <w:proofErr w:type="gramStart"/>
-      <w:r>
-        <w:t>provisioner:v</w:t>
-      </w:r>
-      <w:proofErr w:type="gramEnd"/>
-      <w:r>
-        <w:t>4.0.2</w:t>
-      </w:r>
-    </w:p>
-    <w:p>
-      <w:r>
-        <w:t xml:space="preserve">        </w:t>
-      </w:r>
-      <w:proofErr w:type="spellStart"/>
-      <w:r>
-        <w:t>volumeMounts</w:t>
-      </w:r>
-      <w:proofErr w:type="spellEnd"/>
-      <w:r>
-        <w:t>:</w:t>
-      </w:r>
-    </w:p>
-    <w:p>
-      <w:r>
-        <w:t xml:space="preserve">        - name: </w:t>
-      </w:r>
-      <w:proofErr w:type="spellStart"/>
-      <w:r>
-        <w:t>nfs</w:t>
-      </w:r>
-      <w:proofErr w:type="spellEnd"/>
-      <w:r>
-        <w:t>-client-root</w:t>
-      </w:r>
-    </w:p>
-    <w:p>
-      <w:r>
-        <w:t xml:space="preserve">          </w:t>
-      </w:r>
-      <w:proofErr w:type="spellStart"/>
-      <w:r>
-        <w:t>mountPath</w:t>
-      </w:r>
-      <w:proofErr w:type="spellEnd"/>
-      <w:r>
-        <w:t>: /</w:t>
-      </w:r>
-      <w:proofErr w:type="spellStart"/>
-      <w:r>
-        <w:t>persistentvolumes</w:t>
-      </w:r>
-      <w:proofErr w:type="spellEnd"/>
-    </w:p>
-    <w:p>
-      <w:r>
-        <w:br w:type="page"/>
-      </w:r>
-    </w:p>
-    <w:p>
-      <w:r>
-        <w:lastRenderedPageBreak/>
-        <w:t xml:space="preserve">        env:</w:t>
-      </w:r>
-    </w:p>
-    <w:p>
-      <w:r>
-        <w:t xml:space="preserve">        - name: PROVISIONER_NAME</w:t>
-      </w:r>
-    </w:p>
-    <w:p>
-      <w:r>
-        <w:t xml:space="preserve">          value: k8s-sigs.io/</w:t>
-      </w:r>
-      <w:proofErr w:type="spellStart"/>
-      <w:r>
-        <w:t>nfs</w:t>
-      </w:r>
-      <w:proofErr w:type="spellEnd"/>
-      <w:r>
-        <w:t>-subdir-external-provisioner</w:t>
-      </w:r>
-    </w:p>
-    <w:p>
-      <w:r>
-        <w:t xml:space="preserve">        - name: NFS_SERVER</w:t>
-      </w:r>
-    </w:p>
-    <w:p>
-      <w:r>
-        <w:t xml:space="preserve">          value: </w:t>
-      </w:r>
-      <w:r>
-        <w:t>&lt;IP NFS&gt;</w:t>
-      </w:r>
-    </w:p>
-    <w:p>
-      <w:r>
-        <w:t xml:space="preserve">        - name: NFS_PATH</w:t>
-      </w:r>
-    </w:p>
-    <w:p>
-      <w:r>
-        <w:t xml:space="preserve">          value: /</w:t>
-      </w:r>
-      <w:proofErr w:type="spellStart"/>
-      <w:r>
-        <w:t>srv</w:t>
-      </w:r>
-      <w:proofErr w:type="spellEnd"/>
-      <w:r>
-        <w:t>/</w:t>
-      </w:r>
-      <w:proofErr w:type="spellStart"/>
-      <w:r>
-        <w:t>nfs</w:t>
-      </w:r>
-      <w:proofErr w:type="spellEnd"/>
-      <w:r>
-        <w:t>/data-</w:t>
-      </w:r>
-      <w:proofErr w:type="spellStart"/>
-      <w:r>
-        <w:t>kubernetes</w:t>
-      </w:r>
-      <w:proofErr w:type="spellEnd"/>
-      <w:r>
-        <w:t>/</w:t>
-      </w:r>
-      <w:proofErr w:type="spellStart"/>
-      <w:r>
-        <w:t>postgres</w:t>
-      </w:r>
-      <w:proofErr w:type="spellEnd"/>
-    </w:p>
-    <w:p>
-      <w:r>
-        <w:t xml:space="preserve">      volumes:</w:t>
-      </w:r>
-    </w:p>
-    <w:p>
-      <w:r>
-        <w:t xml:space="preserve">      - name: </w:t>
-      </w:r>
-      <w:proofErr w:type="spellStart"/>
-      <w:r>
-        <w:t>nfs</w:t>
-      </w:r>
-      <w:proofErr w:type="spellEnd"/>
-      <w:r>
-        <w:t>-client-root</w:t>
-      </w:r>
-    </w:p>
-    <w:p>
-      <w:r>
-        <w:t xml:space="preserve">        </w:t>
-      </w:r>
-      <w:proofErr w:type="spellStart"/>
-      <w:r>
-        <w:t>nfs</w:t>
-      </w:r>
-      <w:proofErr w:type="spellEnd"/>
-      <w:r>
-        <w:t>:</w:t>
-      </w:r>
-    </w:p>
-    <w:p>
-      <w:r>
-        <w:t xml:space="preserve">          server: </w:t>
-      </w:r>
-      <w:r>
-        <w:t>&lt;IP NFS&gt;</w:t>
-      </w:r>
-    </w:p>
-    <w:p>
-      <w:r>
-        <w:t xml:space="preserve">          path: /</w:t>
-      </w:r>
-      <w:proofErr w:type="spellStart"/>
-      <w:r>
-        <w:t>srv</w:t>
-      </w:r>
-      <w:proofErr w:type="spellEnd"/>
-      <w:r>
-        <w:t>/</w:t>
-      </w:r>
-      <w:proofErr w:type="spellStart"/>
-      <w:r>
-        <w:t>nfs</w:t>
-      </w:r>
-      <w:proofErr w:type="spellEnd"/>
-      <w:r>
-        <w:t>/data-</w:t>
-      </w:r>
-      <w:proofErr w:type="spellStart"/>
-      <w:r>
-        <w:t>kubernetes</w:t>
-      </w:r>
-      <w:proofErr w:type="spellEnd"/>
-      <w:r>
-        <w:t>/</w:t>
-      </w:r>
-      <w:proofErr w:type="spellStart"/>
-      <w:r>
-        <w:t>postgres</w:t>
-      </w:r>
-      <w:proofErr w:type="spellEnd"/>
-    </w:p>
-    <w:p/>
-    <w:p>
-      <w:pPr>
+        <w:t xml:space="preserve"> </w:t>
+      </w:r>
+      <w:r>
         <w:rPr>
           <w:b/>
           <w:bCs/>
           <w:lang w:val="es-ES"/>
         </w:rPr>
-      </w:pPr>
-      <w:r>
-        <w:rPr>
-          <w:b/>
-          <w:bCs/>
-          <w:lang w:val="es-ES"/>
-        </w:rPr>
-        <w:t xml:space="preserve">Creamos un </w:t>
-      </w:r>
-      <w:r>
-        <w:rPr>
-          <w:b/>
-          <w:bCs/>
-          <w:lang w:val="es-ES"/>
-        </w:rPr>
-        <w:t>YAML</w:t>
-      </w:r>
-      <w:r>
-        <w:rPr>
-          <w:b/>
-          <w:bCs/>
-          <w:lang w:val="es-ES"/>
-        </w:rPr>
-        <w:t xml:space="preserve"> para el </w:t>
-      </w:r>
-      <w:proofErr w:type="spellStart"/>
-      <w:r>
-        <w:rPr>
-          <w:b/>
-          <w:bCs/>
-          <w:lang w:val="es-ES"/>
-        </w:rPr>
-        <w:t>StorageClass</w:t>
-      </w:r>
-      <w:proofErr w:type="spellEnd"/>
-      <w:r>
-        <w:rPr>
-          <w:b/>
-          <w:bCs/>
-          <w:lang w:val="es-ES"/>
-        </w:rPr>
-        <w:t xml:space="preserve"> </w:t>
-      </w:r>
-      <w:r>
-        <w:rPr>
-          <w:b/>
-          <w:bCs/>
-          <w:lang w:val="es-ES"/>
-        </w:rPr>
-        <w:t xml:space="preserve">(encargado de recibir peticiones de almacenamiento y que el </w:t>
-      </w:r>
-      <w:proofErr w:type="spellStart"/>
-      <w:r>
-        <w:rPr>
-          <w:b/>
-          <w:bCs/>
-          <w:lang w:val="es-ES"/>
-        </w:rPr>
-        <w:t>provisioner</w:t>
-      </w:r>
-      <w:proofErr w:type="spellEnd"/>
-      <w:r>
-        <w:rPr>
-          <w:b/>
-          <w:bCs/>
-          <w:lang w:val="es-ES"/>
-        </w:rPr>
-        <w:t xml:space="preserve"> las cree):</w:t>
-      </w:r>
-    </w:p>
-    <w:p>
-      <w:proofErr w:type="spellStart"/>
-      <w:r>
-        <w:t>apiVersion</w:t>
-      </w:r>
-      <w:proofErr w:type="spellEnd"/>
-      <w:r>
-        <w:t>: storage.k8s.io/v1</w:t>
-      </w:r>
-    </w:p>
-    <w:p>
-      <w:r>
-        <w:t xml:space="preserve">kind: </w:t>
-      </w:r>
-      <w:proofErr w:type="spellStart"/>
-      <w:r>
-        <w:t>StorageClass</w:t>
-      </w:r>
-      <w:proofErr w:type="spellEnd"/>
+        <w:t>(encargado de recibir peticiones de almacenamiento y que el provisioner las cree):</w:t>
+      </w:r>
+    </w:p>
+    <w:p>
+      <w:r>
+        <w:t>apiVersion: storage.k8s.io/v1</w:t>
+      </w:r>
+    </w:p>
+    <w:p>
+      <w:r>
+        <w:t>kind: StorageClass</w:t>
+      </w:r>
     </w:p>
     <w:p>
       <w:r>
@@ -3973,15 +4291,7 @@
     </w:p>
     <w:p>
       <w:r>
-        <w:t xml:space="preserve">  name: </w:t>
-      </w:r>
-      <w:proofErr w:type="spellStart"/>
-      <w:r>
-        <w:t>nfs</w:t>
-      </w:r>
-      <w:proofErr w:type="spellEnd"/>
-      <w:r>
-        <w:t>-dynamic</w:t>
+        <w:t xml:space="preserve">  name: nfs-dynamic</w:t>
       </w:r>
     </w:p>
     <w:p>
@@ -3996,35 +4306,17 @@
     </w:p>
     <w:p>
       <w:r>
-        <w:t>provisioner: k8s-sigs.io/</w:t>
-      </w:r>
-      <w:proofErr w:type="spellStart"/>
-      <w:r>
-        <w:t>nfs</w:t>
-      </w:r>
-      <w:proofErr w:type="spellEnd"/>
-      <w:r>
-        <w:t>-subdir-external-provisioner</w:t>
-      </w:r>
-    </w:p>
-    <w:p>
-      <w:proofErr w:type="spellStart"/>
-      <w:r>
-        <w:t>reclaimPolicy</w:t>
-      </w:r>
-      <w:proofErr w:type="spellEnd"/>
-      <w:r>
-        <w:t>: Retain</w:t>
-      </w:r>
-    </w:p>
-    <w:p>
-      <w:proofErr w:type="spellStart"/>
-      <w:r>
-        <w:t>volumeBindingMode</w:t>
-      </w:r>
-      <w:proofErr w:type="spellEnd"/>
-      <w:r>
-        <w:t>: Immediate</w:t>
+        <w:t>provisioner: k8s-sigs.io/nfs-subdir-external-provisioner</w:t>
+      </w:r>
+    </w:p>
+    <w:p>
+      <w:r>
+        <w:t>reclaimPolicy: Retain</w:t>
+      </w:r>
+    </w:p>
+    <w:p>
+      <w:r>
+        <w:t>volumeBindingMode: Immediate</w:t>
       </w:r>
     </w:p>
     <w:p>
@@ -4034,15 +4326,7 @@
     </w:p>
     <w:p>
       <w:r>
-        <w:t xml:space="preserve">  </w:t>
-      </w:r>
-      <w:proofErr w:type="spellStart"/>
-      <w:r>
-        <w:t>archiveOnDelete</w:t>
-      </w:r>
-      <w:proofErr w:type="spellEnd"/>
-      <w:r>
-        <w:t>: "false"</w:t>
+        <w:t xml:space="preserve">  archiveOnDelete: "false"</w:t>
       </w:r>
       <w:r>
         <w:br w:type="page"/>
@@ -4060,16 +4344,8 @@
           <w:lang w:val="es-ES"/>
         </w:rPr>
         <w:lastRenderedPageBreak/>
-        <w:t xml:space="preserve">Instalación de </w:t>
-      </w:r>
-      <w:proofErr w:type="spellStart"/>
-      <w:r>
-        <w:rPr>
-          <w:lang w:val="es-ES"/>
-        </w:rPr>
-        <w:t>CloudNativePG</w:t>
-      </w:r>
-      <w:proofErr w:type="spellEnd"/>
+        <w:t>Instalación de CloudNativePG</w:t>
+      </w:r>
     </w:p>
     <w:p>
       <w:pPr>
@@ -4083,21 +4359,7 @@
         <w:rPr>
           <w:lang w:val="es-ES"/>
         </w:rPr>
-        <w:t xml:space="preserve">Se utilizó </w:t>
-      </w:r>
-      <w:proofErr w:type="spellStart"/>
-      <w:r>
-        <w:rPr>
-          <w:lang w:val="es-ES"/>
-        </w:rPr>
-        <w:t>CloudNativePG</w:t>
-      </w:r>
-      <w:proofErr w:type="spellEnd"/>
-      <w:r>
-        <w:rPr>
-          <w:lang w:val="es-ES"/>
-        </w:rPr>
-        <w:t xml:space="preserve"> para automatizar la gestión del clúster PostgreSQL.</w:t>
+        <w:t>Se utilizó CloudNativePG para automatizar la gestión del clúster PostgreSQL.</w:t>
       </w:r>
       <w:r>
         <w:rPr>
@@ -4124,21 +4386,7 @@
           <w:lang w:val="es-ES"/>
         </w:rPr>
         <w:br/>
-        <w:t xml:space="preserve">• </w:t>
-      </w:r>
-      <w:proofErr w:type="spellStart"/>
-      <w:r>
-        <w:rPr>
-          <w:lang w:val="es-ES"/>
-        </w:rPr>
-        <w:t>Failover</w:t>
-      </w:r>
-      <w:proofErr w:type="spellEnd"/>
-      <w:r>
-        <w:rPr>
-          <w:lang w:val="es-ES"/>
-        </w:rPr>
-        <w:t xml:space="preserve"> automático</w:t>
+        <w:t>• Failover automático</w:t>
       </w:r>
       <w:r>
         <w:rPr>
@@ -4152,37 +4400,15 @@
           <w:lang w:val="es-ES"/>
         </w:rPr>
         <w:br/>
-        <w:t xml:space="preserve">• </w:t>
-      </w:r>
-      <w:proofErr w:type="spellStart"/>
-      <w:r>
-        <w:rPr>
-          <w:lang w:val="es-ES"/>
-        </w:rPr>
-        <w:t>Backups</w:t>
-      </w:r>
-      <w:proofErr w:type="spellEnd"/>
-      <w:r>
-        <w:rPr>
-          <w:lang w:val="es-ES"/>
-        </w:rPr>
-        <w:t xml:space="preserve"> automáticos</w:t>
-      </w:r>
-      <w:r>
-        <w:rPr>
-          <w:lang w:val="es-ES"/>
-        </w:rPr>
-        <w:br/>
-        <w:t xml:space="preserve">• Integración con </w:t>
-      </w:r>
-      <w:proofErr w:type="spellStart"/>
-      <w:r>
-        <w:rPr>
-          <w:lang w:val="es-ES"/>
-        </w:rPr>
-        <w:t>Kubernetes</w:t>
-      </w:r>
-      <w:proofErr w:type="spellEnd"/>
+        <w:t>• Backups automáticos</w:t>
+      </w:r>
+      <w:r>
+        <w:rPr>
+          <w:lang w:val="es-ES"/>
+        </w:rPr>
+        <w:br/>
+        <w:t>• Integración con Kubernetes</w:t>
+      </w:r>
       <w:r>
         <w:rPr>
           <w:lang w:val="es-ES"/>
@@ -4207,50 +4433,9 @@
           <w:lang w:val="es-ES"/>
         </w:rPr>
         <w:br/>
-      </w:r>
-      <w:proofErr w:type="spellStart"/>
-      <w:r>
-        <w:rPr>
-          <w:lang w:val="es-ES"/>
-        </w:rPr>
-        <w:t>kubectl</w:t>
-      </w:r>
-      <w:proofErr w:type="spellEnd"/>
-      <w:r>
-        <w:rPr>
-          <w:lang w:val="es-ES"/>
-        </w:rPr>
-        <w:t xml:space="preserve"> </w:t>
-      </w:r>
-      <w:proofErr w:type="spellStart"/>
-      <w:r>
-        <w:rPr>
-          <w:lang w:val="es-ES"/>
-        </w:rPr>
-        <w:t>apply</w:t>
-      </w:r>
-      <w:proofErr w:type="spellEnd"/>
-      <w:r>
-        <w:rPr>
-          <w:lang w:val="es-ES"/>
-        </w:rPr>
-        <w:t xml:space="preserve"> --server-</w:t>
-      </w:r>
-      <w:proofErr w:type="spellStart"/>
-      <w:r>
-        <w:rPr>
-          <w:lang w:val="es-ES"/>
-        </w:rPr>
-        <w:t>side</w:t>
-      </w:r>
-      <w:proofErr w:type="spellEnd"/>
-      <w:r>
-        <w:rPr>
-          <w:lang w:val="es-ES"/>
-        </w:rPr>
-        <w:t xml:space="preserve"> -f </w:t>
-      </w:r>
-      <w:hyperlink r:id="rId10" w:history="1">
+        <w:t xml:space="preserve">kubectl apply --server-side -f </w:t>
+      </w:r>
+      <w:hyperlink r:id="rId14" w:history="1">
         <w:r>
           <w:rPr>
             <w:rStyle w:val="Hipervnculo"/>
@@ -4293,13 +4478,8 @@
         </w:rPr>
         <w:br/>
       </w:r>
-      <w:proofErr w:type="spellStart"/>
-      <w:r>
-        <w:t>apiVersion</w:t>
-      </w:r>
-      <w:proofErr w:type="spellEnd"/>
-      <w:r>
-        <w:t>: postgresql.cnpg.io/v1</w:t>
+      <w:r>
+        <w:t>apiVersion: postgresql.cnpg.io/v1</w:t>
       </w:r>
     </w:p>
     <w:p>
@@ -4314,13 +4494,8 @@
     </w:p>
     <w:p>
       <w:r>
-        <w:t xml:space="preserve">  name: </w:t>
-      </w:r>
-      <w:proofErr w:type="spellStart"/>
-      <w:r>
-        <w:t>postgres-db</w:t>
-      </w:r>
-      <w:proofErr w:type="spellEnd"/>
+        <w:t xml:space="preserve">  name: postgres-db</w:t>
+      </w:r>
     </w:p>
     <w:p>
       <w:r>
@@ -4349,23 +4524,7 @@
     </w:p>
     <w:p>
       <w:r>
-        <w:t xml:space="preserve">    </w:t>
-      </w:r>
-      <w:proofErr w:type="spellStart"/>
-      <w:r>
-        <w:t>storageClass</w:t>
-      </w:r>
-      <w:proofErr w:type="spellEnd"/>
-      <w:r>
-        <w:t xml:space="preserve">: </w:t>
-      </w:r>
-      <w:proofErr w:type="spellStart"/>
-      <w:r>
-        <w:t>nfs</w:t>
-      </w:r>
-      <w:proofErr w:type="spellEnd"/>
-      <w:r>
-        <w:t>-dynamic</w:t>
+        <w:t xml:space="preserve">    storageClass: nfs-dynamic</w:t>
       </w:r>
     </w:p>
     <w:p>
@@ -4375,26 +4534,13 @@
     </w:p>
     <w:p>
       <w:r>
-        <w:t xml:space="preserve">    </w:t>
-      </w:r>
-      <w:proofErr w:type="spellStart"/>
-      <w:r>
-        <w:t>initdb</w:t>
-      </w:r>
-      <w:proofErr w:type="spellEnd"/>
-      <w:r>
-        <w:t>:</w:t>
-      </w:r>
-    </w:p>
-    <w:p>
-      <w:r>
-        <w:t xml:space="preserve">      database: </w:t>
-      </w:r>
-      <w:proofErr w:type="spellStart"/>
-      <w:r>
-        <w:t>hospitaldb</w:t>
-      </w:r>
-      <w:proofErr w:type="spellEnd"/>
+        <w:t xml:space="preserve">    initdb:</w:t>
+      </w:r>
+    </w:p>
+    <w:p>
+      <w:r>
+        <w:t xml:space="preserve">      database: hospitaldb</w:t>
+      </w:r>
     </w:p>
     <w:p>
       <w:r>
@@ -4414,15 +4560,7 @@
     </w:p>
     <w:p>
       <w:r>
-        <w:t xml:space="preserve">        name: </w:t>
-      </w:r>
-      <w:proofErr w:type="spellStart"/>
-      <w:r>
-        <w:t>postgres</w:t>
-      </w:r>
-      <w:proofErr w:type="spellEnd"/>
-      <w:r>
-        <w:t>-secret</w:t>
+        <w:t xml:space="preserve">        name: postgres-secret</w:t>
       </w:r>
     </w:p>
     <w:p>
@@ -4432,15 +4570,7 @@
     </w:p>
     <w:p>
       <w:r>
-        <w:t xml:space="preserve">    </w:t>
-      </w:r>
-      <w:proofErr w:type="spellStart"/>
-      <w:r>
-        <w:t>enablePodMonitor</w:t>
-      </w:r>
-      <w:proofErr w:type="spellEnd"/>
-      <w:r>
-        <w:t>: false</w:t>
+        <w:t xml:space="preserve">    enablePodMonitor: false</w:t>
       </w:r>
     </w:p>
     <w:p/>
@@ -4451,15 +4581,7 @@
     </w:p>
     <w:p>
       <w:r>
-        <w:t xml:space="preserve">    </w:t>
-      </w:r>
-      <w:proofErr w:type="spellStart"/>
-      <w:r>
-        <w:t>enablePodAntiAffinity</w:t>
-      </w:r>
-      <w:proofErr w:type="spellEnd"/>
-      <w:r>
-        <w:t xml:space="preserve">: </w:t>
+        <w:t xml:space="preserve">    enablePodAntiAffinity: </w:t>
       </w:r>
       <w:r>
         <w:t>true</w:t>
@@ -4467,146 +4589,68 @@
     </w:p>
     <w:p>
       <w:r>
-        <w:t xml:space="preserve">  </w:t>
-      </w:r>
-      <w:proofErr w:type="spellStart"/>
-      <w:r>
-        <w:t>topologySpreadConstraints</w:t>
-      </w:r>
-      <w:proofErr w:type="spellEnd"/>
-      <w:r>
-        <w:t>:</w:t>
-      </w:r>
-    </w:p>
-    <w:p>
-      <w:r>
-        <w:t xml:space="preserve">    - </w:t>
-      </w:r>
-      <w:proofErr w:type="spellStart"/>
-      <w:r>
-        <w:t>maxSkew</w:t>
-      </w:r>
-      <w:proofErr w:type="spellEnd"/>
-      <w:r>
-        <w:t>: 1</w:t>
-      </w:r>
-    </w:p>
-    <w:p>
+        <w:t xml:space="preserve">  topologySpreadConstraints:</w:t>
+      </w:r>
+    </w:p>
+    <w:p>
+      <w:r>
+        <w:t xml:space="preserve">    - maxSkew: 1</w:t>
+      </w:r>
+    </w:p>
+    <w:p>
+      <w:r>
+        <w:t xml:space="preserve">      topologyKey: kubernetes.io/hostname</w:t>
+      </w:r>
+    </w:p>
+    <w:p>
+      <w:r>
+        <w:t xml:space="preserve">      whenUnsatisfiable: </w:t>
+      </w:r>
+      <w:r>
+        <w:t>ScheduleAnyway</w:t>
+      </w:r>
+    </w:p>
+    <w:p>
+      <w:pPr>
+        <w:rPr>
+          <w:lang w:val="es-ES"/>
+        </w:rPr>
+      </w:pPr>
       <w:r>
         <w:t xml:space="preserve">      </w:t>
       </w:r>
-      <w:proofErr w:type="spellStart"/>
-      <w:r>
-        <w:t>topologyKey</w:t>
-      </w:r>
-      <w:proofErr w:type="spellEnd"/>
-      <w:r>
-        <w:t>: kubernetes.io/hostname</w:t>
-      </w:r>
-    </w:p>
-    <w:p>
-      <w:r>
-        <w:t xml:space="preserve">      </w:t>
-      </w:r>
-      <w:proofErr w:type="spellStart"/>
-      <w:r>
-        <w:t>whenUnsatisfiable</w:t>
-      </w:r>
-      <w:proofErr w:type="spellEnd"/>
-      <w:r>
-        <w:t xml:space="preserve">: </w:t>
-      </w:r>
-      <w:proofErr w:type="spellStart"/>
-      <w:r>
-        <w:t>ScheduleAnyway</w:t>
-      </w:r>
-      <w:proofErr w:type="spellEnd"/>
-    </w:p>
-    <w:p>
-      <w:pPr>
-        <w:rPr>
-          <w:lang w:val="es-ES"/>
-        </w:rPr>
-      </w:pPr>
-      <w:r>
-        <w:t xml:space="preserve">      </w:t>
-      </w:r>
-      <w:proofErr w:type="spellStart"/>
-      <w:r>
-        <w:rPr>
-          <w:lang w:val="es-ES"/>
-        </w:rPr>
-        <w:t>labelSelector</w:t>
-      </w:r>
-      <w:proofErr w:type="spellEnd"/>
-      <w:r>
-        <w:rPr>
-          <w:lang w:val="es-ES"/>
-        </w:rPr>
-        <w:t>:</w:t>
-      </w:r>
-    </w:p>
-    <w:p>
-      <w:pPr>
-        <w:rPr>
-          <w:lang w:val="es-ES"/>
-        </w:rPr>
-      </w:pPr>
-      <w:r>
-        <w:rPr>
-          <w:lang w:val="es-ES"/>
-        </w:rPr>
-        <w:t xml:space="preserve">        </w:t>
-      </w:r>
-      <w:proofErr w:type="spellStart"/>
-      <w:r>
-        <w:rPr>
-          <w:lang w:val="es-ES"/>
-        </w:rPr>
-        <w:t>matchLabels</w:t>
-      </w:r>
-      <w:proofErr w:type="spellEnd"/>
-      <w:r>
-        <w:rPr>
-          <w:lang w:val="es-ES"/>
-        </w:rPr>
-        <w:t>:</w:t>
-      </w:r>
-    </w:p>
-    <w:p>
-      <w:pPr>
-        <w:rPr>
-          <w:lang w:val="es-ES"/>
-        </w:rPr>
-      </w:pPr>
-      <w:r>
-        <w:rPr>
-          <w:lang w:val="es-ES"/>
-        </w:rPr>
-        <w:t xml:space="preserve">          cnpg.io/</w:t>
-      </w:r>
-      <w:proofErr w:type="spellStart"/>
-      <w:r>
-        <w:rPr>
-          <w:lang w:val="es-ES"/>
-        </w:rPr>
-        <w:t>cluster</w:t>
-      </w:r>
-      <w:proofErr w:type="spellEnd"/>
-      <w:r>
-        <w:rPr>
-          <w:lang w:val="es-ES"/>
-        </w:rPr>
-        <w:t xml:space="preserve">: </w:t>
-      </w:r>
-      <w:proofErr w:type="spellStart"/>
-      <w:r>
-        <w:rPr>
-          <w:lang w:val="es-ES"/>
-        </w:rPr>
-        <w:t>postgres-db</w:t>
-      </w:r>
-      <w:proofErr w:type="spellEnd"/>
+      <w:r>
+        <w:rPr>
+          <w:lang w:val="es-ES"/>
+        </w:rPr>
+        <w:t>labelSelector:</w:t>
+      </w:r>
+    </w:p>
+    <w:p>
+      <w:pPr>
+        <w:rPr>
+          <w:lang w:val="es-ES"/>
+        </w:rPr>
+      </w:pPr>
+      <w:r>
+        <w:rPr>
+          <w:lang w:val="es-ES"/>
+        </w:rPr>
+        <w:t xml:space="preserve">        matchLabels:</w:t>
+      </w:r>
+    </w:p>
+    <w:p>
+      <w:pPr>
+        <w:rPr>
+          <w:lang w:val="es-ES"/>
+        </w:rPr>
+      </w:pPr>
+      <w:r>
+        <w:rPr>
+          <w:lang w:val="es-ES"/>
+        </w:rPr>
+        <w:t xml:space="preserve">          cnpg.io/cluster: postgres-db</w:t>
+      </w:r>
     </w:p>
     <w:p>
       <w:pPr>
@@ -4654,35 +4698,7 @@
         <w:rPr>
           <w:lang w:val="es-ES"/>
         </w:rPr>
-        <w:t xml:space="preserve">Las credenciales de PostgreSQL se almacenaron mediante un recurso </w:t>
-      </w:r>
-      <w:proofErr w:type="spellStart"/>
-      <w:r>
-        <w:rPr>
-          <w:lang w:val="es-ES"/>
-        </w:rPr>
-        <w:t>Secret</w:t>
-      </w:r>
-      <w:proofErr w:type="spellEnd"/>
-      <w:r>
-        <w:rPr>
-          <w:lang w:val="es-ES"/>
-        </w:rPr>
-        <w:t xml:space="preserve"> de </w:t>
-      </w:r>
-      <w:proofErr w:type="spellStart"/>
-      <w:r>
-        <w:rPr>
-          <w:lang w:val="es-ES"/>
-        </w:rPr>
-        <w:t>Kubernetes</w:t>
-      </w:r>
-      <w:proofErr w:type="spellEnd"/>
-      <w:r>
-        <w:rPr>
-          <w:lang w:val="es-ES"/>
-        </w:rPr>
-        <w:t>.</w:t>
+        <w:t>Las credenciales de PostgreSQL se almacenaron mediante un recurso Secret de Kubernetes.</w:t>
       </w:r>
       <w:r>
         <w:rPr>
@@ -4709,13 +4725,8 @@
         </w:rPr>
         <w:br/>
       </w:r>
-      <w:proofErr w:type="spellStart"/>
-      <w:r>
-        <w:t>apiVersion</w:t>
-      </w:r>
-      <w:proofErr w:type="spellEnd"/>
-      <w:r>
-        <w:t>: v1</w:t>
+      <w:r>
+        <w:t>apiVersion: v1</w:t>
       </w:r>
       <w:r>
         <w:br/>
@@ -4799,35 +4810,7 @@
           <w:lang w:val="es-ES"/>
         </w:rPr>
         <w:br/>
-        <w:t xml:space="preserve">La gestión real de secretos se realiza mediante recursos </w:t>
-      </w:r>
-      <w:proofErr w:type="spellStart"/>
-      <w:r>
-        <w:rPr>
-          <w:lang w:val="es-ES"/>
-        </w:rPr>
-        <w:t>Secret</w:t>
-      </w:r>
-      <w:proofErr w:type="spellEnd"/>
-      <w:r>
-        <w:rPr>
-          <w:lang w:val="es-ES"/>
-        </w:rPr>
-        <w:t xml:space="preserve"> de </w:t>
-      </w:r>
-      <w:proofErr w:type="spellStart"/>
-      <w:r>
-        <w:rPr>
-          <w:lang w:val="es-ES"/>
-        </w:rPr>
-        <w:t>Kubernetes</w:t>
-      </w:r>
-      <w:proofErr w:type="spellEnd"/>
-      <w:r>
-        <w:rPr>
-          <w:lang w:val="es-ES"/>
-        </w:rPr>
-        <w:t xml:space="preserve"> y variables de entorno externas al repositorio.</w:t>
+        <w:t>La gestión real de secretos se realiza mediante recursos Secret de Kubernetes y variables de entorno externas al repositorio.</w:t>
       </w:r>
       <w:r>
         <w:rPr>
@@ -4837,12 +4820,12 @@
       </w:r>
     </w:p>
     <w:sectPr>
-      <w:headerReference w:type="even" r:id="rId11"/>
-      <w:headerReference w:type="default" r:id="rId12"/>
-      <w:footerReference w:type="even" r:id="rId13"/>
-      <w:footerReference w:type="default" r:id="rId14"/>
-      <w:headerReference w:type="first" r:id="rId15"/>
-      <w:footerReference w:type="first" r:id="rId16"/>
+      <w:headerReference w:type="even" r:id="rId15"/>
+      <w:headerReference w:type="default" r:id="rId16"/>
+      <w:footerReference w:type="even" r:id="rId17"/>
+      <w:footerReference w:type="default" r:id="rId18"/>
+      <w:headerReference w:type="first" r:id="rId19"/>
+      <w:footerReference w:type="first" r:id="rId20"/>
       <w:pgSz w:w="12240" w:h="15840"/>
       <w:pgMar w:top="1440" w:right="1800" w:bottom="1440" w:left="1800" w:header="720" w:footer="720" w:gutter="0"/>
       <w:cols w:space="720"/>
@@ -4930,13 +4913,8 @@
       <w:widowControl w:val="0"/>
     </w:pPr>
     <w:r>
-      <w:t xml:space="preserve">I.E.S. Rosa </w:t>
+      <w:t>I.E.S. Rosa Chacel</w:t>
     </w:r>
-    <w:proofErr w:type="spellStart"/>
-    <w:r>
-      <w:t>Chacel</w:t>
-    </w:r>
-    <w:proofErr w:type="spellEnd"/>
   </w:p>
 </w:ftr>
 </file>
@@ -5011,13 +4989,8 @@
       <w:ind w:right="-132"/>
     </w:pPr>
     <w:r>
-      <w:t xml:space="preserve">Plataforma escalable de gestión sanitaria en </w:t>
+      <w:t>Plataforma escalable de gestión sanitaria en Kubernetes</w:t>
     </w:r>
-    <w:proofErr w:type="spellStart"/>
-    <w:r>
-      <w:t>Kubernetes</w:t>
-    </w:r>
-    <w:proofErr w:type="spellEnd"/>
     <w:r>
       <w:tab/>
     </w:r>
@@ -5222,6 +5195,268 @@
       </w:pPr>
       <w:rPr>
         <w:rFonts w:ascii="Symbol" w:hAnsi="Symbol" w:hint="default"/>
+      </w:rPr>
+    </w:lvl>
+  </w:abstractNum>
+  <w:abstractNum w:abstractNumId="9" w15:restartNumberingAfterBreak="0">
+    <w:nsid w:val="08037B38"/>
+    <w:multiLevelType w:val="multilevel"/>
+    <w:tmpl w:val="E89AEC16"/>
+    <w:lvl w:ilvl="0">
+      <w:start w:val="1"/>
+      <w:numFmt w:val="bullet"/>
+      <w:lvlText w:val=""/>
+      <w:lvlJc w:val="left"/>
+      <w:pPr>
+        <w:tabs>
+          <w:tab w:val="num" w:pos="720"/>
+        </w:tabs>
+        <w:ind w:left="720" w:hanging="360"/>
+      </w:pPr>
+      <w:rPr>
+        <w:rFonts w:ascii="Symbol" w:hAnsi="Symbol" w:hint="default"/>
+        <w:sz w:val="20"/>
+      </w:rPr>
+    </w:lvl>
+    <w:lvl w:ilvl="1" w:tentative="1">
+      <w:start w:val="1"/>
+      <w:numFmt w:val="bullet"/>
+      <w:lvlText w:val="o"/>
+      <w:lvlJc w:val="left"/>
+      <w:pPr>
+        <w:tabs>
+          <w:tab w:val="num" w:pos="1440"/>
+        </w:tabs>
+        <w:ind w:left="1440" w:hanging="360"/>
+      </w:pPr>
+      <w:rPr>
+        <w:rFonts w:ascii="Courier New" w:hAnsi="Courier New" w:hint="default"/>
+        <w:sz w:val="20"/>
+      </w:rPr>
+    </w:lvl>
+    <w:lvl w:ilvl="2" w:tentative="1">
+      <w:start w:val="1"/>
+      <w:numFmt w:val="bullet"/>
+      <w:lvlText w:val=""/>
+      <w:lvlJc w:val="left"/>
+      <w:pPr>
+        <w:tabs>
+          <w:tab w:val="num" w:pos="2160"/>
+        </w:tabs>
+        <w:ind w:left="2160" w:hanging="360"/>
+      </w:pPr>
+      <w:rPr>
+        <w:rFonts w:ascii="Wingdings" w:hAnsi="Wingdings" w:hint="default"/>
+        <w:sz w:val="20"/>
+      </w:rPr>
+    </w:lvl>
+    <w:lvl w:ilvl="3" w:tentative="1">
+      <w:start w:val="1"/>
+      <w:numFmt w:val="bullet"/>
+      <w:lvlText w:val=""/>
+      <w:lvlJc w:val="left"/>
+      <w:pPr>
+        <w:tabs>
+          <w:tab w:val="num" w:pos="2880"/>
+        </w:tabs>
+        <w:ind w:left="2880" w:hanging="360"/>
+      </w:pPr>
+      <w:rPr>
+        <w:rFonts w:ascii="Wingdings" w:hAnsi="Wingdings" w:hint="default"/>
+        <w:sz w:val="20"/>
+      </w:rPr>
+    </w:lvl>
+    <w:lvl w:ilvl="4" w:tentative="1">
+      <w:start w:val="1"/>
+      <w:numFmt w:val="bullet"/>
+      <w:lvlText w:val=""/>
+      <w:lvlJc w:val="left"/>
+      <w:pPr>
+        <w:tabs>
+          <w:tab w:val="num" w:pos="3600"/>
+        </w:tabs>
+        <w:ind w:left="3600" w:hanging="360"/>
+      </w:pPr>
+      <w:rPr>
+        <w:rFonts w:ascii="Wingdings" w:hAnsi="Wingdings" w:hint="default"/>
+        <w:sz w:val="20"/>
+      </w:rPr>
+    </w:lvl>
+    <w:lvl w:ilvl="5" w:tentative="1">
+      <w:start w:val="1"/>
+      <w:numFmt w:val="bullet"/>
+      <w:lvlText w:val=""/>
+      <w:lvlJc w:val="left"/>
+      <w:pPr>
+        <w:tabs>
+          <w:tab w:val="num" w:pos="4320"/>
+        </w:tabs>
+        <w:ind w:left="4320" w:hanging="360"/>
+      </w:pPr>
+      <w:rPr>
+        <w:rFonts w:ascii="Wingdings" w:hAnsi="Wingdings" w:hint="default"/>
+        <w:sz w:val="20"/>
+      </w:rPr>
+    </w:lvl>
+    <w:lvl w:ilvl="6" w:tentative="1">
+      <w:start w:val="1"/>
+      <w:numFmt w:val="bullet"/>
+      <w:lvlText w:val=""/>
+      <w:lvlJc w:val="left"/>
+      <w:pPr>
+        <w:tabs>
+          <w:tab w:val="num" w:pos="5040"/>
+        </w:tabs>
+        <w:ind w:left="5040" w:hanging="360"/>
+      </w:pPr>
+      <w:rPr>
+        <w:rFonts w:ascii="Wingdings" w:hAnsi="Wingdings" w:hint="default"/>
+        <w:sz w:val="20"/>
+      </w:rPr>
+    </w:lvl>
+    <w:lvl w:ilvl="7" w:tentative="1">
+      <w:start w:val="1"/>
+      <w:numFmt w:val="bullet"/>
+      <w:lvlText w:val=""/>
+      <w:lvlJc w:val="left"/>
+      <w:pPr>
+        <w:tabs>
+          <w:tab w:val="num" w:pos="5760"/>
+        </w:tabs>
+        <w:ind w:left="5760" w:hanging="360"/>
+      </w:pPr>
+      <w:rPr>
+        <w:rFonts w:ascii="Wingdings" w:hAnsi="Wingdings" w:hint="default"/>
+        <w:sz w:val="20"/>
+      </w:rPr>
+    </w:lvl>
+    <w:lvl w:ilvl="8" w:tentative="1">
+      <w:start w:val="1"/>
+      <w:numFmt w:val="bullet"/>
+      <w:lvlText w:val=""/>
+      <w:lvlJc w:val="left"/>
+      <w:pPr>
+        <w:tabs>
+          <w:tab w:val="num" w:pos="6480"/>
+        </w:tabs>
+        <w:ind w:left="6480" w:hanging="360"/>
+      </w:pPr>
+      <w:rPr>
+        <w:rFonts w:ascii="Wingdings" w:hAnsi="Wingdings" w:hint="default"/>
+        <w:sz w:val="20"/>
+      </w:rPr>
+    </w:lvl>
+  </w:abstractNum>
+  <w:abstractNum w:abstractNumId="10" w15:restartNumberingAfterBreak="0">
+    <w:nsid w:val="20BC7812"/>
+    <w:multiLevelType w:val="hybridMultilevel"/>
+    <w:tmpl w:val="180E55A0"/>
+    <w:lvl w:ilvl="0" w:tplc="0C0A0001">
+      <w:start w:val="1"/>
+      <w:numFmt w:val="bullet"/>
+      <w:lvlText w:val=""/>
+      <w:lvlJc w:val="left"/>
+      <w:pPr>
+        <w:ind w:left="720" w:hanging="360"/>
+      </w:pPr>
+      <w:rPr>
+        <w:rFonts w:ascii="Symbol" w:hAnsi="Symbol" w:hint="default"/>
+      </w:rPr>
+    </w:lvl>
+    <w:lvl w:ilvl="1" w:tplc="0C0A0003" w:tentative="1">
+      <w:start w:val="1"/>
+      <w:numFmt w:val="bullet"/>
+      <w:lvlText w:val="o"/>
+      <w:lvlJc w:val="left"/>
+      <w:pPr>
+        <w:ind w:left="1440" w:hanging="360"/>
+      </w:pPr>
+      <w:rPr>
+        <w:rFonts w:ascii="Courier New" w:hAnsi="Courier New" w:cs="Courier New" w:hint="default"/>
+      </w:rPr>
+    </w:lvl>
+    <w:lvl w:ilvl="2" w:tplc="0C0A0005" w:tentative="1">
+      <w:start w:val="1"/>
+      <w:numFmt w:val="bullet"/>
+      <w:lvlText w:val=""/>
+      <w:lvlJc w:val="left"/>
+      <w:pPr>
+        <w:ind w:left="2160" w:hanging="360"/>
+      </w:pPr>
+      <w:rPr>
+        <w:rFonts w:ascii="Wingdings" w:hAnsi="Wingdings" w:hint="default"/>
+      </w:rPr>
+    </w:lvl>
+    <w:lvl w:ilvl="3" w:tplc="0C0A0001" w:tentative="1">
+      <w:start w:val="1"/>
+      <w:numFmt w:val="bullet"/>
+      <w:lvlText w:val=""/>
+      <w:lvlJc w:val="left"/>
+      <w:pPr>
+        <w:ind w:left="2880" w:hanging="360"/>
+      </w:pPr>
+      <w:rPr>
+        <w:rFonts w:ascii="Symbol" w:hAnsi="Symbol" w:hint="default"/>
+      </w:rPr>
+    </w:lvl>
+    <w:lvl w:ilvl="4" w:tplc="0C0A0003" w:tentative="1">
+      <w:start w:val="1"/>
+      <w:numFmt w:val="bullet"/>
+      <w:lvlText w:val="o"/>
+      <w:lvlJc w:val="left"/>
+      <w:pPr>
+        <w:ind w:left="3600" w:hanging="360"/>
+      </w:pPr>
+      <w:rPr>
+        <w:rFonts w:ascii="Courier New" w:hAnsi="Courier New" w:cs="Courier New" w:hint="default"/>
+      </w:rPr>
+    </w:lvl>
+    <w:lvl w:ilvl="5" w:tplc="0C0A0005" w:tentative="1">
+      <w:start w:val="1"/>
+      <w:numFmt w:val="bullet"/>
+      <w:lvlText w:val=""/>
+      <w:lvlJc w:val="left"/>
+      <w:pPr>
+        <w:ind w:left="4320" w:hanging="360"/>
+      </w:pPr>
+      <w:rPr>
+        <w:rFonts w:ascii="Wingdings" w:hAnsi="Wingdings" w:hint="default"/>
+      </w:rPr>
+    </w:lvl>
+    <w:lvl w:ilvl="6" w:tplc="0C0A0001" w:tentative="1">
+      <w:start w:val="1"/>
+      <w:numFmt w:val="bullet"/>
+      <w:lvlText w:val=""/>
+      <w:lvlJc w:val="left"/>
+      <w:pPr>
+        <w:ind w:left="5040" w:hanging="360"/>
+      </w:pPr>
+      <w:rPr>
+        <w:rFonts w:ascii="Symbol" w:hAnsi="Symbol" w:hint="default"/>
+      </w:rPr>
+    </w:lvl>
+    <w:lvl w:ilvl="7" w:tplc="0C0A0003" w:tentative="1">
+      <w:start w:val="1"/>
+      <w:numFmt w:val="bullet"/>
+      <w:lvlText w:val="o"/>
+      <w:lvlJc w:val="left"/>
+      <w:pPr>
+        <w:ind w:left="5760" w:hanging="360"/>
+      </w:pPr>
+      <w:rPr>
+        <w:rFonts w:ascii="Courier New" w:hAnsi="Courier New" w:cs="Courier New" w:hint="default"/>
+      </w:rPr>
+    </w:lvl>
+    <w:lvl w:ilvl="8" w:tplc="0C0A0005" w:tentative="1">
+      <w:start w:val="1"/>
+      <w:numFmt w:val="bullet"/>
+      <w:lvlText w:val=""/>
+      <w:lvlJc w:val="left"/>
+      <w:pPr>
+        <w:ind w:left="6480" w:hanging="360"/>
+      </w:pPr>
+      <w:rPr>
+        <w:rFonts w:ascii="Wingdings" w:hAnsi="Wingdings" w:hint="default"/>
       </w:rPr>
     </w:lvl>
   </w:abstractNum>
@@ -5251,6 +5486,12 @@
   </w:num>
   <w:num w:numId="9" w16cid:durableId="416902753">
     <w:abstractNumId w:val="0"/>
+  </w:num>
+  <w:num w:numId="10" w16cid:durableId="1357927179">
+    <w:abstractNumId w:val="9"/>
+  </w:num>
+  <w:num w:numId="11" w16cid:durableId="1491752912">
+    <w:abstractNumId w:val="10"/>
   </w:num>
 </w:numbering>
 </file>
@@ -5644,7 +5885,7 @@
   <w:style w:type="paragraph" w:default="1" w:styleId="Normal">
     <w:name w:val="Normal"/>
     <w:qFormat/>
-    <w:rsid w:val="00FC693F"/>
+    <w:rsid w:val="007D4E66"/>
   </w:style>
   <w:style w:type="paragraph" w:styleId="Ttulo1">
     <w:name w:val="heading 1"/>
@@ -5858,7 +6099,6 @@
   <w:style w:type="character" w:default="1" w:styleId="Fuentedeprrafopredeter">
     <w:name w:val="Default Paragraph Font"/>
     <w:uiPriority w:val="1"/>
-    <w:semiHidden/>
     <w:unhideWhenUsed/>
   </w:style>
   <w:style w:type="table" w:default="1" w:styleId="Tablanormal">
